--- a/БКС/Отчеты/БКС лаба6.docx
+++ b/БКС/Отчеты/БКС лаба6.docx
@@ -1028,6 +1028,9 @@
         <w:jc w:val="center"/>
       </w:pPr>
       <w:r>
+        <w:rPr>
+          <w:noProof/>
+        </w:rPr>
         <w:drawing>
           <wp:inline distT="0" distB="0" distL="0" distR="0" wp14:anchorId="77346833" wp14:editId="0DE6E877">
             <wp:extent cx="5939790" cy="615950"/>
@@ -1188,6 +1191,9 @@
         <w:jc w:val="center"/>
       </w:pPr>
       <w:r>
+        <w:rPr>
+          <w:noProof/>
+        </w:rPr>
         <w:drawing>
           <wp:inline distT="0" distB="0" distL="0" distR="0" wp14:anchorId="2613909F" wp14:editId="48B1F0EF">
             <wp:extent cx="5939790" cy="624205"/>
@@ -1375,6 +1381,7 @@
       <w:r>
         <w:rPr>
           <w:rFonts w:ascii="Times New Roman" w:hAnsi="Times New Roman" w:cs="Times New Roman"/>
+          <w:noProof/>
           <w:sz w:val="32"/>
           <w:szCs w:val="32"/>
         </w:rPr>
@@ -2061,6 +2068,7 @@
       <w:r>
         <w:rPr>
           <w:rFonts w:ascii="Times New Roman" w:hAnsi="Times New Roman" w:cs="Times New Roman"/>
+          <w:noProof/>
           <w:sz w:val="32"/>
           <w:szCs w:val="32"/>
         </w:rPr>
@@ -2250,6 +2258,7 @@
       <w:r>
         <w:rPr>
           <w:rFonts w:ascii="Times New Roman" w:hAnsi="Times New Roman" w:cs="Times New Roman"/>
+          <w:noProof/>
           <w:sz w:val="28"/>
           <w:szCs w:val="28"/>
         </w:rPr>
@@ -2327,6 +2336,7 @@
       <w:r>
         <w:rPr>
           <w:rFonts w:ascii="Times New Roman" w:hAnsi="Times New Roman" w:cs="Times New Roman"/>
+          <w:noProof/>
           <w:sz w:val="32"/>
           <w:szCs w:val="32"/>
         </w:rPr>
@@ -2494,6 +2504,7 @@
       <w:r>
         <w:rPr>
           <w:rFonts w:ascii="Times New Roman" w:hAnsi="Times New Roman" w:cs="Times New Roman"/>
+          <w:noProof/>
           <w:sz w:val="28"/>
           <w:szCs w:val="28"/>
         </w:rPr>
@@ -2571,6 +2582,7 @@
       <w:r>
         <w:rPr>
           <w:rFonts w:ascii="Times New Roman" w:hAnsi="Times New Roman" w:cs="Times New Roman"/>
+          <w:noProof/>
           <w:sz w:val="32"/>
           <w:szCs w:val="32"/>
         </w:rPr>
@@ -2738,6 +2750,7 @@
       <w:r>
         <w:rPr>
           <w:rFonts w:ascii="Times New Roman" w:hAnsi="Times New Roman" w:cs="Times New Roman"/>
+          <w:noProof/>
           <w:sz w:val="28"/>
           <w:szCs w:val="28"/>
         </w:rPr>
@@ -2815,6 +2828,7 @@
       <w:r>
         <w:rPr>
           <w:rFonts w:ascii="Times New Roman" w:hAnsi="Times New Roman" w:cs="Times New Roman"/>
+          <w:noProof/>
           <w:sz w:val="32"/>
           <w:szCs w:val="32"/>
         </w:rPr>
@@ -3071,6 +3085,7 @@
       <w:r>
         <w:rPr>
           <w:rFonts w:ascii="Times New Roman" w:hAnsi="Times New Roman" w:cs="Times New Roman"/>
+          <w:noProof/>
           <w:sz w:val="32"/>
           <w:szCs w:val="32"/>
         </w:rPr>
@@ -3238,6 +3253,7 @@
       <w:r>
         <w:rPr>
           <w:rFonts w:ascii="Times New Roman" w:hAnsi="Times New Roman" w:cs="Times New Roman"/>
+          <w:noProof/>
           <w:sz w:val="28"/>
           <w:szCs w:val="28"/>
         </w:rPr>
@@ -3472,6 +3488,7 @@
       <w:r>
         <w:rPr>
           <w:rFonts w:ascii="Times New Roman" w:hAnsi="Times New Roman" w:cs="Times New Roman"/>
+          <w:noProof/>
           <w:sz w:val="28"/>
           <w:szCs w:val="28"/>
         </w:rPr>
@@ -3730,6 +3747,7 @@
       <w:r>
         <w:rPr>
           <w:rFonts w:ascii="Times New Roman" w:hAnsi="Times New Roman" w:cs="Times New Roman"/>
+          <w:noProof/>
           <w:sz w:val="28"/>
           <w:szCs w:val="28"/>
         </w:rPr>
@@ -3830,6 +3848,7 @@
       <w:r>
         <w:rPr>
           <w:rFonts w:ascii="Times New Roman" w:hAnsi="Times New Roman" w:cs="Times New Roman"/>
+          <w:noProof/>
           <w:sz w:val="24"/>
           <w:szCs w:val="24"/>
         </w:rPr>
@@ -3997,6 +4016,7 @@
       <w:r>
         <w:rPr>
           <w:rFonts w:ascii="Times New Roman" w:hAnsi="Times New Roman" w:cs="Times New Roman"/>
+          <w:noProof/>
           <w:sz w:val="28"/>
           <w:szCs w:val="28"/>
         </w:rPr>
@@ -4608,6 +4628,7 @@
       <w:r>
         <w:rPr>
           <w:rFonts w:ascii="Times New Roman" w:hAnsi="Times New Roman" w:cs="Times New Roman"/>
+          <w:noProof/>
           <w:sz w:val="28"/>
           <w:szCs w:val="28"/>
         </w:rPr>
@@ -4685,6 +4706,7 @@
       <w:r>
         <w:rPr>
           <w:rFonts w:ascii="Times New Roman" w:hAnsi="Times New Roman" w:cs="Times New Roman"/>
+          <w:noProof/>
           <w:sz w:val="24"/>
           <w:szCs w:val="24"/>
         </w:rPr>
@@ -4874,6 +4896,7 @@
       <w:r>
         <w:rPr>
           <w:rFonts w:ascii="Times New Roman" w:hAnsi="Times New Roman" w:cs="Times New Roman"/>
+          <w:noProof/>
           <w:sz w:val="28"/>
           <w:szCs w:val="28"/>
         </w:rPr>
@@ -4952,6 +4975,7 @@
       <w:r>
         <w:rPr>
           <w:rFonts w:ascii="Times New Roman" w:hAnsi="Times New Roman" w:cs="Times New Roman"/>
+          <w:noProof/>
           <w:sz w:val="24"/>
           <w:szCs w:val="24"/>
         </w:rPr>
@@ -5141,6 +5165,7 @@
       <w:r>
         <w:rPr>
           <w:rFonts w:ascii="Times New Roman" w:hAnsi="Times New Roman" w:cs="Times New Roman"/>
+          <w:noProof/>
           <w:sz w:val="28"/>
           <w:szCs w:val="28"/>
         </w:rPr>
@@ -5218,6 +5243,7 @@
       <w:r>
         <w:rPr>
           <w:rFonts w:ascii="Times New Roman" w:hAnsi="Times New Roman" w:cs="Times New Roman"/>
+          <w:noProof/>
           <w:sz w:val="24"/>
           <w:szCs w:val="24"/>
         </w:rPr>
@@ -5407,6 +5433,7 @@
       <w:r>
         <w:rPr>
           <w:rFonts w:ascii="Times New Roman" w:hAnsi="Times New Roman" w:cs="Times New Roman"/>
+          <w:noProof/>
           <w:sz w:val="28"/>
           <w:szCs w:val="28"/>
         </w:rPr>
@@ -5484,6 +5511,7 @@
       <w:r>
         <w:rPr>
           <w:rFonts w:ascii="Times New Roman" w:hAnsi="Times New Roman" w:cs="Times New Roman"/>
+          <w:noProof/>
           <w:sz w:val="32"/>
           <w:szCs w:val="32"/>
         </w:rPr>
@@ -5673,6 +5701,7 @@
       <w:r>
         <w:rPr>
           <w:rFonts w:ascii="Times New Roman" w:hAnsi="Times New Roman" w:cs="Times New Roman"/>
+          <w:noProof/>
           <w:sz w:val="28"/>
           <w:szCs w:val="28"/>
         </w:rPr>
@@ -6351,6 +6380,7 @@
       <w:r>
         <w:rPr>
           <w:rFonts w:ascii="Times New Roman" w:hAnsi="Times New Roman" w:cs="Times New Roman"/>
+          <w:noProof/>
           <w:sz w:val="28"/>
           <w:szCs w:val="28"/>
         </w:rPr>
@@ -6428,6 +6458,7 @@
       <w:r>
         <w:rPr>
           <w:rFonts w:ascii="Times New Roman" w:hAnsi="Times New Roman" w:cs="Times New Roman"/>
+          <w:noProof/>
           <w:sz w:val="24"/>
           <w:szCs w:val="24"/>
         </w:rPr>
@@ -6617,6 +6648,7 @@
       <w:r>
         <w:rPr>
           <w:rFonts w:ascii="Times New Roman" w:hAnsi="Times New Roman" w:cs="Times New Roman"/>
+          <w:noProof/>
           <w:sz w:val="28"/>
           <w:szCs w:val="28"/>
         </w:rPr>
@@ -6694,6 +6726,7 @@
       <w:r>
         <w:rPr>
           <w:rFonts w:ascii="Times New Roman" w:hAnsi="Times New Roman" w:cs="Times New Roman"/>
+          <w:noProof/>
           <w:sz w:val="24"/>
           <w:szCs w:val="24"/>
         </w:rPr>
@@ -6883,6 +6916,7 @@
       <w:r>
         <w:rPr>
           <w:rFonts w:ascii="Times New Roman" w:hAnsi="Times New Roman" w:cs="Times New Roman"/>
+          <w:noProof/>
           <w:sz w:val="28"/>
           <w:szCs w:val="28"/>
         </w:rPr>
@@ -6961,6 +6995,7 @@
       <w:r>
         <w:rPr>
           <w:rFonts w:ascii="Times New Roman" w:hAnsi="Times New Roman" w:cs="Times New Roman"/>
+          <w:noProof/>
           <w:sz w:val="24"/>
           <w:szCs w:val="24"/>
         </w:rPr>
@@ -7150,6 +7185,7 @@
       <w:r>
         <w:rPr>
           <w:rFonts w:ascii="Times New Roman" w:hAnsi="Times New Roman" w:cs="Times New Roman"/>
+          <w:noProof/>
           <w:sz w:val="28"/>
           <w:szCs w:val="28"/>
         </w:rPr>
@@ -7227,6 +7263,7 @@
       <w:r>
         <w:rPr>
           <w:rFonts w:ascii="Times New Roman" w:hAnsi="Times New Roman" w:cs="Times New Roman"/>
+          <w:noProof/>
           <w:sz w:val="32"/>
           <w:szCs w:val="32"/>
         </w:rPr>
@@ -7416,6 +7453,7 @@
       <w:r>
         <w:rPr>
           <w:rFonts w:ascii="Times New Roman" w:hAnsi="Times New Roman" w:cs="Times New Roman"/>
+          <w:noProof/>
           <w:sz w:val="28"/>
           <w:szCs w:val="28"/>
         </w:rPr>
@@ -7543,7 +7581,23 @@
           <w:sz w:val="28"/>
           <w:szCs w:val="28"/>
         </w:rPr>
-        <w:t xml:space="preserve">Возьмём сеть 10.11.0.0/16, разделим её на </w:t>
+        <w:t>Возьмём сеть 10.</w:t>
+      </w:r>
+      <w:r>
+        <w:rPr>
+          <w:rFonts w:ascii="Times New Roman" w:hAnsi="Times New Roman" w:cs="Times New Roman"/>
+          <w:sz w:val="28"/>
+          <w:szCs w:val="28"/>
+        </w:rPr>
+        <w:t>22</w:t>
+      </w:r>
+      <w:r>
+        <w:rPr>
+          <w:rFonts w:ascii="Times New Roman" w:hAnsi="Times New Roman" w:cs="Times New Roman"/>
+          <w:sz w:val="28"/>
+          <w:szCs w:val="28"/>
+        </w:rPr>
+        <w:t xml:space="preserve">.0.0/16, разделим её на </w:t>
       </w:r>
       <w:r>
         <w:rPr>
@@ -7813,6 +7867,9 @@
         <w:jc w:val="center"/>
       </w:pPr>
       <w:r>
+        <w:rPr>
+          <w:noProof/>
+        </w:rPr>
         <w:drawing>
           <wp:inline distT="0" distB="0" distL="0" distR="0" wp14:anchorId="1E5BB88E" wp14:editId="0206D616">
             <wp:extent cx="5939790" cy="717550"/>
@@ -7999,6 +8056,7 @@
       <w:r>
         <w:rPr>
           <w:rFonts w:ascii="Times New Roman" w:hAnsi="Times New Roman" w:cs="Times New Roman"/>
+          <w:noProof/>
           <w:sz w:val="28"/>
           <w:szCs w:val="28"/>
         </w:rPr>
@@ -8076,6 +8134,7 @@
       <w:r>
         <w:rPr>
           <w:rFonts w:ascii="Times New Roman" w:hAnsi="Times New Roman" w:cs="Times New Roman"/>
+          <w:noProof/>
           <w:sz w:val="24"/>
           <w:szCs w:val="24"/>
         </w:rPr>
@@ -8276,6 +8335,7 @@
       <w:r>
         <w:rPr>
           <w:rFonts w:ascii="Times New Roman" w:hAnsi="Times New Roman" w:cs="Times New Roman"/>
+          <w:noProof/>
           <w:sz w:val="28"/>
           <w:szCs w:val="28"/>
         </w:rPr>
@@ -8346,6 +8406,9 @@
         <w:jc w:val="center"/>
       </w:pPr>
       <w:r>
+        <w:rPr>
+          <w:noProof/>
+        </w:rPr>
         <w:drawing>
           <wp:inline distT="0" distB="0" distL="0" distR="0" wp14:anchorId="75204EC5" wp14:editId="14991995">
             <wp:extent cx="5939790" cy="708025"/>
@@ -8543,6 +8606,7 @@
       <w:r>
         <w:rPr>
           <w:rFonts w:ascii="Times New Roman" w:hAnsi="Times New Roman" w:cs="Times New Roman"/>
+          <w:noProof/>
           <w:sz w:val="28"/>
           <w:szCs w:val="28"/>
         </w:rPr>
@@ -8620,6 +8684,7 @@
       <w:r>
         <w:rPr>
           <w:rFonts w:ascii="Times New Roman" w:hAnsi="Times New Roman" w:cs="Times New Roman"/>
+          <w:noProof/>
           <w:sz w:val="24"/>
           <w:szCs w:val="24"/>
         </w:rPr>
@@ -8820,6 +8885,7 @@
       <w:r>
         <w:rPr>
           <w:rFonts w:ascii="Times New Roman" w:hAnsi="Times New Roman" w:cs="Times New Roman"/>
+          <w:noProof/>
           <w:sz w:val="28"/>
           <w:szCs w:val="28"/>
         </w:rPr>
@@ -8898,6 +8964,7 @@
       <w:r>
         <w:rPr>
           <w:rFonts w:ascii="Times New Roman" w:hAnsi="Times New Roman" w:cs="Times New Roman"/>
+          <w:noProof/>
           <w:sz w:val="24"/>
           <w:szCs w:val="24"/>
         </w:rPr>
@@ -9109,6 +9176,7 @@
       <w:r>
         <w:rPr>
           <w:rFonts w:ascii="Times New Roman" w:hAnsi="Times New Roman" w:cs="Times New Roman"/>
+          <w:noProof/>
           <w:sz w:val="28"/>
           <w:szCs w:val="28"/>
         </w:rPr>
@@ -9645,7 +9713,55 @@
           <w:sz w:val="28"/>
           <w:szCs w:val="28"/>
         </w:rPr>
-        <w:t>Возьмём сеть 10.11.0.0/16, разделим её на подсети так, чтобы в каждой было по 10 узлов и укажем их диапазоны. Из маски подсети следует, что 10.11 – сетевая часть, а 0.0 – узловая.</w:t>
+        <w:t>Возьмём сеть 10.</w:t>
+      </w:r>
+      <w:r>
+        <w:rPr>
+          <w:rFonts w:ascii="Times New Roman" w:hAnsi="Times New Roman" w:cs="Times New Roman"/>
+          <w:sz w:val="28"/>
+          <w:szCs w:val="28"/>
+        </w:rPr>
+        <w:t>17</w:t>
+      </w:r>
+      <w:r>
+        <w:rPr>
+          <w:rFonts w:ascii="Times New Roman" w:hAnsi="Times New Roman" w:cs="Times New Roman"/>
+          <w:sz w:val="28"/>
+          <w:szCs w:val="28"/>
+        </w:rPr>
+        <w:t xml:space="preserve">.0.0/16, разделим её на подсети так, чтобы в каждой было по </w:t>
+      </w:r>
+      <w:r>
+        <w:rPr>
+          <w:rFonts w:ascii="Times New Roman" w:hAnsi="Times New Roman" w:cs="Times New Roman"/>
+          <w:sz w:val="28"/>
+          <w:szCs w:val="28"/>
+        </w:rPr>
+        <w:t>65</w:t>
+      </w:r>
+      <w:r>
+        <w:rPr>
+          <w:rFonts w:ascii="Times New Roman" w:hAnsi="Times New Roman" w:cs="Times New Roman"/>
+          <w:sz w:val="28"/>
+          <w:szCs w:val="28"/>
+        </w:rPr>
+        <w:t xml:space="preserve"> узлов и укажем их диапазоны. Из маски подсети следует, что 10.1</w:t>
+      </w:r>
+      <w:r>
+        <w:rPr>
+          <w:rFonts w:ascii="Times New Roman" w:hAnsi="Times New Roman" w:cs="Times New Roman"/>
+          <w:sz w:val="28"/>
+          <w:szCs w:val="28"/>
+        </w:rPr>
+        <w:t>7</w:t>
+      </w:r>
+      <w:r>
+        <w:rPr>
+          <w:rFonts w:ascii="Times New Roman" w:hAnsi="Times New Roman" w:cs="Times New Roman"/>
+          <w:sz w:val="28"/>
+          <w:szCs w:val="28"/>
+        </w:rPr>
+        <w:t xml:space="preserve"> – сетевая часть, а 0.0 – узловая.</w:t>
       </w:r>
     </w:p>
     <w:p>
@@ -9725,7 +9841,23 @@
           <w:sz w:val="28"/>
           <w:szCs w:val="28"/>
         </w:rPr>
-        <w:t xml:space="preserve"> n = 4, так как 2</w:t>
+        <w:t xml:space="preserve"> n = </w:t>
+      </w:r>
+      <w:r>
+        <w:rPr>
+          <w:rFonts w:ascii="Times New Roman" w:hAnsi="Times New Roman" w:cs="Times New Roman"/>
+          <w:sz w:val="28"/>
+          <w:szCs w:val="28"/>
+        </w:rPr>
+        <w:t>6</w:t>
+      </w:r>
+      <w:r>
+        <w:rPr>
+          <w:rFonts w:ascii="Times New Roman" w:hAnsi="Times New Roman" w:cs="Times New Roman"/>
+          <w:sz w:val="28"/>
+          <w:szCs w:val="28"/>
+        </w:rPr>
+        <w:t>, так как 2</w:t>
       </w:r>
       <w:r>
         <w:rPr>
@@ -9734,15 +9866,23 @@
           <w:szCs w:val="28"/>
           <w:vertAlign w:val="superscript"/>
         </w:rPr>
-        <w:t>4</w:t>
-      </w:r>
-      <w:r>
-        <w:rPr>
-          <w:rFonts w:ascii="Times New Roman" w:hAnsi="Times New Roman" w:cs="Times New Roman"/>
-          <w:sz w:val="28"/>
-          <w:szCs w:val="28"/>
-        </w:rPr>
-        <w:t xml:space="preserve"> - 2 = 14</w:t>
+        <w:t>6</w:t>
+      </w:r>
+      <w:r>
+        <w:rPr>
+          <w:rFonts w:ascii="Times New Roman" w:hAnsi="Times New Roman" w:cs="Times New Roman"/>
+          <w:sz w:val="28"/>
+          <w:szCs w:val="28"/>
+        </w:rPr>
+        <w:t xml:space="preserve"> - 2 = </w:t>
+      </w:r>
+      <w:r>
+        <w:rPr>
+          <w:rFonts w:ascii="Times New Roman" w:hAnsi="Times New Roman" w:cs="Times New Roman"/>
+          <w:sz w:val="28"/>
+          <w:szCs w:val="28"/>
+        </w:rPr>
+        <w:t>126</w:t>
       </w:r>
     </w:p>
     <w:p>
@@ -9770,15 +9910,56 @@
           <w:szCs w:val="28"/>
           <w:vertAlign w:val="superscript"/>
         </w:rPr>
-        <w:t>12</w:t>
-      </w:r>
-      <w:r>
-        <w:rPr>
-          <w:rFonts w:ascii="Times New Roman" w:hAnsi="Times New Roman" w:cs="Times New Roman"/>
-          <w:sz w:val="28"/>
-          <w:szCs w:val="28"/>
-        </w:rPr>
-        <w:t xml:space="preserve"> = 4096 подсетей по 14 узлов в каждой</w:t>
+        <w:t>1</w:t>
+      </w:r>
+      <w:r>
+        <w:rPr>
+          <w:rFonts w:ascii="Times New Roman" w:hAnsi="Times New Roman" w:cs="Times New Roman"/>
+          <w:sz w:val="28"/>
+          <w:szCs w:val="28"/>
+          <w:vertAlign w:val="superscript"/>
+        </w:rPr>
+        <w:t>0</w:t>
+      </w:r>
+      <w:r>
+        <w:rPr>
+          <w:rFonts w:ascii="Times New Roman" w:hAnsi="Times New Roman" w:cs="Times New Roman"/>
+          <w:sz w:val="28"/>
+          <w:szCs w:val="28"/>
+        </w:rPr>
+        <w:t xml:space="preserve"> = </w:t>
+      </w:r>
+      <w:r>
+        <w:rPr>
+          <w:rFonts w:ascii="Times New Roman" w:hAnsi="Times New Roman" w:cs="Times New Roman"/>
+          <w:sz w:val="28"/>
+          <w:szCs w:val="28"/>
+        </w:rPr>
+        <w:t>1024</w:t>
+      </w:r>
+      <w:r>
+        <w:rPr>
+          <w:rFonts w:ascii="Times New Roman" w:hAnsi="Times New Roman" w:cs="Times New Roman"/>
+          <w:sz w:val="28"/>
+          <w:szCs w:val="28"/>
+        </w:rPr>
+        <w:t xml:space="preserve"> подсетей по </w:t>
+      </w:r>
+      <w:r>
+        <w:rPr>
+          <w:rFonts w:ascii="Times New Roman" w:hAnsi="Times New Roman" w:cs="Times New Roman"/>
+          <w:sz w:val="28"/>
+          <w:szCs w:val="28"/>
+        </w:rPr>
+        <w:t>126</w:t>
+      </w:r>
+      <w:r>
+        <w:rPr>
+          <w:rFonts w:ascii="Times New Roman" w:hAnsi="Times New Roman" w:cs="Times New Roman"/>
+          <w:sz w:val="28"/>
+          <w:szCs w:val="28"/>
+        </w:rPr>
+        <w:t xml:space="preserve"> узлов в каждой</w:t>
       </w:r>
       <w:r>
         <w:rPr>
@@ -9804,7 +9985,31 @@
           <w:sz w:val="28"/>
           <w:szCs w:val="28"/>
         </w:rPr>
-        <w:t>Исходя из этого маска подсети изменилась: /16+8+4=/28</w:t>
+        <w:t>Исходя из этого маска подсети изменилась: /16+8+</w:t>
+      </w:r>
+      <w:r>
+        <w:rPr>
+          <w:rFonts w:ascii="Times New Roman" w:hAnsi="Times New Roman" w:cs="Times New Roman"/>
+          <w:sz w:val="28"/>
+          <w:szCs w:val="28"/>
+        </w:rPr>
+        <w:t>2</w:t>
+      </w:r>
+      <w:r>
+        <w:rPr>
+          <w:rFonts w:ascii="Times New Roman" w:hAnsi="Times New Roman" w:cs="Times New Roman"/>
+          <w:sz w:val="28"/>
+          <w:szCs w:val="28"/>
+        </w:rPr>
+        <w:t>=/2</w:t>
+      </w:r>
+      <w:r>
+        <w:rPr>
+          <w:rFonts w:ascii="Times New Roman" w:hAnsi="Times New Roman" w:cs="Times New Roman"/>
+          <w:sz w:val="28"/>
+          <w:szCs w:val="28"/>
+        </w:rPr>
+        <w:t>6</w:t>
       </w:r>
     </w:p>
     <w:p>
@@ -9831,15 +10036,14 @@
       <w:r>
         <w:rPr>
           <w:rFonts w:ascii="Times New Roman" w:hAnsi="Times New Roman" w:cs="Times New Roman"/>
-          <w:noProof/>
           <w:sz w:val="24"/>
           <w:szCs w:val="24"/>
         </w:rPr>
         <w:drawing>
-          <wp:inline distT="0" distB="0" distL="0" distR="0" wp14:anchorId="1F1C0427" wp14:editId="29804422">
-            <wp:extent cx="6120000" cy="683053"/>
-            <wp:effectExtent l="0" t="0" r="0" b="3175"/>
-            <wp:docPr id="495416442" name="Рисунок 62"/>
+          <wp:inline distT="0" distB="0" distL="0" distR="0" wp14:anchorId="7735857B" wp14:editId="5B1334F6">
+            <wp:extent cx="5939790" cy="698500"/>
+            <wp:effectExtent l="0" t="0" r="3810" b="6350"/>
+            <wp:docPr id="2" name="Рисунок 2"/>
             <wp:cNvGraphicFramePr>
               <a:graphicFrameLocks xmlns:a="http://schemas.openxmlformats.org/drawingml/2006/main" noChangeAspect="1"/>
             </wp:cNvGraphicFramePr>
@@ -9847,36 +10051,23 @@
               <a:graphicData uri="http://schemas.openxmlformats.org/drawingml/2006/picture">
                 <pic:pic xmlns:pic="http://schemas.openxmlformats.org/drawingml/2006/picture">
                   <pic:nvPicPr>
-                    <pic:cNvPr id="0" name="Picture 62"/>
-                    <pic:cNvPicPr>
-                      <a:picLocks noChangeAspect="1" noChangeArrowheads="1"/>
-                    </pic:cNvPicPr>
+                    <pic:cNvPr id="1" name=""/>
+                    <pic:cNvPicPr/>
                   </pic:nvPicPr>
                   <pic:blipFill>
-                    <a:blip r:embed="rId47">
-                      <a:extLst>
-                        <a:ext uri="{28A0092B-C50C-407E-A947-70E740481C1C}">
-                          <a14:useLocalDpi xmlns:a14="http://schemas.microsoft.com/office/drawing/2010/main" val="0"/>
-                        </a:ext>
-                      </a:extLst>
-                    </a:blip>
-                    <a:srcRect/>
+                    <a:blip r:embed="rId47"/>
                     <a:stretch>
                       <a:fillRect/>
                     </a:stretch>
                   </pic:blipFill>
-                  <pic:spPr bwMode="auto">
+                  <pic:spPr>
                     <a:xfrm>
                       <a:off x="0" y="0"/>
-                      <a:ext cx="6120000" cy="683053"/>
+                      <a:ext cx="5939790" cy="698500"/>
                     </a:xfrm>
                     <a:prstGeom prst="rect">
                       <a:avLst/>
                     </a:prstGeom>
-                    <a:noFill/>
-                    <a:ln>
-                      <a:noFill/>
-                    </a:ln>
                   </pic:spPr>
                 </pic:pic>
               </a:graphicData>
@@ -10007,7 +10198,29 @@
           <w:sz w:val="24"/>
           <w:szCs w:val="24"/>
         </w:rPr>
-        <w:t xml:space="preserve"> (/28)</w:t>
+        <w:t xml:space="preserve"> (/2</w:t>
+      </w:r>
+      <w:r>
+        <w:rPr>
+          <w:rFonts w:ascii="Times New Roman" w:hAnsi="Times New Roman" w:cs="Times New Roman"/>
+          <w:i w:val="0"/>
+          <w:iCs w:val="0"/>
+          <w:color w:val="auto"/>
+          <w:sz w:val="24"/>
+          <w:szCs w:val="24"/>
+        </w:rPr>
+        <w:t>6</w:t>
+      </w:r>
+      <w:r>
+        <w:rPr>
+          <w:rFonts w:ascii="Times New Roman" w:hAnsi="Times New Roman" w:cs="Times New Roman"/>
+          <w:i w:val="0"/>
+          <w:iCs w:val="0"/>
+          <w:color w:val="auto"/>
+          <w:sz w:val="24"/>
+          <w:szCs w:val="24"/>
+        </w:rPr>
+        <w:t>)</w:t>
       </w:r>
     </w:p>
     <w:p>
@@ -10064,13 +10277,15 @@
       </w:pPr>
       <w:r>
         <w:rPr>
-          <w:noProof/>
+          <w:rFonts w:ascii="Times New Roman" w:hAnsi="Times New Roman" w:cs="Times New Roman"/>
+          <w:sz w:val="28"/>
+          <w:szCs w:val="28"/>
         </w:rPr>
         <w:drawing>
-          <wp:inline distT="0" distB="0" distL="0" distR="0" wp14:anchorId="5752621B" wp14:editId="7693B22A">
-            <wp:extent cx="3467100" cy="809625"/>
-            <wp:effectExtent l="0" t="0" r="0" b="9525"/>
-            <wp:docPr id="2044845580" name="Рисунок 63"/>
+          <wp:inline distT="0" distB="0" distL="0" distR="0" wp14:anchorId="6643EC0B" wp14:editId="56C34CFE">
+            <wp:extent cx="4058216" cy="1143160"/>
+            <wp:effectExtent l="0" t="0" r="0" b="0"/>
+            <wp:docPr id="59" name="Рисунок 59"/>
             <wp:cNvGraphicFramePr>
               <a:graphicFrameLocks xmlns:a="http://schemas.openxmlformats.org/drawingml/2006/main" noChangeAspect="1"/>
             </wp:cNvGraphicFramePr>
@@ -10078,36 +10293,23 @@
               <a:graphicData uri="http://schemas.openxmlformats.org/drawingml/2006/picture">
                 <pic:pic xmlns:pic="http://schemas.openxmlformats.org/drawingml/2006/picture">
                   <pic:nvPicPr>
-                    <pic:cNvPr id="0" name="Picture 63"/>
-                    <pic:cNvPicPr>
-                      <a:picLocks noChangeAspect="1" noChangeArrowheads="1"/>
-                    </pic:cNvPicPr>
+                    <pic:cNvPr id="1" name=""/>
+                    <pic:cNvPicPr/>
                   </pic:nvPicPr>
                   <pic:blipFill>
-                    <a:blip r:embed="rId48">
-                      <a:extLst>
-                        <a:ext uri="{28A0092B-C50C-407E-A947-70E740481C1C}">
-                          <a14:useLocalDpi xmlns:a14="http://schemas.microsoft.com/office/drawing/2010/main" val="0"/>
-                        </a:ext>
-                      </a:extLst>
-                    </a:blip>
-                    <a:srcRect/>
+                    <a:blip r:embed="rId48"/>
                     <a:stretch>
                       <a:fillRect/>
                     </a:stretch>
                   </pic:blipFill>
-                  <pic:spPr bwMode="auto">
+                  <pic:spPr>
                     <a:xfrm>
                       <a:off x="0" y="0"/>
-                      <a:ext cx="3467100" cy="809625"/>
+                      <a:ext cx="4058216" cy="1143160"/>
                     </a:xfrm>
                     <a:prstGeom prst="rect">
                       <a:avLst/>
                     </a:prstGeom>
-                    <a:noFill/>
-                    <a:ln>
-                      <a:noFill/>
-                    </a:ln>
                   </pic:spPr>
                 </pic:pic>
               </a:graphicData>
@@ -10118,6 +10320,28 @@
     </w:p>
     <w:p>
       <w:pPr>
+        <w:spacing w:before="120" w:after="0" w:line="240" w:lineRule="auto"/>
+        <w:rPr>
+          <w:rFonts w:ascii="Times New Roman" w:hAnsi="Times New Roman" w:cs="Times New Roman"/>
+          <w:b/>
+          <w:bCs/>
+          <w:sz w:val="28"/>
+          <w:szCs w:val="28"/>
+        </w:rPr>
+      </w:pPr>
+      <w:r>
+        <w:rPr>
+          <w:rFonts w:ascii="Times New Roman" w:hAnsi="Times New Roman" w:cs="Times New Roman"/>
+          <w:b/>
+          <w:bCs/>
+          <w:sz w:val="28"/>
+          <w:szCs w:val="28"/>
+        </w:rPr>
+        <w:br w:type="page"/>
+      </w:r>
+    </w:p>
+    <w:p>
+      <w:pPr>
         <w:spacing w:after="120"/>
         <w:jc w:val="both"/>
         <w:rPr>
@@ -10136,6 +10360,7 @@
           <w:sz w:val="28"/>
           <w:szCs w:val="28"/>
         </w:rPr>
+        <w:lastRenderedPageBreak/>
         <w:t>2 подсеть:</w:t>
       </w:r>
     </w:p>
@@ -10151,13 +10376,15 @@
       </w:pPr>
       <w:r>
         <w:rPr>
-          <w:noProof/>
+          <w:rFonts w:ascii="Times New Roman" w:hAnsi="Times New Roman" w:cs="Times New Roman"/>
+          <w:sz w:val="28"/>
+          <w:szCs w:val="28"/>
         </w:rPr>
         <w:drawing>
-          <wp:inline distT="0" distB="0" distL="0" distR="0" wp14:anchorId="7D8236B8" wp14:editId="7DD633FE">
-            <wp:extent cx="3467100" cy="809625"/>
-            <wp:effectExtent l="0" t="0" r="0" b="9525"/>
-            <wp:docPr id="1467646563" name="Рисунок 64"/>
+          <wp:inline distT="0" distB="0" distL="0" distR="0" wp14:anchorId="44C7FFE8" wp14:editId="47B14923">
+            <wp:extent cx="4067743" cy="1133633"/>
+            <wp:effectExtent l="0" t="0" r="9525" b="9525"/>
+            <wp:docPr id="60" name="Рисунок 60"/>
             <wp:cNvGraphicFramePr>
               <a:graphicFrameLocks xmlns:a="http://schemas.openxmlformats.org/drawingml/2006/main" noChangeAspect="1"/>
             </wp:cNvGraphicFramePr>
@@ -10165,36 +10392,23 @@
               <a:graphicData uri="http://schemas.openxmlformats.org/drawingml/2006/picture">
                 <pic:pic xmlns:pic="http://schemas.openxmlformats.org/drawingml/2006/picture">
                   <pic:nvPicPr>
-                    <pic:cNvPr id="0" name="Picture 64"/>
-                    <pic:cNvPicPr>
-                      <a:picLocks noChangeAspect="1" noChangeArrowheads="1"/>
-                    </pic:cNvPicPr>
+                    <pic:cNvPr id="1" name=""/>
+                    <pic:cNvPicPr/>
                   </pic:nvPicPr>
                   <pic:blipFill>
-                    <a:blip r:embed="rId49">
-                      <a:extLst>
-                        <a:ext uri="{28A0092B-C50C-407E-A947-70E740481C1C}">
-                          <a14:useLocalDpi xmlns:a14="http://schemas.microsoft.com/office/drawing/2010/main" val="0"/>
-                        </a:ext>
-                      </a:extLst>
-                    </a:blip>
-                    <a:srcRect/>
+                    <a:blip r:embed="rId49"/>
                     <a:stretch>
                       <a:fillRect/>
                     </a:stretch>
                   </pic:blipFill>
-                  <pic:spPr bwMode="auto">
+                  <pic:spPr>
                     <a:xfrm>
                       <a:off x="0" y="0"/>
-                      <a:ext cx="3467100" cy="809625"/>
+                      <a:ext cx="4067743" cy="1133633"/>
                     </a:xfrm>
                     <a:prstGeom prst="rect">
                       <a:avLst/>
                     </a:prstGeom>
-                    <a:noFill/>
-                    <a:ln>
-                      <a:noFill/>
-                    </a:ln>
                   </pic:spPr>
                 </pic:pic>
               </a:graphicData>
@@ -10223,7 +10437,6 @@
           <w:sz w:val="28"/>
           <w:szCs w:val="28"/>
         </w:rPr>
-        <w:lastRenderedPageBreak/>
         <w:t>3 подсеть:</w:t>
       </w:r>
     </w:p>
@@ -10239,13 +10452,15 @@
       </w:pPr>
       <w:r>
         <w:rPr>
-          <w:noProof/>
+          <w:rFonts w:ascii="Times New Roman" w:hAnsi="Times New Roman" w:cs="Times New Roman"/>
+          <w:sz w:val="28"/>
+          <w:szCs w:val="28"/>
         </w:rPr>
         <w:drawing>
-          <wp:inline distT="0" distB="0" distL="0" distR="0" wp14:anchorId="606F59CE" wp14:editId="478EF484">
-            <wp:extent cx="3467100" cy="809625"/>
+          <wp:inline distT="0" distB="0" distL="0" distR="0" wp14:anchorId="3B05A136" wp14:editId="620656C7">
+            <wp:extent cx="4058216" cy="1133633"/>
             <wp:effectExtent l="0" t="0" r="0" b="9525"/>
-            <wp:docPr id="2076538630" name="Рисунок 65"/>
+            <wp:docPr id="61" name="Рисунок 61"/>
             <wp:cNvGraphicFramePr>
               <a:graphicFrameLocks xmlns:a="http://schemas.openxmlformats.org/drawingml/2006/main" noChangeAspect="1"/>
             </wp:cNvGraphicFramePr>
@@ -10253,36 +10468,23 @@
               <a:graphicData uri="http://schemas.openxmlformats.org/drawingml/2006/picture">
                 <pic:pic xmlns:pic="http://schemas.openxmlformats.org/drawingml/2006/picture">
                   <pic:nvPicPr>
-                    <pic:cNvPr id="0" name="Picture 65"/>
-                    <pic:cNvPicPr>
-                      <a:picLocks noChangeAspect="1" noChangeArrowheads="1"/>
-                    </pic:cNvPicPr>
+                    <pic:cNvPr id="1" name=""/>
+                    <pic:cNvPicPr/>
                   </pic:nvPicPr>
                   <pic:blipFill>
-                    <a:blip r:embed="rId50">
-                      <a:extLst>
-                        <a:ext uri="{28A0092B-C50C-407E-A947-70E740481C1C}">
-                          <a14:useLocalDpi xmlns:a14="http://schemas.microsoft.com/office/drawing/2010/main" val="0"/>
-                        </a:ext>
-                      </a:extLst>
-                    </a:blip>
-                    <a:srcRect/>
+                    <a:blip r:embed="rId50"/>
                     <a:stretch>
                       <a:fillRect/>
                     </a:stretch>
                   </pic:blipFill>
-                  <pic:spPr bwMode="auto">
+                  <pic:spPr>
                     <a:xfrm>
                       <a:off x="0" y="0"/>
-                      <a:ext cx="3467100" cy="809625"/>
+                      <a:ext cx="4058216" cy="1133633"/>
                     </a:xfrm>
                     <a:prstGeom prst="rect">
                       <a:avLst/>
                     </a:prstGeom>
-                    <a:noFill/>
-                    <a:ln>
-                      <a:noFill/>
-                    </a:ln>
                   </pic:spPr>
                 </pic:pic>
               </a:graphicData>
@@ -10326,13 +10528,15 @@
       </w:pPr>
       <w:r>
         <w:rPr>
-          <w:noProof/>
+          <w:rFonts w:ascii="Times New Roman" w:hAnsi="Times New Roman" w:cs="Times New Roman"/>
+          <w:sz w:val="28"/>
+          <w:szCs w:val="28"/>
         </w:rPr>
         <w:drawing>
-          <wp:inline distT="0" distB="0" distL="0" distR="0" wp14:anchorId="595597A8" wp14:editId="3E8198DE">
-            <wp:extent cx="3467100" cy="809625"/>
-            <wp:effectExtent l="0" t="0" r="0" b="9525"/>
-            <wp:docPr id="510898531" name="Рисунок 66"/>
+          <wp:inline distT="0" distB="0" distL="0" distR="0" wp14:anchorId="3D4E5593" wp14:editId="0135C9E4">
+            <wp:extent cx="4058216" cy="1143160"/>
+            <wp:effectExtent l="0" t="0" r="0" b="0"/>
+            <wp:docPr id="62" name="Рисунок 62"/>
             <wp:cNvGraphicFramePr>
               <a:graphicFrameLocks xmlns:a="http://schemas.openxmlformats.org/drawingml/2006/main" noChangeAspect="1"/>
             </wp:cNvGraphicFramePr>
@@ -10340,36 +10544,23 @@
               <a:graphicData uri="http://schemas.openxmlformats.org/drawingml/2006/picture">
                 <pic:pic xmlns:pic="http://schemas.openxmlformats.org/drawingml/2006/picture">
                   <pic:nvPicPr>
-                    <pic:cNvPr id="0" name="Picture 66"/>
-                    <pic:cNvPicPr>
-                      <a:picLocks noChangeAspect="1" noChangeArrowheads="1"/>
-                    </pic:cNvPicPr>
+                    <pic:cNvPr id="1" name=""/>
+                    <pic:cNvPicPr/>
                   </pic:nvPicPr>
                   <pic:blipFill>
-                    <a:blip r:embed="rId51">
-                      <a:extLst>
-                        <a:ext uri="{28A0092B-C50C-407E-A947-70E740481C1C}">
-                          <a14:useLocalDpi xmlns:a14="http://schemas.microsoft.com/office/drawing/2010/main" val="0"/>
-                        </a:ext>
-                      </a:extLst>
-                    </a:blip>
-                    <a:srcRect/>
+                    <a:blip r:embed="rId51"/>
                     <a:stretch>
                       <a:fillRect/>
                     </a:stretch>
                   </pic:blipFill>
-                  <pic:spPr bwMode="auto">
+                  <pic:spPr>
                     <a:xfrm>
                       <a:off x="0" y="0"/>
-                      <a:ext cx="3467100" cy="809625"/>
+                      <a:ext cx="4058216" cy="1143160"/>
                     </a:xfrm>
                     <a:prstGeom prst="rect">
                       <a:avLst/>
                     </a:prstGeom>
-                    <a:noFill/>
-                    <a:ln>
-                      <a:noFill/>
-                    </a:ln>
                   </pic:spPr>
                 </pic:pic>
               </a:graphicData>
@@ -10413,13 +10604,15 @@
       </w:pPr>
       <w:r>
         <w:rPr>
-          <w:noProof/>
+          <w:rFonts w:ascii="Times New Roman" w:hAnsi="Times New Roman" w:cs="Times New Roman"/>
+          <w:sz w:val="28"/>
+          <w:szCs w:val="28"/>
         </w:rPr>
         <w:drawing>
-          <wp:inline distT="0" distB="0" distL="0" distR="0" wp14:anchorId="44D55FAB" wp14:editId="6F67D543">
-            <wp:extent cx="3467100" cy="809625"/>
-            <wp:effectExtent l="0" t="0" r="0" b="9525"/>
-            <wp:docPr id="1275760470" name="Рисунок 67"/>
+          <wp:inline distT="0" distB="0" distL="0" distR="0" wp14:anchorId="655E7217" wp14:editId="734BD330">
+            <wp:extent cx="4039164" cy="1124107"/>
+            <wp:effectExtent l="0" t="0" r="0" b="0"/>
+            <wp:docPr id="63" name="Рисунок 63"/>
             <wp:cNvGraphicFramePr>
               <a:graphicFrameLocks xmlns:a="http://schemas.openxmlformats.org/drawingml/2006/main" noChangeAspect="1"/>
             </wp:cNvGraphicFramePr>
@@ -10427,36 +10620,23 @@
               <a:graphicData uri="http://schemas.openxmlformats.org/drawingml/2006/picture">
                 <pic:pic xmlns:pic="http://schemas.openxmlformats.org/drawingml/2006/picture">
                   <pic:nvPicPr>
-                    <pic:cNvPr id="0" name="Picture 67"/>
-                    <pic:cNvPicPr>
-                      <a:picLocks noChangeAspect="1" noChangeArrowheads="1"/>
-                    </pic:cNvPicPr>
+                    <pic:cNvPr id="1" name=""/>
+                    <pic:cNvPicPr/>
                   </pic:nvPicPr>
                   <pic:blipFill>
-                    <a:blip r:embed="rId52">
-                      <a:extLst>
-                        <a:ext uri="{28A0092B-C50C-407E-A947-70E740481C1C}">
-                          <a14:useLocalDpi xmlns:a14="http://schemas.microsoft.com/office/drawing/2010/main" val="0"/>
-                        </a:ext>
-                      </a:extLst>
-                    </a:blip>
-                    <a:srcRect/>
+                    <a:blip r:embed="rId52"/>
                     <a:stretch>
                       <a:fillRect/>
                     </a:stretch>
                   </pic:blipFill>
-                  <pic:spPr bwMode="auto">
+                  <pic:spPr>
                     <a:xfrm>
                       <a:off x="0" y="0"/>
-                      <a:ext cx="3467100" cy="809625"/>
+                      <a:ext cx="4039164" cy="1124107"/>
                     </a:xfrm>
                     <a:prstGeom prst="rect">
                       <a:avLst/>
                     </a:prstGeom>
-                    <a:noFill/>
-                    <a:ln>
-                      <a:noFill/>
-                    </a:ln>
                   </pic:spPr>
                 </pic:pic>
               </a:graphicData>
@@ -10515,7 +10695,7 @@
           <w:sz w:val="28"/>
           <w:szCs w:val="28"/>
         </w:rPr>
-        <w:t>0</w:t>
+        <w:t>5</w:t>
       </w:r>
       <w:r>
         <w:rPr>
@@ -10554,23 +10734,55 @@
           <w:sz w:val="28"/>
           <w:szCs w:val="28"/>
         </w:rPr>
-        <w:t xml:space="preserve">Возьмём сеть 10.11.0.0/16, разделим её на подсети так, чтобы в каждой было по </w:t>
-      </w:r>
-      <w:r>
-        <w:rPr>
-          <w:rFonts w:ascii="Times New Roman" w:hAnsi="Times New Roman" w:cs="Times New Roman"/>
-          <w:sz w:val="28"/>
-          <w:szCs w:val="28"/>
-        </w:rPr>
-        <w:t>6</w:t>
-      </w:r>
-      <w:r>
-        <w:rPr>
-          <w:rFonts w:ascii="Times New Roman" w:hAnsi="Times New Roman" w:cs="Times New Roman"/>
-          <w:sz w:val="28"/>
-          <w:szCs w:val="28"/>
-        </w:rPr>
-        <w:t>0 узлов и укажем их диапазоны. Из маски подсети следует, что 10.11 – сетевая часть, а 0.0 – узловая.</w:t>
+        <w:t>Возьмём сеть 10.1</w:t>
+      </w:r>
+      <w:r>
+        <w:rPr>
+          <w:rFonts w:ascii="Times New Roman" w:hAnsi="Times New Roman" w:cs="Times New Roman"/>
+          <w:sz w:val="28"/>
+          <w:szCs w:val="28"/>
+        </w:rPr>
+        <w:t>7</w:t>
+      </w:r>
+      <w:r>
+        <w:rPr>
+          <w:rFonts w:ascii="Times New Roman" w:hAnsi="Times New Roman" w:cs="Times New Roman"/>
+          <w:sz w:val="28"/>
+          <w:szCs w:val="28"/>
+        </w:rPr>
+        <w:t xml:space="preserve">.0.0/16, разделим её на подсети так, чтобы в каждой было по </w:t>
+      </w:r>
+      <w:r>
+        <w:rPr>
+          <w:rFonts w:ascii="Times New Roman" w:hAnsi="Times New Roman" w:cs="Times New Roman"/>
+          <w:sz w:val="28"/>
+          <w:szCs w:val="28"/>
+        </w:rPr>
+        <w:t>10</w:t>
+      </w:r>
+      <w:r>
+        <w:rPr>
+          <w:rFonts w:ascii="Times New Roman" w:hAnsi="Times New Roman" w:cs="Times New Roman"/>
+          <w:sz w:val="28"/>
+          <w:szCs w:val="28"/>
+        </w:rPr>
+        <w:t xml:space="preserve"> узлов и укажем их диапазоны. Из маски подсети следует, что 10.1</w:t>
+      </w:r>
+      <w:r>
+        <w:rPr>
+          <w:rFonts w:ascii="Times New Roman" w:hAnsi="Times New Roman" w:cs="Times New Roman"/>
+          <w:sz w:val="28"/>
+          <w:szCs w:val="28"/>
+        </w:rPr>
+        <w:t>7</w:t>
+      </w:r>
+      <w:r>
+        <w:rPr>
+          <w:rFonts w:ascii="Times New Roman" w:hAnsi="Times New Roman" w:cs="Times New Roman"/>
+          <w:sz w:val="28"/>
+          <w:szCs w:val="28"/>
+        </w:rPr>
+        <w:t xml:space="preserve"> – сетевая часть, а 0.0 – узловая.</w:t>
       </w:r>
     </w:p>
     <w:p>
@@ -10658,7 +10870,7 @@
           <w:sz w:val="28"/>
           <w:szCs w:val="28"/>
         </w:rPr>
-        <w:t>6</w:t>
+        <w:t>4</w:t>
       </w:r>
       <w:r>
         <w:rPr>
@@ -10675,7 +10887,7 @@
           <w:szCs w:val="28"/>
           <w:vertAlign w:val="superscript"/>
         </w:rPr>
-        <w:t>6</w:t>
+        <w:t>4</w:t>
       </w:r>
       <w:r>
         <w:rPr>
@@ -10691,7 +10903,7 @@
           <w:sz w:val="28"/>
           <w:szCs w:val="28"/>
         </w:rPr>
-        <w:t>62</w:t>
+        <w:t>14</w:t>
       </w:r>
     </w:p>
     <w:p>
@@ -10728,7 +10940,7 @@
           <w:szCs w:val="28"/>
           <w:vertAlign w:val="superscript"/>
         </w:rPr>
-        <w:t>0</w:t>
+        <w:t>2</w:t>
       </w:r>
       <w:r>
         <w:rPr>
@@ -10744,7 +10956,7 @@
           <w:sz w:val="28"/>
           <w:szCs w:val="28"/>
         </w:rPr>
-        <w:t>1024</w:t>
+        <w:t>4096</w:t>
       </w:r>
       <w:r>
         <w:rPr>
@@ -10760,7 +10972,15 @@
           <w:sz w:val="28"/>
           <w:szCs w:val="28"/>
         </w:rPr>
-        <w:t xml:space="preserve">62 </w:t>
+        <w:t>14</w:t>
+      </w:r>
+      <w:r>
+        <w:rPr>
+          <w:rFonts w:ascii="Times New Roman" w:hAnsi="Times New Roman" w:cs="Times New Roman"/>
+          <w:sz w:val="28"/>
+          <w:szCs w:val="28"/>
+        </w:rPr>
+        <w:t xml:space="preserve"> </w:t>
       </w:r>
       <w:r>
         <w:rPr>
@@ -10811,7 +11031,31 @@
           <w:sz w:val="28"/>
           <w:szCs w:val="28"/>
         </w:rPr>
-        <w:t>Исходя из этого маска подсети изменилась: /16+8+2=/26</w:t>
+        <w:t>Исходя из этого маска подсети изменилась: /16+8+</w:t>
+      </w:r>
+      <w:r>
+        <w:rPr>
+          <w:rFonts w:ascii="Times New Roman" w:hAnsi="Times New Roman" w:cs="Times New Roman"/>
+          <w:sz w:val="28"/>
+          <w:szCs w:val="28"/>
+        </w:rPr>
+        <w:t>4</w:t>
+      </w:r>
+      <w:r>
+        <w:rPr>
+          <w:rFonts w:ascii="Times New Roman" w:hAnsi="Times New Roman" w:cs="Times New Roman"/>
+          <w:sz w:val="28"/>
+          <w:szCs w:val="28"/>
+        </w:rPr>
+        <w:t>=/2</w:t>
+      </w:r>
+      <w:r>
+        <w:rPr>
+          <w:rFonts w:ascii="Times New Roman" w:hAnsi="Times New Roman" w:cs="Times New Roman"/>
+          <w:sz w:val="28"/>
+          <w:szCs w:val="28"/>
+        </w:rPr>
+        <w:t>8</w:t>
       </w:r>
     </w:p>
     <w:p>
@@ -10838,15 +11082,15 @@
       <w:r>
         <w:rPr>
           <w:rFonts w:ascii="Times New Roman" w:hAnsi="Times New Roman" w:cs="Times New Roman"/>
-          <w:noProof/>
-          <w:sz w:val="24"/>
-          <w:szCs w:val="24"/>
-        </w:rPr>
+          <w:sz w:val="24"/>
+          <w:szCs w:val="24"/>
+        </w:rPr>
+        <w:lastRenderedPageBreak/>
         <w:drawing>
-          <wp:inline distT="0" distB="0" distL="0" distR="0" wp14:anchorId="1666544A" wp14:editId="124AA060">
-            <wp:extent cx="6120000" cy="683053"/>
-            <wp:effectExtent l="0" t="0" r="0" b="3175"/>
-            <wp:docPr id="82768133" name="Рисунок 1"/>
+          <wp:inline distT="0" distB="0" distL="0" distR="0" wp14:anchorId="2E2138D6" wp14:editId="6BDE6A27">
+            <wp:extent cx="5939790" cy="723900"/>
+            <wp:effectExtent l="0" t="0" r="3810" b="0"/>
+            <wp:docPr id="1390774144" name="Рисунок 1390774144"/>
             <wp:cNvGraphicFramePr>
               <a:graphicFrameLocks xmlns:a="http://schemas.openxmlformats.org/drawingml/2006/main" noChangeAspect="1"/>
             </wp:cNvGraphicFramePr>
@@ -10854,36 +11098,23 @@
               <a:graphicData uri="http://schemas.openxmlformats.org/drawingml/2006/picture">
                 <pic:pic xmlns:pic="http://schemas.openxmlformats.org/drawingml/2006/picture">
                   <pic:nvPicPr>
-                    <pic:cNvPr id="0" name="Picture 1"/>
-                    <pic:cNvPicPr>
-                      <a:picLocks noChangeAspect="1" noChangeArrowheads="1"/>
-                    </pic:cNvPicPr>
+                    <pic:cNvPr id="1" name=""/>
+                    <pic:cNvPicPr/>
                   </pic:nvPicPr>
                   <pic:blipFill>
-                    <a:blip r:embed="rId53">
-                      <a:extLst>
-                        <a:ext uri="{28A0092B-C50C-407E-A947-70E740481C1C}">
-                          <a14:useLocalDpi xmlns:a14="http://schemas.microsoft.com/office/drawing/2010/main" val="0"/>
-                        </a:ext>
-                      </a:extLst>
-                    </a:blip>
-                    <a:srcRect/>
+                    <a:blip r:embed="rId53"/>
                     <a:stretch>
                       <a:fillRect/>
                     </a:stretch>
                   </pic:blipFill>
-                  <pic:spPr bwMode="auto">
+                  <pic:spPr>
                     <a:xfrm>
                       <a:off x="0" y="0"/>
-                      <a:ext cx="6120000" cy="683053"/>
+                      <a:ext cx="5939790" cy="723900"/>
                     </a:xfrm>
                     <a:prstGeom prst="rect">
                       <a:avLst/>
                     </a:prstGeom>
-                    <a:noFill/>
-                    <a:ln>
-                      <a:noFill/>
-                    </a:ln>
                   </pic:spPr>
                 </pic:pic>
               </a:graphicData>
@@ -11003,7 +11234,29 @@
           <w:sz w:val="24"/>
           <w:szCs w:val="24"/>
         </w:rPr>
-        <w:t>Новая маска подсети (/26)</w:t>
+        <w:t>Новая маска подсети (/2</w:t>
+      </w:r>
+      <w:r>
+        <w:rPr>
+          <w:rFonts w:ascii="Times New Roman" w:hAnsi="Times New Roman" w:cs="Times New Roman"/>
+          <w:i w:val="0"/>
+          <w:iCs w:val="0"/>
+          <w:color w:val="auto"/>
+          <w:sz w:val="24"/>
+          <w:szCs w:val="24"/>
+        </w:rPr>
+        <w:t>8</w:t>
+      </w:r>
+      <w:r>
+        <w:rPr>
+          <w:rFonts w:ascii="Times New Roman" w:hAnsi="Times New Roman" w:cs="Times New Roman"/>
+          <w:i w:val="0"/>
+          <w:iCs w:val="0"/>
+          <w:color w:val="auto"/>
+          <w:sz w:val="24"/>
+          <w:szCs w:val="24"/>
+        </w:rPr>
+        <w:t>)</w:t>
       </w:r>
     </w:p>
     <w:p>
@@ -11059,13 +11312,15 @@
       </w:pPr>
       <w:r>
         <w:rPr>
-          <w:noProof/>
+          <w:rFonts w:ascii="Times New Roman" w:hAnsi="Times New Roman" w:cs="Times New Roman"/>
+          <w:sz w:val="28"/>
+          <w:szCs w:val="28"/>
         </w:rPr>
         <w:drawing>
-          <wp:inline distT="0" distB="0" distL="0" distR="0" wp14:anchorId="56758226" wp14:editId="622674BD">
-            <wp:extent cx="3467100" cy="809625"/>
-            <wp:effectExtent l="0" t="0" r="0" b="9525"/>
-            <wp:docPr id="1722222530" name="Рисунок 2"/>
+          <wp:inline distT="0" distB="0" distL="0" distR="0" wp14:anchorId="7E1B2F05" wp14:editId="73E7C65A">
+            <wp:extent cx="4048690" cy="1152686"/>
+            <wp:effectExtent l="0" t="0" r="9525" b="9525"/>
+            <wp:docPr id="1390774145" name="Рисунок 1390774145"/>
             <wp:cNvGraphicFramePr>
               <a:graphicFrameLocks xmlns:a="http://schemas.openxmlformats.org/drawingml/2006/main" noChangeAspect="1"/>
             </wp:cNvGraphicFramePr>
@@ -11073,36 +11328,23 @@
               <a:graphicData uri="http://schemas.openxmlformats.org/drawingml/2006/picture">
                 <pic:pic xmlns:pic="http://schemas.openxmlformats.org/drawingml/2006/picture">
                   <pic:nvPicPr>
-                    <pic:cNvPr id="0" name="Picture 2"/>
-                    <pic:cNvPicPr>
-                      <a:picLocks noChangeAspect="1" noChangeArrowheads="1"/>
-                    </pic:cNvPicPr>
+                    <pic:cNvPr id="1" name=""/>
+                    <pic:cNvPicPr/>
                   </pic:nvPicPr>
                   <pic:blipFill>
-                    <a:blip r:embed="rId54">
-                      <a:extLst>
-                        <a:ext uri="{28A0092B-C50C-407E-A947-70E740481C1C}">
-                          <a14:useLocalDpi xmlns:a14="http://schemas.microsoft.com/office/drawing/2010/main" val="0"/>
-                        </a:ext>
-                      </a:extLst>
-                    </a:blip>
-                    <a:srcRect/>
+                    <a:blip r:embed="rId54"/>
                     <a:stretch>
                       <a:fillRect/>
                     </a:stretch>
                   </pic:blipFill>
-                  <pic:spPr bwMode="auto">
+                  <pic:spPr>
                     <a:xfrm>
                       <a:off x="0" y="0"/>
-                      <a:ext cx="3467100" cy="809625"/>
+                      <a:ext cx="4048690" cy="1152686"/>
                     </a:xfrm>
                     <a:prstGeom prst="rect">
                       <a:avLst/>
                     </a:prstGeom>
-                    <a:noFill/>
-                    <a:ln>
-                      <a:noFill/>
-                    </a:ln>
                   </pic:spPr>
                 </pic:pic>
               </a:graphicData>
@@ -11130,7 +11372,6 @@
           <w:sz w:val="28"/>
           <w:szCs w:val="28"/>
         </w:rPr>
-        <w:lastRenderedPageBreak/>
         <w:t>2 подсеть:</w:t>
       </w:r>
     </w:p>
@@ -11145,13 +11386,15 @@
       </w:pPr>
       <w:r>
         <w:rPr>
-          <w:noProof/>
+          <w:rFonts w:ascii="Times New Roman" w:hAnsi="Times New Roman" w:cs="Times New Roman"/>
+          <w:sz w:val="28"/>
+          <w:szCs w:val="28"/>
         </w:rPr>
         <w:drawing>
-          <wp:inline distT="0" distB="0" distL="0" distR="0" wp14:anchorId="70838B47" wp14:editId="5C685E7C">
-            <wp:extent cx="3467100" cy="809625"/>
-            <wp:effectExtent l="0" t="0" r="0" b="9525"/>
-            <wp:docPr id="1482479841" name="Рисунок 3"/>
+          <wp:inline distT="0" distB="0" distL="0" distR="0" wp14:anchorId="48CE6630" wp14:editId="31331EAC">
+            <wp:extent cx="4077269" cy="1143160"/>
+            <wp:effectExtent l="0" t="0" r="0" b="0"/>
+            <wp:docPr id="1390774147" name="Рисунок 1390774147"/>
             <wp:cNvGraphicFramePr>
               <a:graphicFrameLocks xmlns:a="http://schemas.openxmlformats.org/drawingml/2006/main" noChangeAspect="1"/>
             </wp:cNvGraphicFramePr>
@@ -11159,36 +11402,23 @@
               <a:graphicData uri="http://schemas.openxmlformats.org/drawingml/2006/picture">
                 <pic:pic xmlns:pic="http://schemas.openxmlformats.org/drawingml/2006/picture">
                   <pic:nvPicPr>
-                    <pic:cNvPr id="0" name="Picture 3"/>
-                    <pic:cNvPicPr>
-                      <a:picLocks noChangeAspect="1" noChangeArrowheads="1"/>
-                    </pic:cNvPicPr>
+                    <pic:cNvPr id="1" name=""/>
+                    <pic:cNvPicPr/>
                   </pic:nvPicPr>
                   <pic:blipFill>
-                    <a:blip r:embed="rId55">
-                      <a:extLst>
-                        <a:ext uri="{28A0092B-C50C-407E-A947-70E740481C1C}">
-                          <a14:useLocalDpi xmlns:a14="http://schemas.microsoft.com/office/drawing/2010/main" val="0"/>
-                        </a:ext>
-                      </a:extLst>
-                    </a:blip>
-                    <a:srcRect/>
+                    <a:blip r:embed="rId55"/>
                     <a:stretch>
                       <a:fillRect/>
                     </a:stretch>
                   </pic:blipFill>
-                  <pic:spPr bwMode="auto">
+                  <pic:spPr>
                     <a:xfrm>
                       <a:off x="0" y="0"/>
-                      <a:ext cx="3467100" cy="809625"/>
+                      <a:ext cx="4077269" cy="1143160"/>
                     </a:xfrm>
                     <a:prstGeom prst="rect">
                       <a:avLst/>
                     </a:prstGeom>
-                    <a:noFill/>
-                    <a:ln>
-                      <a:noFill/>
-                    </a:ln>
                   </pic:spPr>
                 </pic:pic>
               </a:graphicData>
@@ -11230,13 +11460,15 @@
       </w:pPr>
       <w:r>
         <w:rPr>
-          <w:noProof/>
+          <w:rFonts w:ascii="Times New Roman" w:hAnsi="Times New Roman" w:cs="Times New Roman"/>
+          <w:sz w:val="28"/>
+          <w:szCs w:val="28"/>
         </w:rPr>
         <w:drawing>
-          <wp:inline distT="0" distB="0" distL="0" distR="0" wp14:anchorId="3DC16E1E" wp14:editId="010E78A2">
-            <wp:extent cx="3467100" cy="809625"/>
-            <wp:effectExtent l="0" t="0" r="0" b="9525"/>
-            <wp:docPr id="934296848" name="Рисунок 4"/>
+          <wp:inline distT="0" distB="0" distL="0" distR="0" wp14:anchorId="30A7F1D6" wp14:editId="35F57715">
+            <wp:extent cx="4048690" cy="1143160"/>
+            <wp:effectExtent l="0" t="0" r="0" b="0"/>
+            <wp:docPr id="1390774148" name="Рисунок 1390774148"/>
             <wp:cNvGraphicFramePr>
               <a:graphicFrameLocks xmlns:a="http://schemas.openxmlformats.org/drawingml/2006/main" noChangeAspect="1"/>
             </wp:cNvGraphicFramePr>
@@ -11244,36 +11476,23 @@
               <a:graphicData uri="http://schemas.openxmlformats.org/drawingml/2006/picture">
                 <pic:pic xmlns:pic="http://schemas.openxmlformats.org/drawingml/2006/picture">
                   <pic:nvPicPr>
-                    <pic:cNvPr id="0" name="Picture 4"/>
-                    <pic:cNvPicPr>
-                      <a:picLocks noChangeAspect="1" noChangeArrowheads="1"/>
-                    </pic:cNvPicPr>
+                    <pic:cNvPr id="1" name=""/>
+                    <pic:cNvPicPr/>
                   </pic:nvPicPr>
                   <pic:blipFill>
-                    <a:blip r:embed="rId56">
-                      <a:extLst>
-                        <a:ext uri="{28A0092B-C50C-407E-A947-70E740481C1C}">
-                          <a14:useLocalDpi xmlns:a14="http://schemas.microsoft.com/office/drawing/2010/main" val="0"/>
-                        </a:ext>
-                      </a:extLst>
-                    </a:blip>
-                    <a:srcRect/>
+                    <a:blip r:embed="rId56"/>
                     <a:stretch>
                       <a:fillRect/>
                     </a:stretch>
                   </pic:blipFill>
-                  <pic:spPr bwMode="auto">
+                  <pic:spPr>
                     <a:xfrm>
                       <a:off x="0" y="0"/>
-                      <a:ext cx="3467100" cy="809625"/>
+                      <a:ext cx="4048690" cy="1143160"/>
                     </a:xfrm>
                     <a:prstGeom prst="rect">
                       <a:avLst/>
                     </a:prstGeom>
-                    <a:noFill/>
-                    <a:ln>
-                      <a:noFill/>
-                    </a:ln>
                   </pic:spPr>
                 </pic:pic>
               </a:graphicData>
@@ -11315,13 +11534,15 @@
       </w:pPr>
       <w:r>
         <w:rPr>
-          <w:noProof/>
+          <w:rFonts w:ascii="Times New Roman" w:hAnsi="Times New Roman" w:cs="Times New Roman"/>
+          <w:sz w:val="28"/>
+          <w:szCs w:val="28"/>
         </w:rPr>
         <w:drawing>
-          <wp:inline distT="0" distB="0" distL="0" distR="0" wp14:anchorId="14EAC1B5" wp14:editId="56192CDA">
-            <wp:extent cx="3467100" cy="809625"/>
-            <wp:effectExtent l="0" t="0" r="0" b="9525"/>
-            <wp:docPr id="1375311739" name="Рисунок 5"/>
+          <wp:inline distT="0" distB="0" distL="0" distR="0" wp14:anchorId="448DB3EC" wp14:editId="0B3C3AD5">
+            <wp:extent cx="4020111" cy="1124107"/>
+            <wp:effectExtent l="0" t="0" r="0" b="0"/>
+            <wp:docPr id="1390774149" name="Рисунок 1390774149"/>
             <wp:cNvGraphicFramePr>
               <a:graphicFrameLocks xmlns:a="http://schemas.openxmlformats.org/drawingml/2006/main" noChangeAspect="1"/>
             </wp:cNvGraphicFramePr>
@@ -11329,36 +11550,23 @@
               <a:graphicData uri="http://schemas.openxmlformats.org/drawingml/2006/picture">
                 <pic:pic xmlns:pic="http://schemas.openxmlformats.org/drawingml/2006/picture">
                   <pic:nvPicPr>
-                    <pic:cNvPr id="0" name="Picture 5"/>
-                    <pic:cNvPicPr>
-                      <a:picLocks noChangeAspect="1" noChangeArrowheads="1"/>
-                    </pic:cNvPicPr>
+                    <pic:cNvPr id="1" name=""/>
+                    <pic:cNvPicPr/>
                   </pic:nvPicPr>
                   <pic:blipFill>
-                    <a:blip r:embed="rId57">
-                      <a:extLst>
-                        <a:ext uri="{28A0092B-C50C-407E-A947-70E740481C1C}">
-                          <a14:useLocalDpi xmlns:a14="http://schemas.microsoft.com/office/drawing/2010/main" val="0"/>
-                        </a:ext>
-                      </a:extLst>
-                    </a:blip>
-                    <a:srcRect/>
+                    <a:blip r:embed="rId57"/>
                     <a:stretch>
                       <a:fillRect/>
                     </a:stretch>
                   </pic:blipFill>
-                  <pic:spPr bwMode="auto">
+                  <pic:spPr>
                     <a:xfrm>
                       <a:off x="0" y="0"/>
-                      <a:ext cx="3467100" cy="809625"/>
+                      <a:ext cx="4020111" cy="1124107"/>
                     </a:xfrm>
                     <a:prstGeom prst="rect">
                       <a:avLst/>
                     </a:prstGeom>
-                    <a:noFill/>
-                    <a:ln>
-                      <a:noFill/>
-                    </a:ln>
                   </pic:spPr>
                 </pic:pic>
               </a:graphicData>
@@ -11400,13 +11608,15 @@
       </w:pPr>
       <w:r>
         <w:rPr>
-          <w:noProof/>
+          <w:rFonts w:ascii="Times New Roman" w:hAnsi="Times New Roman" w:cs="Times New Roman"/>
+          <w:sz w:val="28"/>
+          <w:szCs w:val="28"/>
         </w:rPr>
         <w:drawing>
-          <wp:inline distT="0" distB="0" distL="0" distR="0" wp14:anchorId="0BD14142" wp14:editId="442330A7">
-            <wp:extent cx="3467100" cy="809625"/>
-            <wp:effectExtent l="0" t="0" r="0" b="9525"/>
-            <wp:docPr id="388370027" name="Рисунок 6"/>
+          <wp:inline distT="0" distB="0" distL="0" distR="0" wp14:anchorId="4EF41233" wp14:editId="046B1E79">
+            <wp:extent cx="4039164" cy="1143160"/>
+            <wp:effectExtent l="0" t="0" r="0" b="0"/>
+            <wp:docPr id="1390774150" name="Рисунок 1390774150"/>
             <wp:cNvGraphicFramePr>
               <a:graphicFrameLocks xmlns:a="http://schemas.openxmlformats.org/drawingml/2006/main" noChangeAspect="1"/>
             </wp:cNvGraphicFramePr>
@@ -11414,36 +11624,23 @@
               <a:graphicData uri="http://schemas.openxmlformats.org/drawingml/2006/picture">
                 <pic:pic xmlns:pic="http://schemas.openxmlformats.org/drawingml/2006/picture">
                   <pic:nvPicPr>
-                    <pic:cNvPr id="0" name="Picture 6"/>
-                    <pic:cNvPicPr>
-                      <a:picLocks noChangeAspect="1" noChangeArrowheads="1"/>
-                    </pic:cNvPicPr>
+                    <pic:cNvPr id="1" name=""/>
+                    <pic:cNvPicPr/>
                   </pic:nvPicPr>
                   <pic:blipFill>
-                    <a:blip r:embed="rId58">
-                      <a:extLst>
-                        <a:ext uri="{28A0092B-C50C-407E-A947-70E740481C1C}">
-                          <a14:useLocalDpi xmlns:a14="http://schemas.microsoft.com/office/drawing/2010/main" val="0"/>
-                        </a:ext>
-                      </a:extLst>
-                    </a:blip>
-                    <a:srcRect/>
+                    <a:blip r:embed="rId58"/>
                     <a:stretch>
                       <a:fillRect/>
                     </a:stretch>
                   </pic:blipFill>
-                  <pic:spPr bwMode="auto">
+                  <pic:spPr>
                     <a:xfrm>
                       <a:off x="0" y="0"/>
-                      <a:ext cx="3467100" cy="809625"/>
+                      <a:ext cx="4039164" cy="1143160"/>
                     </a:xfrm>
                     <a:prstGeom prst="rect">
                       <a:avLst/>
                     </a:prstGeom>
-                    <a:noFill/>
-                    <a:ln>
-                      <a:noFill/>
-                    </a:ln>
                   </pic:spPr>
                 </pic:pic>
               </a:graphicData>
@@ -11464,27 +11661,15 @@
           <w:szCs w:val="28"/>
         </w:rPr>
       </w:pPr>
-    </w:p>
-    <w:p>
-      <w:pPr>
-        <w:spacing w:after="120"/>
-        <w:jc w:val="both"/>
-        <w:rPr>
-          <w:rFonts w:ascii="Times New Roman" w:hAnsi="Times New Roman" w:cs="Times New Roman"/>
-          <w:b/>
-          <w:bCs/>
-          <w:sz w:val="28"/>
-          <w:szCs w:val="28"/>
-        </w:rPr>
-      </w:pPr>
-      <w:r>
-        <w:rPr>
-          <w:rFonts w:ascii="Times New Roman" w:hAnsi="Times New Roman" w:cs="Times New Roman"/>
-          <w:b/>
-          <w:bCs/>
-          <w:sz w:val="28"/>
-          <w:szCs w:val="28"/>
-        </w:rPr>
+      <w:r>
+        <w:rPr>
+          <w:rFonts w:ascii="Times New Roman" w:hAnsi="Times New Roman" w:cs="Times New Roman"/>
+          <w:b/>
+          <w:bCs/>
+          <w:sz w:val="28"/>
+          <w:szCs w:val="28"/>
+        </w:rPr>
+        <w:lastRenderedPageBreak/>
         <w:t>Задание 2.</w:t>
       </w:r>
     </w:p>
@@ -11517,7 +11702,17 @@
           <w:sz w:val="28"/>
           <w:szCs w:val="28"/>
         </w:rPr>
-        <w:t>30</w:t>
+        <w:t>2</w:t>
+      </w:r>
+      <w:r>
+        <w:rPr>
+          <w:rFonts w:ascii="Times New Roman" w:hAnsi="Times New Roman" w:cs="Times New Roman"/>
+          <w:b/>
+          <w:bCs/>
+          <w:sz w:val="28"/>
+          <w:szCs w:val="28"/>
+        </w:rPr>
+        <w:t>3</w:t>
       </w:r>
       <w:r>
         <w:rPr>
@@ -11556,7 +11751,55 @@
           <w:sz w:val="28"/>
           <w:szCs w:val="28"/>
         </w:rPr>
-        <w:t>Возьмём сеть 10.11.0.0/16, разделим её на подсети так, чтобы в каждой было по 10 узлов и укажем их диапазоны. Из маски подсети следует, что 10.11 – сетевая часть, а 0.0 – узловая.</w:t>
+        <w:t>Возьмём сеть 10.1</w:t>
+      </w:r>
+      <w:r>
+        <w:rPr>
+          <w:rFonts w:ascii="Times New Roman" w:hAnsi="Times New Roman" w:cs="Times New Roman"/>
+          <w:sz w:val="28"/>
+          <w:szCs w:val="28"/>
+        </w:rPr>
+        <w:t>7</w:t>
+      </w:r>
+      <w:r>
+        <w:rPr>
+          <w:rFonts w:ascii="Times New Roman" w:hAnsi="Times New Roman" w:cs="Times New Roman"/>
+          <w:sz w:val="28"/>
+          <w:szCs w:val="28"/>
+        </w:rPr>
+        <w:t xml:space="preserve">.0.0/16, разделим её на подсети так, чтобы в каждой было по </w:t>
+      </w:r>
+      <w:r>
+        <w:rPr>
+          <w:rFonts w:ascii="Times New Roman" w:hAnsi="Times New Roman" w:cs="Times New Roman"/>
+          <w:sz w:val="28"/>
+          <w:szCs w:val="28"/>
+        </w:rPr>
+        <w:t>23</w:t>
+      </w:r>
+      <w:r>
+        <w:rPr>
+          <w:rFonts w:ascii="Times New Roman" w:hAnsi="Times New Roman" w:cs="Times New Roman"/>
+          <w:sz w:val="28"/>
+          <w:szCs w:val="28"/>
+        </w:rPr>
+        <w:t xml:space="preserve"> узлов и укажем их диапазоны. Из маски подсети следует, что 10.1</w:t>
+      </w:r>
+      <w:r>
+        <w:rPr>
+          <w:rFonts w:ascii="Times New Roman" w:hAnsi="Times New Roman" w:cs="Times New Roman"/>
+          <w:sz w:val="28"/>
+          <w:szCs w:val="28"/>
+        </w:rPr>
+        <w:t>7</w:t>
+      </w:r>
+      <w:r>
+        <w:rPr>
+          <w:rFonts w:ascii="Times New Roman" w:hAnsi="Times New Roman" w:cs="Times New Roman"/>
+          <w:sz w:val="28"/>
+          <w:szCs w:val="28"/>
+        </w:rPr>
+        <w:t xml:space="preserve"> – сетевая часть, а 0.0 – узловая.</w:t>
       </w:r>
     </w:p>
     <w:p>
@@ -11808,15 +12051,14 @@
       <w:r>
         <w:rPr>
           <w:rFonts w:ascii="Times New Roman" w:hAnsi="Times New Roman" w:cs="Times New Roman"/>
-          <w:noProof/>
           <w:sz w:val="24"/>
           <w:szCs w:val="24"/>
         </w:rPr>
         <w:drawing>
-          <wp:inline distT="0" distB="0" distL="0" distR="0" wp14:anchorId="3D2C1D59" wp14:editId="0ADF6D3F">
-            <wp:extent cx="6120000" cy="636600"/>
-            <wp:effectExtent l="0" t="0" r="0" b="0"/>
-            <wp:docPr id="1158987887" name="Рисунок 7"/>
+          <wp:inline distT="0" distB="0" distL="0" distR="0" wp14:anchorId="2A3BE586" wp14:editId="3647BAB6">
+            <wp:extent cx="5939790" cy="708660"/>
+            <wp:effectExtent l="0" t="0" r="3810" b="0"/>
+            <wp:docPr id="1390774151" name="Рисунок 1390774151"/>
             <wp:cNvGraphicFramePr>
               <a:graphicFrameLocks xmlns:a="http://schemas.openxmlformats.org/drawingml/2006/main" noChangeAspect="1"/>
             </wp:cNvGraphicFramePr>
@@ -11824,36 +12066,23 @@
               <a:graphicData uri="http://schemas.openxmlformats.org/drawingml/2006/picture">
                 <pic:pic xmlns:pic="http://schemas.openxmlformats.org/drawingml/2006/picture">
                   <pic:nvPicPr>
-                    <pic:cNvPr id="0" name="Picture 7"/>
-                    <pic:cNvPicPr>
-                      <a:picLocks noChangeAspect="1" noChangeArrowheads="1"/>
-                    </pic:cNvPicPr>
+                    <pic:cNvPr id="1" name=""/>
+                    <pic:cNvPicPr/>
                   </pic:nvPicPr>
                   <pic:blipFill>
-                    <a:blip r:embed="rId59">
-                      <a:extLst>
-                        <a:ext uri="{28A0092B-C50C-407E-A947-70E740481C1C}">
-                          <a14:useLocalDpi xmlns:a14="http://schemas.microsoft.com/office/drawing/2010/main" val="0"/>
-                        </a:ext>
-                      </a:extLst>
-                    </a:blip>
-                    <a:srcRect/>
+                    <a:blip r:embed="rId59"/>
                     <a:stretch>
                       <a:fillRect/>
                     </a:stretch>
                   </pic:blipFill>
-                  <pic:spPr bwMode="auto">
+                  <pic:spPr>
                     <a:xfrm>
                       <a:off x="0" y="0"/>
-                      <a:ext cx="6120000" cy="636600"/>
+                      <a:ext cx="5939790" cy="708660"/>
                     </a:xfrm>
                     <a:prstGeom prst="rect">
                       <a:avLst/>
                     </a:prstGeom>
-                    <a:noFill/>
-                    <a:ln>
-                      <a:noFill/>
-                    </a:ln>
                   </pic:spPr>
                 </pic:pic>
               </a:graphicData>
@@ -11992,7 +12221,6 @@
           <w:sz w:val="28"/>
           <w:szCs w:val="28"/>
         </w:rPr>
-        <w:lastRenderedPageBreak/>
         <w:t>Укажем первые 5 подсетей:</w:t>
       </w:r>
     </w:p>
@@ -12021,14 +12249,11 @@
     </w:p>
     <w:p>
       <w:r>
-        <w:rPr>
-          <w:noProof/>
-        </w:rPr>
         <w:drawing>
-          <wp:inline distT="0" distB="0" distL="0" distR="0" wp14:anchorId="1594FCBD" wp14:editId="5CDF07CF">
-            <wp:extent cx="3467100" cy="809625"/>
+          <wp:inline distT="0" distB="0" distL="0" distR="0" wp14:anchorId="2471BC74" wp14:editId="3A5775C6">
+            <wp:extent cx="4058216" cy="1133633"/>
             <wp:effectExtent l="0" t="0" r="0" b="9525"/>
-            <wp:docPr id="1499511303" name="Рисунок 8"/>
+            <wp:docPr id="1390774152" name="Рисунок 1390774152"/>
             <wp:cNvGraphicFramePr>
               <a:graphicFrameLocks xmlns:a="http://schemas.openxmlformats.org/drawingml/2006/main" noChangeAspect="1"/>
             </wp:cNvGraphicFramePr>
@@ -12036,36 +12261,23 @@
               <a:graphicData uri="http://schemas.openxmlformats.org/drawingml/2006/picture">
                 <pic:pic xmlns:pic="http://schemas.openxmlformats.org/drawingml/2006/picture">
                   <pic:nvPicPr>
-                    <pic:cNvPr id="0" name="Picture 8"/>
-                    <pic:cNvPicPr>
-                      <a:picLocks noChangeAspect="1" noChangeArrowheads="1"/>
-                    </pic:cNvPicPr>
+                    <pic:cNvPr id="1" name=""/>
+                    <pic:cNvPicPr/>
                   </pic:nvPicPr>
                   <pic:blipFill>
-                    <a:blip r:embed="rId60">
-                      <a:extLst>
-                        <a:ext uri="{28A0092B-C50C-407E-A947-70E740481C1C}">
-                          <a14:useLocalDpi xmlns:a14="http://schemas.microsoft.com/office/drawing/2010/main" val="0"/>
-                        </a:ext>
-                      </a:extLst>
-                    </a:blip>
-                    <a:srcRect/>
+                    <a:blip r:embed="rId60"/>
                     <a:stretch>
                       <a:fillRect/>
                     </a:stretch>
                   </pic:blipFill>
-                  <pic:spPr bwMode="auto">
+                  <pic:spPr>
                     <a:xfrm>
                       <a:off x="0" y="0"/>
-                      <a:ext cx="3467100" cy="809625"/>
+                      <a:ext cx="4058216" cy="1133633"/>
                     </a:xfrm>
                     <a:prstGeom prst="rect">
                       <a:avLst/>
                     </a:prstGeom>
-                    <a:noFill/>
-                    <a:ln>
-                      <a:noFill/>
-                    </a:ln>
                   </pic:spPr>
                 </pic:pic>
               </a:graphicData>
@@ -12108,13 +12320,15 @@
       </w:pPr>
       <w:r>
         <w:rPr>
-          <w:noProof/>
+          <w:rFonts w:ascii="Times New Roman" w:hAnsi="Times New Roman" w:cs="Times New Roman"/>
+          <w:sz w:val="28"/>
+          <w:szCs w:val="28"/>
         </w:rPr>
         <w:drawing>
-          <wp:inline distT="0" distB="0" distL="0" distR="0" wp14:anchorId="4EB9D95E" wp14:editId="7B75D410">
-            <wp:extent cx="3467100" cy="809625"/>
-            <wp:effectExtent l="0" t="0" r="0" b="9525"/>
-            <wp:docPr id="1619488035" name="Рисунок 9"/>
+          <wp:inline distT="0" distB="0" distL="0" distR="0" wp14:anchorId="1964ED9E" wp14:editId="4FFC9572">
+            <wp:extent cx="4039164" cy="1143160"/>
+            <wp:effectExtent l="0" t="0" r="0" b="0"/>
+            <wp:docPr id="1390774153" name="Рисунок 1390774153"/>
             <wp:cNvGraphicFramePr>
               <a:graphicFrameLocks xmlns:a="http://schemas.openxmlformats.org/drawingml/2006/main" noChangeAspect="1"/>
             </wp:cNvGraphicFramePr>
@@ -12122,36 +12336,23 @@
               <a:graphicData uri="http://schemas.openxmlformats.org/drawingml/2006/picture">
                 <pic:pic xmlns:pic="http://schemas.openxmlformats.org/drawingml/2006/picture">
                   <pic:nvPicPr>
-                    <pic:cNvPr id="0" name="Picture 9"/>
-                    <pic:cNvPicPr>
-                      <a:picLocks noChangeAspect="1" noChangeArrowheads="1"/>
-                    </pic:cNvPicPr>
+                    <pic:cNvPr id="1" name=""/>
+                    <pic:cNvPicPr/>
                   </pic:nvPicPr>
                   <pic:blipFill>
-                    <a:blip r:embed="rId61">
-                      <a:extLst>
-                        <a:ext uri="{28A0092B-C50C-407E-A947-70E740481C1C}">
-                          <a14:useLocalDpi xmlns:a14="http://schemas.microsoft.com/office/drawing/2010/main" val="0"/>
-                        </a:ext>
-                      </a:extLst>
-                    </a:blip>
-                    <a:srcRect/>
+                    <a:blip r:embed="rId61"/>
                     <a:stretch>
                       <a:fillRect/>
                     </a:stretch>
                   </pic:blipFill>
-                  <pic:spPr bwMode="auto">
+                  <pic:spPr>
                     <a:xfrm>
                       <a:off x="0" y="0"/>
-                      <a:ext cx="3467100" cy="809625"/>
+                      <a:ext cx="4039164" cy="1143160"/>
                     </a:xfrm>
                     <a:prstGeom prst="rect">
                       <a:avLst/>
                     </a:prstGeom>
-                    <a:noFill/>
-                    <a:ln>
-                      <a:noFill/>
-                    </a:ln>
                   </pic:spPr>
                 </pic:pic>
               </a:graphicData>
@@ -12194,13 +12395,15 @@
       </w:pPr>
       <w:r>
         <w:rPr>
-          <w:noProof/>
+          <w:rFonts w:ascii="Times New Roman" w:hAnsi="Times New Roman" w:cs="Times New Roman"/>
+          <w:sz w:val="28"/>
+          <w:szCs w:val="28"/>
         </w:rPr>
         <w:drawing>
-          <wp:inline distT="0" distB="0" distL="0" distR="0" wp14:anchorId="1AD900C0" wp14:editId="3C3968BA">
-            <wp:extent cx="3467100" cy="809625"/>
-            <wp:effectExtent l="0" t="0" r="0" b="9525"/>
-            <wp:docPr id="1271398126" name="Рисунок 10"/>
+          <wp:inline distT="0" distB="0" distL="0" distR="0" wp14:anchorId="3558C601" wp14:editId="29B0D9F9">
+            <wp:extent cx="4058216" cy="1124107"/>
+            <wp:effectExtent l="0" t="0" r="0" b="0"/>
+            <wp:docPr id="1390774154" name="Рисунок 1390774154"/>
             <wp:cNvGraphicFramePr>
               <a:graphicFrameLocks xmlns:a="http://schemas.openxmlformats.org/drawingml/2006/main" noChangeAspect="1"/>
             </wp:cNvGraphicFramePr>
@@ -12208,36 +12411,23 @@
               <a:graphicData uri="http://schemas.openxmlformats.org/drawingml/2006/picture">
                 <pic:pic xmlns:pic="http://schemas.openxmlformats.org/drawingml/2006/picture">
                   <pic:nvPicPr>
-                    <pic:cNvPr id="0" name="Picture 10"/>
-                    <pic:cNvPicPr>
-                      <a:picLocks noChangeAspect="1" noChangeArrowheads="1"/>
-                    </pic:cNvPicPr>
+                    <pic:cNvPr id="1" name=""/>
+                    <pic:cNvPicPr/>
                   </pic:nvPicPr>
                   <pic:blipFill>
-                    <a:blip r:embed="rId62">
-                      <a:extLst>
-                        <a:ext uri="{28A0092B-C50C-407E-A947-70E740481C1C}">
-                          <a14:useLocalDpi xmlns:a14="http://schemas.microsoft.com/office/drawing/2010/main" val="0"/>
-                        </a:ext>
-                      </a:extLst>
-                    </a:blip>
-                    <a:srcRect/>
+                    <a:blip r:embed="rId62"/>
                     <a:stretch>
                       <a:fillRect/>
                     </a:stretch>
                   </pic:blipFill>
-                  <pic:spPr bwMode="auto">
+                  <pic:spPr>
                     <a:xfrm>
                       <a:off x="0" y="0"/>
-                      <a:ext cx="3467100" cy="809625"/>
+                      <a:ext cx="4058216" cy="1124107"/>
                     </a:xfrm>
                     <a:prstGeom prst="rect">
                       <a:avLst/>
                     </a:prstGeom>
-                    <a:noFill/>
-                    <a:ln>
-                      <a:noFill/>
-                    </a:ln>
                   </pic:spPr>
                 </pic:pic>
               </a:graphicData>
@@ -12266,6 +12456,7 @@
           <w:sz w:val="28"/>
           <w:szCs w:val="28"/>
         </w:rPr>
+        <w:lastRenderedPageBreak/>
         <w:t>4 подсеть:</w:t>
       </w:r>
     </w:p>
@@ -12280,13 +12471,15 @@
       </w:pPr>
       <w:r>
         <w:rPr>
-          <w:noProof/>
+          <w:rFonts w:ascii="Times New Roman" w:hAnsi="Times New Roman" w:cs="Times New Roman"/>
+          <w:sz w:val="28"/>
+          <w:szCs w:val="28"/>
         </w:rPr>
         <w:drawing>
-          <wp:inline distT="0" distB="0" distL="0" distR="0" wp14:anchorId="31913889" wp14:editId="5969DC5D">
-            <wp:extent cx="3467100" cy="809625"/>
-            <wp:effectExtent l="0" t="0" r="0" b="9525"/>
-            <wp:docPr id="1634873755" name="Рисунок 11"/>
+          <wp:inline distT="0" distB="0" distL="0" distR="0" wp14:anchorId="2F1CE72A" wp14:editId="02DCF101">
+            <wp:extent cx="4048690" cy="1133633"/>
+            <wp:effectExtent l="0" t="0" r="9525" b="9525"/>
+            <wp:docPr id="1390774155" name="Рисунок 1390774155"/>
             <wp:cNvGraphicFramePr>
               <a:graphicFrameLocks xmlns:a="http://schemas.openxmlformats.org/drawingml/2006/main" noChangeAspect="1"/>
             </wp:cNvGraphicFramePr>
@@ -12294,36 +12487,23 @@
               <a:graphicData uri="http://schemas.openxmlformats.org/drawingml/2006/picture">
                 <pic:pic xmlns:pic="http://schemas.openxmlformats.org/drawingml/2006/picture">
                   <pic:nvPicPr>
-                    <pic:cNvPr id="0" name="Picture 11"/>
-                    <pic:cNvPicPr>
-                      <a:picLocks noChangeAspect="1" noChangeArrowheads="1"/>
-                    </pic:cNvPicPr>
+                    <pic:cNvPr id="1" name=""/>
+                    <pic:cNvPicPr/>
                   </pic:nvPicPr>
                   <pic:blipFill>
-                    <a:blip r:embed="rId63">
-                      <a:extLst>
-                        <a:ext uri="{28A0092B-C50C-407E-A947-70E740481C1C}">
-                          <a14:useLocalDpi xmlns:a14="http://schemas.microsoft.com/office/drawing/2010/main" val="0"/>
-                        </a:ext>
-                      </a:extLst>
-                    </a:blip>
-                    <a:srcRect/>
+                    <a:blip r:embed="rId63"/>
                     <a:stretch>
                       <a:fillRect/>
                     </a:stretch>
                   </pic:blipFill>
-                  <pic:spPr bwMode="auto">
+                  <pic:spPr>
                     <a:xfrm>
                       <a:off x="0" y="0"/>
-                      <a:ext cx="3467100" cy="809625"/>
+                      <a:ext cx="4048690" cy="1133633"/>
                     </a:xfrm>
                     <a:prstGeom prst="rect">
                       <a:avLst/>
                     </a:prstGeom>
-                    <a:noFill/>
-                    <a:ln>
-                      <a:noFill/>
-                    </a:ln>
                   </pic:spPr>
                 </pic:pic>
               </a:graphicData>
@@ -12366,13 +12546,15 @@
       </w:pPr>
       <w:r>
         <w:rPr>
-          <w:noProof/>
+          <w:rFonts w:ascii="Times New Roman" w:hAnsi="Times New Roman" w:cs="Times New Roman"/>
+          <w:sz w:val="28"/>
+          <w:szCs w:val="28"/>
         </w:rPr>
         <w:drawing>
-          <wp:inline distT="0" distB="0" distL="0" distR="0" wp14:anchorId="253DE131" wp14:editId="35B718A8">
-            <wp:extent cx="3467100" cy="809625"/>
-            <wp:effectExtent l="0" t="0" r="0" b="9525"/>
-            <wp:docPr id="134415451" name="Рисунок 12"/>
+          <wp:inline distT="0" distB="0" distL="0" distR="0" wp14:anchorId="7AA492F0" wp14:editId="16A60357">
+            <wp:extent cx="4029637" cy="1143160"/>
+            <wp:effectExtent l="0" t="0" r="0" b="0"/>
+            <wp:docPr id="1390774156" name="Рисунок 1390774156"/>
             <wp:cNvGraphicFramePr>
               <a:graphicFrameLocks xmlns:a="http://schemas.openxmlformats.org/drawingml/2006/main" noChangeAspect="1"/>
             </wp:cNvGraphicFramePr>
@@ -12380,36 +12562,23 @@
               <a:graphicData uri="http://schemas.openxmlformats.org/drawingml/2006/picture">
                 <pic:pic xmlns:pic="http://schemas.openxmlformats.org/drawingml/2006/picture">
                   <pic:nvPicPr>
-                    <pic:cNvPr id="0" name="Picture 12"/>
-                    <pic:cNvPicPr>
-                      <a:picLocks noChangeAspect="1" noChangeArrowheads="1"/>
-                    </pic:cNvPicPr>
+                    <pic:cNvPr id="1" name=""/>
+                    <pic:cNvPicPr/>
                   </pic:nvPicPr>
                   <pic:blipFill>
-                    <a:blip r:embed="rId64">
-                      <a:extLst>
-                        <a:ext uri="{28A0092B-C50C-407E-A947-70E740481C1C}">
-                          <a14:useLocalDpi xmlns:a14="http://schemas.microsoft.com/office/drawing/2010/main" val="0"/>
-                        </a:ext>
-                      </a:extLst>
-                    </a:blip>
-                    <a:srcRect/>
+                    <a:blip r:embed="rId64"/>
                     <a:stretch>
                       <a:fillRect/>
                     </a:stretch>
                   </pic:blipFill>
-                  <pic:spPr bwMode="auto">
+                  <pic:spPr>
                     <a:xfrm>
                       <a:off x="0" y="0"/>
-                      <a:ext cx="3467100" cy="809625"/>
+                      <a:ext cx="4029637" cy="1143160"/>
                     </a:xfrm>
                     <a:prstGeom prst="rect">
                       <a:avLst/>
                     </a:prstGeom>
-                    <a:noFill/>
-                    <a:ln>
-                      <a:noFill/>
-                    </a:ln>
                   </pic:spPr>
                 </pic:pic>
               </a:graphicData>
@@ -12459,7 +12628,7 @@
           <w:sz w:val="28"/>
           <w:szCs w:val="28"/>
         </w:rPr>
-        <w:t>250</w:t>
+        <w:t>42</w:t>
       </w:r>
       <w:r>
         <w:rPr>
@@ -12498,7 +12667,71 @@
           <w:sz w:val="28"/>
           <w:szCs w:val="28"/>
         </w:rPr>
-        <w:t>Возьмём сеть 10.11.0.0/16, разделим её на подсети так, чтобы в каждой было по 10 узлов и укажем их диапазоны. Из маски подсети следует, что 10.11 – сетевая часть, а 0.0 – узловая.</w:t>
+        <w:t>Возьмём сеть 10.1</w:t>
+      </w:r>
+      <w:r>
+        <w:rPr>
+          <w:rFonts w:ascii="Times New Roman" w:hAnsi="Times New Roman" w:cs="Times New Roman"/>
+          <w:sz w:val="28"/>
+          <w:szCs w:val="28"/>
+        </w:rPr>
+        <w:t>7</w:t>
+      </w:r>
+      <w:r>
+        <w:rPr>
+          <w:rFonts w:ascii="Times New Roman" w:hAnsi="Times New Roman" w:cs="Times New Roman"/>
+          <w:sz w:val="28"/>
+          <w:szCs w:val="28"/>
+        </w:rPr>
+        <w:t xml:space="preserve">.0.0/16, разделим её на подсети так, чтобы в каждой было по </w:t>
+      </w:r>
+      <w:r>
+        <w:rPr>
+          <w:rFonts w:ascii="Times New Roman" w:hAnsi="Times New Roman" w:cs="Times New Roman"/>
+          <w:sz w:val="28"/>
+          <w:szCs w:val="28"/>
+        </w:rPr>
+        <w:t>42</w:t>
+      </w:r>
+      <w:r>
+        <w:rPr>
+          <w:rFonts w:ascii="Times New Roman" w:hAnsi="Times New Roman" w:cs="Times New Roman"/>
+          <w:sz w:val="28"/>
+          <w:szCs w:val="28"/>
+        </w:rPr>
+        <w:t xml:space="preserve"> узл</w:t>
+      </w:r>
+      <w:r>
+        <w:rPr>
+          <w:rFonts w:ascii="Times New Roman" w:hAnsi="Times New Roman" w:cs="Times New Roman"/>
+          <w:sz w:val="28"/>
+          <w:szCs w:val="28"/>
+        </w:rPr>
+        <w:t>а</w:t>
+      </w:r>
+      <w:r>
+        <w:rPr>
+          <w:rFonts w:ascii="Times New Roman" w:hAnsi="Times New Roman" w:cs="Times New Roman"/>
+          <w:sz w:val="28"/>
+          <w:szCs w:val="28"/>
+        </w:rPr>
+        <w:t xml:space="preserve"> и укажем их диапазоны. Из маски подсети следует, что 10.1</w:t>
+      </w:r>
+      <w:r>
+        <w:rPr>
+          <w:rFonts w:ascii="Times New Roman" w:hAnsi="Times New Roman" w:cs="Times New Roman"/>
+          <w:sz w:val="28"/>
+          <w:szCs w:val="28"/>
+        </w:rPr>
+        <w:t>7</w:t>
+      </w:r>
+      <w:r>
+        <w:rPr>
+          <w:rFonts w:ascii="Times New Roman" w:hAnsi="Times New Roman" w:cs="Times New Roman"/>
+          <w:sz w:val="28"/>
+          <w:szCs w:val="28"/>
+        </w:rPr>
+        <w:t xml:space="preserve"> – сетевая часть, а 0.0 – узловая.</w:t>
       </w:r>
     </w:p>
     <w:p>
@@ -12586,7 +12819,7 @@
           <w:sz w:val="28"/>
           <w:szCs w:val="28"/>
         </w:rPr>
-        <w:t>8</w:t>
+        <w:t>6</w:t>
       </w:r>
       <w:r>
         <w:rPr>
@@ -12603,7 +12836,7 @@
           <w:szCs w:val="28"/>
           <w:vertAlign w:val="superscript"/>
         </w:rPr>
-        <w:t>8</w:t>
+        <w:t>6</w:t>
       </w:r>
       <w:r>
         <w:rPr>
@@ -12619,7 +12852,7 @@
           <w:sz w:val="28"/>
           <w:szCs w:val="28"/>
         </w:rPr>
-        <w:t>254</w:t>
+        <w:t>62</w:t>
       </w:r>
     </w:p>
     <w:p>
@@ -12647,7 +12880,7 @@
           <w:szCs w:val="28"/>
           <w:vertAlign w:val="superscript"/>
         </w:rPr>
-        <w:t>8</w:t>
+        <w:t>10</w:t>
       </w:r>
       <w:r>
         <w:rPr>
@@ -12663,7 +12896,7 @@
           <w:sz w:val="28"/>
           <w:szCs w:val="28"/>
         </w:rPr>
-        <w:t>256</w:t>
+        <w:t>1024</w:t>
       </w:r>
       <w:r>
         <w:rPr>
@@ -12679,7 +12912,15 @@
           <w:sz w:val="28"/>
           <w:szCs w:val="28"/>
         </w:rPr>
-        <w:t xml:space="preserve">254 </w:t>
+        <w:t>62</w:t>
+      </w:r>
+      <w:r>
+        <w:rPr>
+          <w:rFonts w:ascii="Times New Roman" w:hAnsi="Times New Roman" w:cs="Times New Roman"/>
+          <w:sz w:val="28"/>
+          <w:szCs w:val="28"/>
+        </w:rPr>
+        <w:t xml:space="preserve"> </w:t>
       </w:r>
       <w:r>
         <w:rPr>
@@ -12714,15 +12955,31 @@
           <w:sz w:val="28"/>
           <w:szCs w:val="28"/>
         </w:rPr>
-        <w:t>Исходя из этого маска подсети изменилась: /16+8=/2</w:t>
-      </w:r>
-      <w:r>
-        <w:rPr>
-          <w:rFonts w:ascii="Times New Roman" w:hAnsi="Times New Roman" w:cs="Times New Roman"/>
-          <w:sz w:val="28"/>
-          <w:szCs w:val="28"/>
-        </w:rPr>
-        <w:t>4</w:t>
+        <w:t>Исходя из этого маска подсети изменилась: /16+8</w:t>
+      </w:r>
+      <w:r>
+        <w:rPr>
+          <w:rFonts w:ascii="Times New Roman" w:hAnsi="Times New Roman" w:cs="Times New Roman"/>
+          <w:sz w:val="28"/>
+          <w:szCs w:val="28"/>
+        </w:rPr>
+        <w:t>+2</w:t>
+      </w:r>
+      <w:r>
+        <w:rPr>
+          <w:rFonts w:ascii="Times New Roman" w:hAnsi="Times New Roman" w:cs="Times New Roman"/>
+          <w:sz w:val="28"/>
+          <w:szCs w:val="28"/>
+        </w:rPr>
+        <w:t>=/2</w:t>
+      </w:r>
+      <w:r>
+        <w:rPr>
+          <w:rFonts w:ascii="Times New Roman" w:hAnsi="Times New Roman" w:cs="Times New Roman"/>
+          <w:sz w:val="28"/>
+          <w:szCs w:val="28"/>
+        </w:rPr>
+        <w:t>6</w:t>
       </w:r>
     </w:p>
     <w:p>
@@ -12739,16 +12996,14 @@
       <w:r>
         <w:rPr>
           <w:rFonts w:ascii="Times New Roman" w:hAnsi="Times New Roman" w:cs="Times New Roman"/>
-          <w:noProof/>
-          <w:sz w:val="24"/>
-          <w:szCs w:val="24"/>
-        </w:rPr>
-        <w:lastRenderedPageBreak/>
+          <w:sz w:val="24"/>
+          <w:szCs w:val="24"/>
+        </w:rPr>
         <w:drawing>
-          <wp:inline distT="0" distB="0" distL="0" distR="0" wp14:anchorId="278BE746" wp14:editId="21162EFE">
-            <wp:extent cx="6120000" cy="636600"/>
-            <wp:effectExtent l="0" t="0" r="0" b="0"/>
-            <wp:docPr id="1255715618" name="Рисунок 13"/>
+          <wp:inline distT="0" distB="0" distL="0" distR="0" wp14:anchorId="48EE403C" wp14:editId="2DE2B9D2">
+            <wp:extent cx="5939790" cy="708660"/>
+            <wp:effectExtent l="0" t="0" r="3810" b="0"/>
+            <wp:docPr id="1390774157" name="Рисунок 1390774157"/>
             <wp:cNvGraphicFramePr>
               <a:graphicFrameLocks xmlns:a="http://schemas.openxmlformats.org/drawingml/2006/main" noChangeAspect="1"/>
             </wp:cNvGraphicFramePr>
@@ -12756,36 +13011,23 @@
               <a:graphicData uri="http://schemas.openxmlformats.org/drawingml/2006/picture">
                 <pic:pic xmlns:pic="http://schemas.openxmlformats.org/drawingml/2006/picture">
                   <pic:nvPicPr>
-                    <pic:cNvPr id="0" name="Picture 13"/>
-                    <pic:cNvPicPr>
-                      <a:picLocks noChangeAspect="1" noChangeArrowheads="1"/>
-                    </pic:cNvPicPr>
+                    <pic:cNvPr id="1" name=""/>
+                    <pic:cNvPicPr/>
                   </pic:nvPicPr>
                   <pic:blipFill>
-                    <a:blip r:embed="rId65">
-                      <a:extLst>
-                        <a:ext uri="{28A0092B-C50C-407E-A947-70E740481C1C}">
-                          <a14:useLocalDpi xmlns:a14="http://schemas.microsoft.com/office/drawing/2010/main" val="0"/>
-                        </a:ext>
-                      </a:extLst>
-                    </a:blip>
-                    <a:srcRect/>
+                    <a:blip r:embed="rId65"/>
                     <a:stretch>
                       <a:fillRect/>
                     </a:stretch>
                   </pic:blipFill>
-                  <pic:spPr bwMode="auto">
+                  <pic:spPr>
                     <a:xfrm>
                       <a:off x="0" y="0"/>
-                      <a:ext cx="6120000" cy="636600"/>
+                      <a:ext cx="5939790" cy="708660"/>
                     </a:xfrm>
                     <a:prstGeom prst="rect">
                       <a:avLst/>
                     </a:prstGeom>
-                    <a:noFill/>
-                    <a:ln>
-                      <a:noFill/>
-                    </a:ln>
                   </pic:spPr>
                 </pic:pic>
               </a:graphicData>
@@ -12905,7 +13147,29 @@
           <w:sz w:val="24"/>
           <w:szCs w:val="24"/>
         </w:rPr>
-        <w:t>Новая маска подсети (/24)</w:t>
+        <w:t>Новая маска подсети (/2</w:t>
+      </w:r>
+      <w:r>
+        <w:rPr>
+          <w:rFonts w:ascii="Times New Roman" w:hAnsi="Times New Roman" w:cs="Times New Roman"/>
+          <w:i w:val="0"/>
+          <w:iCs w:val="0"/>
+          <w:color w:val="auto"/>
+          <w:sz w:val="24"/>
+          <w:szCs w:val="24"/>
+        </w:rPr>
+        <w:t>6</w:t>
+      </w:r>
+      <w:r>
+        <w:rPr>
+          <w:rFonts w:ascii="Times New Roman" w:hAnsi="Times New Roman" w:cs="Times New Roman"/>
+          <w:i w:val="0"/>
+          <w:iCs w:val="0"/>
+          <w:color w:val="auto"/>
+          <w:sz w:val="24"/>
+          <w:szCs w:val="24"/>
+        </w:rPr>
+        <w:t>)</w:t>
       </w:r>
     </w:p>
     <w:p>
@@ -12962,13 +13226,15 @@
       </w:pPr>
       <w:r>
         <w:rPr>
-          <w:noProof/>
+          <w:rFonts w:ascii="Times New Roman" w:hAnsi="Times New Roman" w:cs="Times New Roman"/>
+          <w:sz w:val="28"/>
+          <w:szCs w:val="28"/>
         </w:rPr>
         <w:drawing>
-          <wp:inline distT="0" distB="0" distL="0" distR="0" wp14:anchorId="4B92CA7C" wp14:editId="577300E5">
-            <wp:extent cx="3467100" cy="809625"/>
+          <wp:inline distT="0" distB="0" distL="0" distR="0" wp14:anchorId="435312B7" wp14:editId="6501DE67">
+            <wp:extent cx="4058216" cy="1152686"/>
             <wp:effectExtent l="0" t="0" r="0" b="9525"/>
-            <wp:docPr id="1514279921" name="Рисунок 14"/>
+            <wp:docPr id="1390774158" name="Рисунок 1390774158"/>
             <wp:cNvGraphicFramePr>
               <a:graphicFrameLocks xmlns:a="http://schemas.openxmlformats.org/drawingml/2006/main" noChangeAspect="1"/>
             </wp:cNvGraphicFramePr>
@@ -12976,36 +13242,23 @@
               <a:graphicData uri="http://schemas.openxmlformats.org/drawingml/2006/picture">
                 <pic:pic xmlns:pic="http://schemas.openxmlformats.org/drawingml/2006/picture">
                   <pic:nvPicPr>
-                    <pic:cNvPr id="0" name="Picture 14"/>
-                    <pic:cNvPicPr>
-                      <a:picLocks noChangeAspect="1" noChangeArrowheads="1"/>
-                    </pic:cNvPicPr>
+                    <pic:cNvPr id="1" name=""/>
+                    <pic:cNvPicPr/>
                   </pic:nvPicPr>
                   <pic:blipFill>
-                    <a:blip r:embed="rId66">
-                      <a:extLst>
-                        <a:ext uri="{28A0092B-C50C-407E-A947-70E740481C1C}">
-                          <a14:useLocalDpi xmlns:a14="http://schemas.microsoft.com/office/drawing/2010/main" val="0"/>
-                        </a:ext>
-                      </a:extLst>
-                    </a:blip>
-                    <a:srcRect/>
+                    <a:blip r:embed="rId66"/>
                     <a:stretch>
                       <a:fillRect/>
                     </a:stretch>
                   </pic:blipFill>
-                  <pic:spPr bwMode="auto">
+                  <pic:spPr>
                     <a:xfrm>
                       <a:off x="0" y="0"/>
-                      <a:ext cx="3467100" cy="809625"/>
+                      <a:ext cx="4058216" cy="1152686"/>
                     </a:xfrm>
                     <a:prstGeom prst="rect">
                       <a:avLst/>
                     </a:prstGeom>
-                    <a:noFill/>
-                    <a:ln>
-                      <a:noFill/>
-                    </a:ln>
                   </pic:spPr>
                 </pic:pic>
               </a:graphicData>
@@ -13016,6 +13269,28 @@
     </w:p>
     <w:p>
       <w:pPr>
+        <w:spacing w:before="120" w:after="0" w:line="240" w:lineRule="auto"/>
+        <w:rPr>
+          <w:rFonts w:ascii="Times New Roman" w:hAnsi="Times New Roman" w:cs="Times New Roman"/>
+          <w:b/>
+          <w:bCs/>
+          <w:sz w:val="28"/>
+          <w:szCs w:val="28"/>
+        </w:rPr>
+      </w:pPr>
+      <w:r>
+        <w:rPr>
+          <w:rFonts w:ascii="Times New Roman" w:hAnsi="Times New Roman" w:cs="Times New Roman"/>
+          <w:b/>
+          <w:bCs/>
+          <w:sz w:val="28"/>
+          <w:szCs w:val="28"/>
+        </w:rPr>
+        <w:br w:type="page"/>
+      </w:r>
+    </w:p>
+    <w:p>
+      <w:pPr>
         <w:spacing w:after="120"/>
         <w:jc w:val="both"/>
         <w:rPr>
@@ -13034,6 +13309,7 @@
           <w:sz w:val="28"/>
           <w:szCs w:val="28"/>
         </w:rPr>
+        <w:lastRenderedPageBreak/>
         <w:t>2 подсеть:</w:t>
       </w:r>
     </w:p>
@@ -13049,13 +13325,15 @@
       </w:pPr>
       <w:r>
         <w:rPr>
-          <w:noProof/>
+          <w:rFonts w:ascii="Times New Roman" w:hAnsi="Times New Roman" w:cs="Times New Roman"/>
+          <w:sz w:val="28"/>
+          <w:szCs w:val="28"/>
         </w:rPr>
         <w:drawing>
-          <wp:inline distT="0" distB="0" distL="0" distR="0" wp14:anchorId="01AD5AC8" wp14:editId="77F9DB8F">
-            <wp:extent cx="3467100" cy="809625"/>
+          <wp:inline distT="0" distB="0" distL="0" distR="0" wp14:anchorId="7E3314DC" wp14:editId="08B42892">
+            <wp:extent cx="4058216" cy="1171739"/>
             <wp:effectExtent l="0" t="0" r="0" b="9525"/>
-            <wp:docPr id="2041457340" name="Рисунок 15"/>
+            <wp:docPr id="1390774159" name="Рисунок 1390774159"/>
             <wp:cNvGraphicFramePr>
               <a:graphicFrameLocks xmlns:a="http://schemas.openxmlformats.org/drawingml/2006/main" noChangeAspect="1"/>
             </wp:cNvGraphicFramePr>
@@ -13063,36 +13341,23 @@
               <a:graphicData uri="http://schemas.openxmlformats.org/drawingml/2006/picture">
                 <pic:pic xmlns:pic="http://schemas.openxmlformats.org/drawingml/2006/picture">
                   <pic:nvPicPr>
-                    <pic:cNvPr id="0" name="Picture 15"/>
-                    <pic:cNvPicPr>
-                      <a:picLocks noChangeAspect="1" noChangeArrowheads="1"/>
-                    </pic:cNvPicPr>
+                    <pic:cNvPr id="1" name=""/>
+                    <pic:cNvPicPr/>
                   </pic:nvPicPr>
                   <pic:blipFill>
-                    <a:blip r:embed="rId67">
-                      <a:extLst>
-                        <a:ext uri="{28A0092B-C50C-407E-A947-70E740481C1C}">
-                          <a14:useLocalDpi xmlns:a14="http://schemas.microsoft.com/office/drawing/2010/main" val="0"/>
-                        </a:ext>
-                      </a:extLst>
-                    </a:blip>
-                    <a:srcRect/>
+                    <a:blip r:embed="rId67"/>
                     <a:stretch>
                       <a:fillRect/>
                     </a:stretch>
                   </pic:blipFill>
-                  <pic:spPr bwMode="auto">
+                  <pic:spPr>
                     <a:xfrm>
                       <a:off x="0" y="0"/>
-                      <a:ext cx="3467100" cy="809625"/>
+                      <a:ext cx="4058216" cy="1171739"/>
                     </a:xfrm>
                     <a:prstGeom prst="rect">
                       <a:avLst/>
                     </a:prstGeom>
-                    <a:noFill/>
-                    <a:ln>
-                      <a:noFill/>
-                    </a:ln>
                   </pic:spPr>
                 </pic:pic>
               </a:graphicData>
@@ -13136,13 +13401,15 @@
       </w:pPr>
       <w:r>
         <w:rPr>
-          <w:noProof/>
+          <w:rFonts w:ascii="Times New Roman" w:hAnsi="Times New Roman" w:cs="Times New Roman"/>
+          <w:sz w:val="28"/>
+          <w:szCs w:val="28"/>
         </w:rPr>
         <w:drawing>
-          <wp:inline distT="0" distB="0" distL="0" distR="0" wp14:anchorId="03F33F1A" wp14:editId="61F5AC41">
-            <wp:extent cx="3467100" cy="809625"/>
-            <wp:effectExtent l="0" t="0" r="0" b="9525"/>
-            <wp:docPr id="1297974383" name="Рисунок 16"/>
+          <wp:inline distT="0" distB="0" distL="0" distR="0" wp14:anchorId="00E29DE2" wp14:editId="10CF8D51">
+            <wp:extent cx="4048690" cy="1152686"/>
+            <wp:effectExtent l="0" t="0" r="9525" b="9525"/>
+            <wp:docPr id="1390774160" name="Рисунок 1390774160"/>
             <wp:cNvGraphicFramePr>
               <a:graphicFrameLocks xmlns:a="http://schemas.openxmlformats.org/drawingml/2006/main" noChangeAspect="1"/>
             </wp:cNvGraphicFramePr>
@@ -13150,36 +13417,23 @@
               <a:graphicData uri="http://schemas.openxmlformats.org/drawingml/2006/picture">
                 <pic:pic xmlns:pic="http://schemas.openxmlformats.org/drawingml/2006/picture">
                   <pic:nvPicPr>
-                    <pic:cNvPr id="0" name="Picture 16"/>
-                    <pic:cNvPicPr>
-                      <a:picLocks noChangeAspect="1" noChangeArrowheads="1"/>
-                    </pic:cNvPicPr>
+                    <pic:cNvPr id="1" name=""/>
+                    <pic:cNvPicPr/>
                   </pic:nvPicPr>
                   <pic:blipFill>
-                    <a:blip r:embed="rId68">
-                      <a:extLst>
-                        <a:ext uri="{28A0092B-C50C-407E-A947-70E740481C1C}">
-                          <a14:useLocalDpi xmlns:a14="http://schemas.microsoft.com/office/drawing/2010/main" val="0"/>
-                        </a:ext>
-                      </a:extLst>
-                    </a:blip>
-                    <a:srcRect/>
+                    <a:blip r:embed="rId68"/>
                     <a:stretch>
                       <a:fillRect/>
                     </a:stretch>
                   </pic:blipFill>
-                  <pic:spPr bwMode="auto">
+                  <pic:spPr>
                     <a:xfrm>
                       <a:off x="0" y="0"/>
-                      <a:ext cx="3467100" cy="809625"/>
+                      <a:ext cx="4048690" cy="1152686"/>
                     </a:xfrm>
                     <a:prstGeom prst="rect">
                       <a:avLst/>
                     </a:prstGeom>
-                    <a:noFill/>
-                    <a:ln>
-                      <a:noFill/>
-                    </a:ln>
                   </pic:spPr>
                 </pic:pic>
               </a:graphicData>
@@ -13223,13 +13477,15 @@
       </w:pPr>
       <w:r>
         <w:rPr>
-          <w:noProof/>
+          <w:rFonts w:ascii="Times New Roman" w:hAnsi="Times New Roman" w:cs="Times New Roman"/>
+          <w:sz w:val="28"/>
+          <w:szCs w:val="28"/>
         </w:rPr>
         <w:drawing>
-          <wp:inline distT="0" distB="0" distL="0" distR="0" wp14:anchorId="033864CB" wp14:editId="66185423">
-            <wp:extent cx="3467100" cy="809625"/>
+          <wp:inline distT="0" distB="0" distL="0" distR="0" wp14:anchorId="2421CD80" wp14:editId="3FD55F06">
+            <wp:extent cx="4086795" cy="1152686"/>
             <wp:effectExtent l="0" t="0" r="0" b="9525"/>
-            <wp:docPr id="623582634" name="Рисунок 17"/>
+            <wp:docPr id="1390774161" name="Рисунок 1390774161"/>
             <wp:cNvGraphicFramePr>
               <a:graphicFrameLocks xmlns:a="http://schemas.openxmlformats.org/drawingml/2006/main" noChangeAspect="1"/>
             </wp:cNvGraphicFramePr>
@@ -13237,36 +13493,23 @@
               <a:graphicData uri="http://schemas.openxmlformats.org/drawingml/2006/picture">
                 <pic:pic xmlns:pic="http://schemas.openxmlformats.org/drawingml/2006/picture">
                   <pic:nvPicPr>
-                    <pic:cNvPr id="0" name="Picture 17"/>
-                    <pic:cNvPicPr>
-                      <a:picLocks noChangeAspect="1" noChangeArrowheads="1"/>
-                    </pic:cNvPicPr>
+                    <pic:cNvPr id="1" name=""/>
+                    <pic:cNvPicPr/>
                   </pic:nvPicPr>
                   <pic:blipFill>
-                    <a:blip r:embed="rId69">
-                      <a:extLst>
-                        <a:ext uri="{28A0092B-C50C-407E-A947-70E740481C1C}">
-                          <a14:useLocalDpi xmlns:a14="http://schemas.microsoft.com/office/drawing/2010/main" val="0"/>
-                        </a:ext>
-                      </a:extLst>
-                    </a:blip>
-                    <a:srcRect/>
+                    <a:blip r:embed="rId69"/>
                     <a:stretch>
                       <a:fillRect/>
                     </a:stretch>
                   </pic:blipFill>
-                  <pic:spPr bwMode="auto">
+                  <pic:spPr>
                     <a:xfrm>
                       <a:off x="0" y="0"/>
-                      <a:ext cx="3467100" cy="809625"/>
+                      <a:ext cx="4086795" cy="1152686"/>
                     </a:xfrm>
                     <a:prstGeom prst="rect">
                       <a:avLst/>
                     </a:prstGeom>
-                    <a:noFill/>
-                    <a:ln>
-                      <a:noFill/>
-                    </a:ln>
                   </pic:spPr>
                 </pic:pic>
               </a:graphicData>
@@ -13310,13 +13553,15 @@
       </w:pPr>
       <w:r>
         <w:rPr>
-          <w:noProof/>
+          <w:rFonts w:ascii="Times New Roman" w:hAnsi="Times New Roman" w:cs="Times New Roman"/>
+          <w:sz w:val="28"/>
+          <w:szCs w:val="28"/>
         </w:rPr>
         <w:drawing>
-          <wp:inline distT="0" distB="0" distL="0" distR="0" wp14:anchorId="6DDA7B71" wp14:editId="7384D677">
-            <wp:extent cx="3467100" cy="809625"/>
+          <wp:inline distT="0" distB="0" distL="0" distR="0" wp14:anchorId="55EA1CEF" wp14:editId="1164E115">
+            <wp:extent cx="4058216" cy="1152686"/>
             <wp:effectExtent l="0" t="0" r="0" b="9525"/>
-            <wp:docPr id="1779383811" name="Рисунок 18"/>
+            <wp:docPr id="1390774162" name="Рисунок 1390774162"/>
             <wp:cNvGraphicFramePr>
               <a:graphicFrameLocks xmlns:a="http://schemas.openxmlformats.org/drawingml/2006/main" noChangeAspect="1"/>
             </wp:cNvGraphicFramePr>
@@ -13324,36 +13569,23 @@
               <a:graphicData uri="http://schemas.openxmlformats.org/drawingml/2006/picture">
                 <pic:pic xmlns:pic="http://schemas.openxmlformats.org/drawingml/2006/picture">
                   <pic:nvPicPr>
-                    <pic:cNvPr id="0" name="Picture 18"/>
-                    <pic:cNvPicPr>
-                      <a:picLocks noChangeAspect="1" noChangeArrowheads="1"/>
-                    </pic:cNvPicPr>
+                    <pic:cNvPr id="1" name=""/>
+                    <pic:cNvPicPr/>
                   </pic:nvPicPr>
                   <pic:blipFill>
-                    <a:blip r:embed="rId70">
-                      <a:extLst>
-                        <a:ext uri="{28A0092B-C50C-407E-A947-70E740481C1C}">
-                          <a14:useLocalDpi xmlns:a14="http://schemas.microsoft.com/office/drawing/2010/main" val="0"/>
-                        </a:ext>
-                      </a:extLst>
-                    </a:blip>
-                    <a:srcRect/>
+                    <a:blip r:embed="rId70"/>
                     <a:stretch>
                       <a:fillRect/>
                     </a:stretch>
                   </pic:blipFill>
-                  <pic:spPr bwMode="auto">
+                  <pic:spPr>
                     <a:xfrm>
                       <a:off x="0" y="0"/>
-                      <a:ext cx="3467100" cy="809625"/>
+                      <a:ext cx="4058216" cy="1152686"/>
                     </a:xfrm>
                     <a:prstGeom prst="rect">
                       <a:avLst/>
                     </a:prstGeom>
-                    <a:noFill/>
-                    <a:ln>
-                      <a:noFill/>
-                    </a:ln>
                   </pic:spPr>
                 </pic:pic>
               </a:graphicData>
@@ -13436,6 +13668,26 @@
     </w:p>
     <w:p>
       <w:pPr>
+        <w:spacing w:before="120" w:after="0" w:line="240" w:lineRule="auto"/>
+        <w:rPr>
+          <w:rFonts w:ascii="Times New Roman" w:hAnsi="Times New Roman" w:cs="Times New Roman"/>
+          <w:b/>
+          <w:sz w:val="28"/>
+          <w:szCs w:val="28"/>
+        </w:rPr>
+      </w:pPr>
+      <w:r>
+        <w:rPr>
+          <w:rFonts w:ascii="Times New Roman" w:hAnsi="Times New Roman" w:cs="Times New Roman"/>
+          <w:b/>
+          <w:sz w:val="28"/>
+          <w:szCs w:val="28"/>
+        </w:rPr>
+        <w:br w:type="page"/>
+      </w:r>
+    </w:p>
+    <w:p>
+      <w:pPr>
         <w:spacing w:after="120"/>
         <w:jc w:val="center"/>
         <w:rPr>
@@ -13638,7 +13890,55 @@
           <w:sz w:val="28"/>
           <w:szCs w:val="28"/>
         </w:rPr>
-        <w:t xml:space="preserve">Разделить сеть 10.11.0.0/16 на 6, 115 узлов </w:t>
+        <w:t>Разделить сеть 10.1</w:t>
+      </w:r>
+      <w:r>
+        <w:rPr>
+          <w:rFonts w:ascii="Times New Roman" w:hAnsi="Times New Roman" w:cs="Times New Roman"/>
+          <w:sz w:val="28"/>
+          <w:szCs w:val="28"/>
+        </w:rPr>
+        <w:t>7</w:t>
+      </w:r>
+      <w:r>
+        <w:rPr>
+          <w:rFonts w:ascii="Times New Roman" w:hAnsi="Times New Roman" w:cs="Times New Roman"/>
+          <w:sz w:val="28"/>
+          <w:szCs w:val="28"/>
+        </w:rPr>
+        <w:t xml:space="preserve">.0.0/16 на </w:t>
+      </w:r>
+      <w:r>
+        <w:rPr>
+          <w:rFonts w:ascii="Times New Roman" w:hAnsi="Times New Roman" w:cs="Times New Roman"/>
+          <w:sz w:val="28"/>
+          <w:szCs w:val="28"/>
+        </w:rPr>
+        <w:t>35</w:t>
+      </w:r>
+      <w:r>
+        <w:rPr>
+          <w:rFonts w:ascii="Times New Roman" w:hAnsi="Times New Roman" w:cs="Times New Roman"/>
+          <w:sz w:val="28"/>
+          <w:szCs w:val="28"/>
+        </w:rPr>
+        <w:t>, 1</w:t>
+      </w:r>
+      <w:r>
+        <w:rPr>
+          <w:rFonts w:ascii="Times New Roman" w:hAnsi="Times New Roman" w:cs="Times New Roman"/>
+          <w:sz w:val="28"/>
+          <w:szCs w:val="28"/>
+        </w:rPr>
+        <w:t>50</w:t>
+      </w:r>
+      <w:r>
+        <w:rPr>
+          <w:rFonts w:ascii="Times New Roman" w:hAnsi="Times New Roman" w:cs="Times New Roman"/>
+          <w:sz w:val="28"/>
+          <w:szCs w:val="28"/>
+        </w:rPr>
+        <w:t xml:space="preserve"> узлов </w:t>
       </w:r>
       <w:bookmarkStart w:id="0" w:name="_Hlk194835586"/>
       <w:r>
@@ -13672,7 +13972,23 @@
           <w:sz w:val="28"/>
           <w:szCs w:val="28"/>
         </w:rPr>
-        <w:t xml:space="preserve">Разделить сеть 10.11.0.0/16 на 400, 100, 60 узлов способом </w:t>
+        <w:t>Разделить сеть 10.1</w:t>
+      </w:r>
+      <w:r>
+        <w:rPr>
+          <w:rFonts w:ascii="Times New Roman" w:hAnsi="Times New Roman" w:cs="Times New Roman"/>
+          <w:sz w:val="28"/>
+          <w:szCs w:val="28"/>
+        </w:rPr>
+        <w:t>7</w:t>
+      </w:r>
+      <w:r>
+        <w:rPr>
+          <w:rFonts w:ascii="Times New Roman" w:hAnsi="Times New Roman" w:cs="Times New Roman"/>
+          <w:sz w:val="28"/>
+          <w:szCs w:val="28"/>
+        </w:rPr>
+        <w:t xml:space="preserve">.0.0/16 на 400, 100, 60 узлов способом </w:t>
       </w:r>
       <w:r>
         <w:rPr>
@@ -18588,6 +18904,7 @@
   <w:style w:type="character" w:default="1" w:styleId="a0">
     <w:name w:val="Default Paragraph Font"/>
     <w:uiPriority w:val="1"/>
+    <w:semiHidden/>
     <w:unhideWhenUsed/>
   </w:style>
   <w:style w:type="table" w:default="1" w:styleId="a1">

--- a/БКС/Отчеты/БКС лаба6.docx
+++ b/БКС/Отчеты/БКС лаба6.docx
@@ -10036,6 +10036,7 @@
       <w:r>
         <w:rPr>
           <w:rFonts w:ascii="Times New Roman" w:hAnsi="Times New Roman" w:cs="Times New Roman"/>
+          <w:noProof/>
           <w:sz w:val="24"/>
           <w:szCs w:val="24"/>
         </w:rPr>
@@ -10278,6 +10279,7 @@
       <w:r>
         <w:rPr>
           <w:rFonts w:ascii="Times New Roman" w:hAnsi="Times New Roman" w:cs="Times New Roman"/>
+          <w:noProof/>
           <w:sz w:val="28"/>
           <w:szCs w:val="28"/>
         </w:rPr>
@@ -10377,6 +10379,7 @@
       <w:r>
         <w:rPr>
           <w:rFonts w:ascii="Times New Roman" w:hAnsi="Times New Roman" w:cs="Times New Roman"/>
+          <w:noProof/>
           <w:sz w:val="28"/>
           <w:szCs w:val="28"/>
         </w:rPr>
@@ -10453,6 +10456,7 @@
       <w:r>
         <w:rPr>
           <w:rFonts w:ascii="Times New Roman" w:hAnsi="Times New Roman" w:cs="Times New Roman"/>
+          <w:noProof/>
           <w:sz w:val="28"/>
           <w:szCs w:val="28"/>
         </w:rPr>
@@ -10529,6 +10533,7 @@
       <w:r>
         <w:rPr>
           <w:rFonts w:ascii="Times New Roman" w:hAnsi="Times New Roman" w:cs="Times New Roman"/>
+          <w:noProof/>
           <w:sz w:val="28"/>
           <w:szCs w:val="28"/>
         </w:rPr>
@@ -10605,6 +10610,7 @@
       <w:r>
         <w:rPr>
           <w:rFonts w:ascii="Times New Roman" w:hAnsi="Times New Roman" w:cs="Times New Roman"/>
+          <w:noProof/>
           <w:sz w:val="28"/>
           <w:szCs w:val="28"/>
         </w:rPr>
@@ -11082,6 +11088,7 @@
       <w:r>
         <w:rPr>
           <w:rFonts w:ascii="Times New Roman" w:hAnsi="Times New Roman" w:cs="Times New Roman"/>
+          <w:noProof/>
           <w:sz w:val="24"/>
           <w:szCs w:val="24"/>
         </w:rPr>
@@ -11313,6 +11320,7 @@
       <w:r>
         <w:rPr>
           <w:rFonts w:ascii="Times New Roman" w:hAnsi="Times New Roman" w:cs="Times New Roman"/>
+          <w:noProof/>
           <w:sz w:val="28"/>
           <w:szCs w:val="28"/>
         </w:rPr>
@@ -11387,6 +11395,7 @@
       <w:r>
         <w:rPr>
           <w:rFonts w:ascii="Times New Roman" w:hAnsi="Times New Roman" w:cs="Times New Roman"/>
+          <w:noProof/>
           <w:sz w:val="28"/>
           <w:szCs w:val="28"/>
         </w:rPr>
@@ -11461,6 +11470,7 @@
       <w:r>
         <w:rPr>
           <w:rFonts w:ascii="Times New Roman" w:hAnsi="Times New Roman" w:cs="Times New Roman"/>
+          <w:noProof/>
           <w:sz w:val="28"/>
           <w:szCs w:val="28"/>
         </w:rPr>
@@ -11535,6 +11545,7 @@
       <w:r>
         <w:rPr>
           <w:rFonts w:ascii="Times New Roman" w:hAnsi="Times New Roman" w:cs="Times New Roman"/>
+          <w:noProof/>
           <w:sz w:val="28"/>
           <w:szCs w:val="28"/>
         </w:rPr>
@@ -11609,6 +11620,7 @@
       <w:r>
         <w:rPr>
           <w:rFonts w:ascii="Times New Roman" w:hAnsi="Times New Roman" w:cs="Times New Roman"/>
+          <w:noProof/>
           <w:sz w:val="28"/>
           <w:szCs w:val="28"/>
         </w:rPr>
@@ -12051,6 +12063,7 @@
       <w:r>
         <w:rPr>
           <w:rFonts w:ascii="Times New Roman" w:hAnsi="Times New Roman" w:cs="Times New Roman"/>
+          <w:noProof/>
           <w:sz w:val="24"/>
           <w:szCs w:val="24"/>
         </w:rPr>
@@ -12249,6 +12262,9 @@
     </w:p>
     <w:p>
       <w:r>
+        <w:rPr>
+          <w:noProof/>
+        </w:rPr>
         <w:drawing>
           <wp:inline distT="0" distB="0" distL="0" distR="0" wp14:anchorId="2471BC74" wp14:editId="3A5775C6">
             <wp:extent cx="4058216" cy="1133633"/>
@@ -12321,6 +12337,7 @@
       <w:r>
         <w:rPr>
           <w:rFonts w:ascii="Times New Roman" w:hAnsi="Times New Roman" w:cs="Times New Roman"/>
+          <w:noProof/>
           <w:sz w:val="28"/>
           <w:szCs w:val="28"/>
         </w:rPr>
@@ -12396,6 +12413,7 @@
       <w:r>
         <w:rPr>
           <w:rFonts w:ascii="Times New Roman" w:hAnsi="Times New Roman" w:cs="Times New Roman"/>
+          <w:noProof/>
           <w:sz w:val="28"/>
           <w:szCs w:val="28"/>
         </w:rPr>
@@ -12472,6 +12490,7 @@
       <w:r>
         <w:rPr>
           <w:rFonts w:ascii="Times New Roman" w:hAnsi="Times New Roman" w:cs="Times New Roman"/>
+          <w:noProof/>
           <w:sz w:val="28"/>
           <w:szCs w:val="28"/>
         </w:rPr>
@@ -12547,6 +12566,7 @@
       <w:r>
         <w:rPr>
           <w:rFonts w:ascii="Times New Roman" w:hAnsi="Times New Roman" w:cs="Times New Roman"/>
+          <w:noProof/>
           <w:sz w:val="28"/>
           <w:szCs w:val="28"/>
         </w:rPr>
@@ -12996,6 +13016,7 @@
       <w:r>
         <w:rPr>
           <w:rFonts w:ascii="Times New Roman" w:hAnsi="Times New Roman" w:cs="Times New Roman"/>
+          <w:noProof/>
           <w:sz w:val="24"/>
           <w:szCs w:val="24"/>
         </w:rPr>
@@ -13227,6 +13248,7 @@
       <w:r>
         <w:rPr>
           <w:rFonts w:ascii="Times New Roman" w:hAnsi="Times New Roman" w:cs="Times New Roman"/>
+          <w:noProof/>
           <w:sz w:val="28"/>
           <w:szCs w:val="28"/>
         </w:rPr>
@@ -13326,6 +13348,7 @@
       <w:r>
         <w:rPr>
           <w:rFonts w:ascii="Times New Roman" w:hAnsi="Times New Roman" w:cs="Times New Roman"/>
+          <w:noProof/>
           <w:sz w:val="28"/>
           <w:szCs w:val="28"/>
         </w:rPr>
@@ -13402,6 +13425,7 @@
       <w:r>
         <w:rPr>
           <w:rFonts w:ascii="Times New Roman" w:hAnsi="Times New Roman" w:cs="Times New Roman"/>
+          <w:noProof/>
           <w:sz w:val="28"/>
           <w:szCs w:val="28"/>
         </w:rPr>
@@ -13478,6 +13502,7 @@
       <w:r>
         <w:rPr>
           <w:rFonts w:ascii="Times New Roman" w:hAnsi="Times New Roman" w:cs="Times New Roman"/>
+          <w:noProof/>
           <w:sz w:val="28"/>
           <w:szCs w:val="28"/>
         </w:rPr>
@@ -13558,10 +13583,10 @@
           <w:szCs w:val="28"/>
         </w:rPr>
         <w:drawing>
-          <wp:inline distT="0" distB="0" distL="0" distR="0" wp14:anchorId="55EA1CEF" wp14:editId="1164E115">
-            <wp:extent cx="4058216" cy="1152686"/>
-            <wp:effectExtent l="0" t="0" r="0" b="9525"/>
-            <wp:docPr id="1390774162" name="Рисунок 1390774162"/>
+          <wp:inline distT="0" distB="0" distL="0" distR="0" wp14:anchorId="404F01E4" wp14:editId="32086664">
+            <wp:extent cx="4048690" cy="1152686"/>
+            <wp:effectExtent l="0" t="0" r="9525" b="9525"/>
+            <wp:docPr id="54" name="Рисунок 54"/>
             <wp:cNvGraphicFramePr>
               <a:graphicFrameLocks xmlns:a="http://schemas.openxmlformats.org/drawingml/2006/main" noChangeAspect="1"/>
             </wp:cNvGraphicFramePr>
@@ -13581,7 +13606,7 @@
                   <pic:spPr>
                     <a:xfrm>
                       <a:off x="0" y="0"/>
-                      <a:ext cx="4058216" cy="1152686"/>
+                      <a:ext cx="4048690" cy="1152686"/>
                     </a:xfrm>
                     <a:prstGeom prst="rect">
                       <a:avLst/>
@@ -13988,7 +14013,55 @@
           <w:sz w:val="28"/>
           <w:szCs w:val="28"/>
         </w:rPr>
-        <w:t xml:space="preserve">.0.0/16 на 400, 100, 60 узлов способом </w:t>
+        <w:t xml:space="preserve">.0.0/16 на </w:t>
+      </w:r>
+      <w:r>
+        <w:rPr>
+          <w:rFonts w:ascii="Times New Roman" w:hAnsi="Times New Roman" w:cs="Times New Roman"/>
+          <w:sz w:val="28"/>
+          <w:szCs w:val="28"/>
+        </w:rPr>
+        <w:t>10</w:t>
+      </w:r>
+      <w:r>
+        <w:rPr>
+          <w:rFonts w:ascii="Times New Roman" w:hAnsi="Times New Roman" w:cs="Times New Roman"/>
+          <w:sz w:val="28"/>
+          <w:szCs w:val="28"/>
+        </w:rPr>
+        <w:t xml:space="preserve">, </w:t>
+      </w:r>
+      <w:r>
+        <w:rPr>
+          <w:rFonts w:ascii="Times New Roman" w:hAnsi="Times New Roman" w:cs="Times New Roman"/>
+          <w:sz w:val="28"/>
+          <w:szCs w:val="28"/>
+        </w:rPr>
+        <w:t>20</w:t>
+      </w:r>
+      <w:r>
+        <w:rPr>
+          <w:rFonts w:ascii="Times New Roman" w:hAnsi="Times New Roman" w:cs="Times New Roman"/>
+          <w:sz w:val="28"/>
+          <w:szCs w:val="28"/>
+        </w:rPr>
+        <w:t xml:space="preserve">00, </w:t>
+      </w:r>
+      <w:r>
+        <w:rPr>
+          <w:rFonts w:ascii="Times New Roman" w:hAnsi="Times New Roman" w:cs="Times New Roman"/>
+          <w:sz w:val="28"/>
+          <w:szCs w:val="28"/>
+        </w:rPr>
+        <w:t>50</w:t>
+      </w:r>
+      <w:r>
+        <w:rPr>
+          <w:rFonts w:ascii="Times New Roman" w:hAnsi="Times New Roman" w:cs="Times New Roman"/>
+          <w:sz w:val="28"/>
+          <w:szCs w:val="28"/>
+        </w:rPr>
+        <w:t xml:space="preserve">0 узлов способом </w:t>
       </w:r>
       <w:r>
         <w:rPr>
@@ -14085,13 +14158,323 @@
           <w:sz w:val="28"/>
           <w:szCs w:val="28"/>
         </w:rPr>
+        <w:t>35</w:t>
+      </w:r>
+      <w:r>
+        <w:rPr>
+          <w:rFonts w:ascii="Times New Roman" w:hAnsi="Times New Roman" w:cs="Times New Roman"/>
+          <w:b/>
+          <w:bCs/>
+          <w:sz w:val="28"/>
+          <w:szCs w:val="28"/>
+        </w:rPr>
+        <w:t xml:space="preserve"> </w:t>
+      </w:r>
+      <w:r>
+        <w:rPr>
+          <w:rFonts w:ascii="Times New Roman" w:hAnsi="Times New Roman" w:cs="Times New Roman"/>
+          <w:b/>
+          <w:bCs/>
+          <w:sz w:val="28"/>
+          <w:szCs w:val="28"/>
+        </w:rPr>
+        <w:t xml:space="preserve">узлов </w:t>
+      </w:r>
+      <w:r>
+        <w:rPr>
+          <w:rFonts w:ascii="Times New Roman" w:hAnsi="Times New Roman" w:cs="Times New Roman"/>
+          <w:b/>
+          <w:bCs/>
+          <w:sz w:val="28"/>
+          <w:szCs w:val="28"/>
+        </w:rPr>
+        <w:t>базовым способом</w:t>
+      </w:r>
+    </w:p>
+    <w:p>
+      <w:pPr>
+        <w:spacing w:after="120"/>
+        <w:jc w:val="both"/>
+        <w:rPr>
+          <w:rFonts w:ascii="Times New Roman" w:hAnsi="Times New Roman" w:cs="Times New Roman"/>
+          <w:sz w:val="28"/>
+          <w:szCs w:val="28"/>
+        </w:rPr>
+      </w:pPr>
+      <w:r>
+        <w:rPr>
+          <w:rFonts w:ascii="Times New Roman" w:hAnsi="Times New Roman" w:cs="Times New Roman"/>
+          <w:sz w:val="28"/>
+          <w:szCs w:val="28"/>
+        </w:rPr>
+        <w:t>Количество сетей и узлов напрямую зависит от бит в сетевой и узловой частях</w:t>
+      </w:r>
+    </w:p>
+    <w:p>
+      <w:pPr>
+        <w:spacing w:after="120"/>
+        <w:jc w:val="both"/>
+        <w:rPr>
+          <w:rFonts w:ascii="Times New Roman" w:hAnsi="Times New Roman" w:cs="Times New Roman"/>
+          <w:sz w:val="28"/>
+          <w:szCs w:val="28"/>
+        </w:rPr>
+      </w:pPr>
+      <w:r>
+        <w:rPr>
+          <w:rFonts w:ascii="Times New Roman" w:hAnsi="Times New Roman" w:cs="Times New Roman"/>
+          <w:sz w:val="28"/>
+          <w:szCs w:val="28"/>
+        </w:rPr>
+        <w:t xml:space="preserve">Сначала определим </w:t>
+      </w:r>
+      <w:r>
+        <w:rPr>
+          <w:rFonts w:ascii="Times New Roman" w:hAnsi="Times New Roman" w:cs="Times New Roman"/>
+          <w:sz w:val="28"/>
+          <w:szCs w:val="28"/>
+        </w:rPr>
+        <w:t>к</w:t>
+      </w:r>
+      <w:r>
+        <w:rPr>
+          <w:rFonts w:ascii="Times New Roman" w:hAnsi="Times New Roman" w:cs="Times New Roman"/>
+          <w:sz w:val="28"/>
+          <w:szCs w:val="28"/>
+        </w:rPr>
+        <w:t xml:space="preserve">оличество узлов: </w:t>
+      </w:r>
+      <w:r>
+        <w:rPr>
+          <w:rFonts w:ascii="Times New Roman" w:hAnsi="Times New Roman" w:cs="Times New Roman"/>
+          <w:sz w:val="28"/>
+          <w:szCs w:val="28"/>
+        </w:rPr>
+        <w:t>35</w:t>
+      </w:r>
+      <w:r>
+        <w:rPr>
+          <w:rFonts w:ascii="Times New Roman" w:hAnsi="Times New Roman" w:cs="Times New Roman"/>
+          <w:sz w:val="28"/>
+          <w:szCs w:val="28"/>
+        </w:rPr>
+        <w:t xml:space="preserve">+2 (где 2 - адрес сети и широковещательный адрес) = </w:t>
+      </w:r>
+      <w:r>
+        <w:rPr>
+          <w:rFonts w:ascii="Times New Roman" w:hAnsi="Times New Roman" w:cs="Times New Roman"/>
+          <w:sz w:val="28"/>
+          <w:szCs w:val="28"/>
+        </w:rPr>
+        <w:t>37</w:t>
+      </w:r>
+      <w:r>
+        <w:rPr>
+          <w:rFonts w:ascii="Times New Roman" w:hAnsi="Times New Roman" w:cs="Times New Roman"/>
+          <w:sz w:val="28"/>
+          <w:szCs w:val="28"/>
+        </w:rPr>
+        <w:t xml:space="preserve"> узлов</w:t>
+      </w:r>
+    </w:p>
+    <w:p>
+      <w:pPr>
+        <w:spacing w:after="120"/>
+        <w:jc w:val="both"/>
+        <w:rPr>
+          <w:rFonts w:ascii="Times New Roman" w:hAnsi="Times New Roman" w:cs="Times New Roman"/>
+          <w:sz w:val="28"/>
+          <w:szCs w:val="28"/>
+        </w:rPr>
+      </w:pPr>
+      <w:r>
+        <w:rPr>
+          <w:rFonts w:ascii="Times New Roman" w:hAnsi="Times New Roman" w:cs="Times New Roman"/>
+          <w:sz w:val="28"/>
+          <w:szCs w:val="28"/>
+        </w:rPr>
+        <w:t xml:space="preserve">Таким образом, необходимо оставить такое количество бит в узловой части, чтобы IP-адресов было больше, чем </w:t>
+      </w:r>
+      <w:r>
+        <w:rPr>
+          <w:rFonts w:ascii="Times New Roman" w:hAnsi="Times New Roman" w:cs="Times New Roman"/>
+          <w:sz w:val="28"/>
+          <w:szCs w:val="28"/>
+        </w:rPr>
+        <w:t>37</w:t>
+      </w:r>
+      <w:r>
+        <w:rPr>
+          <w:rFonts w:ascii="Times New Roman" w:hAnsi="Times New Roman" w:cs="Times New Roman"/>
+          <w:sz w:val="28"/>
+          <w:szCs w:val="28"/>
+        </w:rPr>
+        <w:t>.</w:t>
+      </w:r>
+    </w:p>
+    <w:p>
+      <w:pPr>
+        <w:spacing w:after="120"/>
+        <w:jc w:val="both"/>
+        <w:rPr>
+          <w:rFonts w:ascii="Times New Roman" w:hAnsi="Times New Roman" w:cs="Times New Roman"/>
+          <w:sz w:val="28"/>
+          <w:szCs w:val="28"/>
+        </w:rPr>
+      </w:pPr>
+      <w:r>
+        <w:rPr>
+          <w:rFonts w:ascii="Times New Roman" w:hAnsi="Times New Roman" w:cs="Times New Roman"/>
+          <w:sz w:val="28"/>
+          <w:szCs w:val="28"/>
+        </w:rPr>
+        <w:t>2</w:t>
+      </w:r>
+      <w:r>
+        <w:rPr>
+          <w:rFonts w:ascii="Times New Roman" w:hAnsi="Times New Roman" w:cs="Times New Roman"/>
+          <w:sz w:val="28"/>
+          <w:szCs w:val="28"/>
+          <w:vertAlign w:val="superscript"/>
+        </w:rPr>
         <w:t>6</w:t>
       </w:r>
       <w:r>
         <w:rPr>
           <w:rFonts w:ascii="Times New Roman" w:hAnsi="Times New Roman" w:cs="Times New Roman"/>
-          <w:b/>
-          <w:bCs/>
+          <w:sz w:val="28"/>
+          <w:szCs w:val="28"/>
+        </w:rPr>
+        <w:t xml:space="preserve"> = </w:t>
+      </w:r>
+      <w:r>
+        <w:rPr>
+          <w:rFonts w:ascii="Times New Roman" w:hAnsi="Times New Roman" w:cs="Times New Roman"/>
+          <w:sz w:val="28"/>
+          <w:szCs w:val="28"/>
+        </w:rPr>
+        <w:t>64</w:t>
+      </w:r>
+      <w:r>
+        <w:rPr>
+          <w:rFonts w:ascii="Times New Roman" w:hAnsi="Times New Roman" w:cs="Times New Roman"/>
+          <w:sz w:val="28"/>
+          <w:szCs w:val="28"/>
+        </w:rPr>
+        <w:t xml:space="preserve"> узлов, где </w:t>
+      </w:r>
+      <w:r>
+        <w:rPr>
+          <w:rFonts w:ascii="Times New Roman" w:hAnsi="Times New Roman" w:cs="Times New Roman"/>
+          <w:sz w:val="28"/>
+          <w:szCs w:val="28"/>
+        </w:rPr>
+        <w:t>6</w:t>
+      </w:r>
+      <w:r>
+        <w:rPr>
+          <w:rFonts w:ascii="Times New Roman" w:hAnsi="Times New Roman" w:cs="Times New Roman"/>
+          <w:sz w:val="28"/>
+          <w:szCs w:val="28"/>
+        </w:rPr>
+        <w:t xml:space="preserve"> - количество бит, которое нужно оставить в узловой части. Остальные биты останутся в сетевой ча</w:t>
+      </w:r>
+      <w:r>
+        <w:rPr>
+          <w:rFonts w:ascii="Times New Roman" w:hAnsi="Times New Roman" w:cs="Times New Roman"/>
+          <w:sz w:val="28"/>
+          <w:szCs w:val="28"/>
+        </w:rPr>
+        <w:t>ст</w:t>
+      </w:r>
+      <w:r>
+        <w:rPr>
+          <w:rFonts w:ascii="Times New Roman" w:hAnsi="Times New Roman" w:cs="Times New Roman"/>
+          <w:sz w:val="28"/>
+          <w:szCs w:val="28"/>
+        </w:rPr>
+        <w:t>и, что даёт 2</w:t>
+      </w:r>
+      <w:r>
+        <w:rPr>
+          <w:rFonts w:ascii="Times New Roman" w:hAnsi="Times New Roman" w:cs="Times New Roman"/>
+          <w:sz w:val="28"/>
+          <w:szCs w:val="28"/>
+          <w:vertAlign w:val="superscript"/>
+        </w:rPr>
+        <w:t>1</w:t>
+      </w:r>
+      <w:r>
+        <w:rPr>
+          <w:rFonts w:ascii="Times New Roman" w:hAnsi="Times New Roman" w:cs="Times New Roman"/>
+          <w:sz w:val="28"/>
+          <w:szCs w:val="28"/>
+          <w:vertAlign w:val="superscript"/>
+        </w:rPr>
+        <w:t>0</w:t>
+      </w:r>
+      <w:r>
+        <w:rPr>
+          <w:rFonts w:ascii="Times New Roman" w:hAnsi="Times New Roman" w:cs="Times New Roman"/>
+          <w:sz w:val="28"/>
+          <w:szCs w:val="28"/>
+        </w:rPr>
+        <w:t xml:space="preserve"> = </w:t>
+      </w:r>
+      <w:r>
+        <w:rPr>
+          <w:rFonts w:ascii="Times New Roman" w:hAnsi="Times New Roman" w:cs="Times New Roman"/>
+          <w:sz w:val="28"/>
+          <w:szCs w:val="28"/>
+        </w:rPr>
+        <w:t>1024</w:t>
+      </w:r>
+      <w:r>
+        <w:rPr>
+          <w:rFonts w:ascii="Times New Roman" w:hAnsi="Times New Roman" w:cs="Times New Roman"/>
+          <w:sz w:val="28"/>
+          <w:szCs w:val="28"/>
+        </w:rPr>
+        <w:t xml:space="preserve"> подсети</w:t>
+      </w:r>
+      <w:r>
+        <w:rPr>
+          <w:rFonts w:ascii="Times New Roman" w:hAnsi="Times New Roman" w:cs="Times New Roman"/>
+          <w:sz w:val="28"/>
+          <w:szCs w:val="28"/>
+        </w:rPr>
+        <w:t>.</w:t>
+      </w:r>
+    </w:p>
+    <w:p>
+      <w:pPr>
+        <w:spacing w:after="120"/>
+        <w:jc w:val="both"/>
+        <w:rPr>
+          <w:rFonts w:ascii="Times New Roman" w:hAnsi="Times New Roman" w:cs="Times New Roman"/>
+          <w:sz w:val="28"/>
+          <w:szCs w:val="28"/>
+        </w:rPr>
+      </w:pPr>
+      <w:r>
+        <w:rPr>
+          <w:rFonts w:ascii="Times New Roman" w:hAnsi="Times New Roman" w:cs="Times New Roman"/>
+          <w:sz w:val="28"/>
+          <w:szCs w:val="28"/>
+        </w:rPr>
+        <w:t>Новая маска подсети будет /16(начальная) +</w:t>
+      </w:r>
+      <w:r>
+        <w:rPr>
+          <w:rFonts w:ascii="Times New Roman" w:hAnsi="Times New Roman" w:cs="Times New Roman"/>
+          <w:sz w:val="28"/>
+          <w:szCs w:val="28"/>
+        </w:rPr>
+        <w:t xml:space="preserve"> 8 +</w:t>
+      </w:r>
+      <w:r>
+        <w:rPr>
+          <w:rFonts w:ascii="Times New Roman" w:hAnsi="Times New Roman" w:cs="Times New Roman"/>
           <w:sz w:val="28"/>
           <w:szCs w:val="28"/>
         </w:rPr>
@@ -14100,22 +14483,50 @@
       <w:r>
         <w:rPr>
           <w:rFonts w:ascii="Times New Roman" w:hAnsi="Times New Roman" w:cs="Times New Roman"/>
-          <w:b/>
-          <w:bCs/>
-          <w:sz w:val="28"/>
-          <w:szCs w:val="28"/>
-        </w:rPr>
-        <w:t xml:space="preserve">узлов </w:t>
-      </w:r>
-      <w:r>
-        <w:rPr>
-          <w:rFonts w:ascii="Times New Roman" w:hAnsi="Times New Roman" w:cs="Times New Roman"/>
-          <w:b/>
-          <w:bCs/>
-          <w:sz w:val="28"/>
-          <w:szCs w:val="28"/>
-        </w:rPr>
-        <w:t>базовым способом</w:t>
+          <w:sz w:val="28"/>
+          <w:szCs w:val="28"/>
+        </w:rPr>
+        <w:t>2</w:t>
+      </w:r>
+      <w:r>
+        <w:rPr>
+          <w:rFonts w:ascii="Times New Roman" w:hAnsi="Times New Roman" w:cs="Times New Roman"/>
+          <w:sz w:val="28"/>
+          <w:szCs w:val="28"/>
+        </w:rPr>
+        <w:t>(перешедшие из узловой части) = /2</w:t>
+      </w:r>
+      <w:r>
+        <w:rPr>
+          <w:rFonts w:ascii="Times New Roman" w:hAnsi="Times New Roman" w:cs="Times New Roman"/>
+          <w:sz w:val="28"/>
+          <w:szCs w:val="28"/>
+        </w:rPr>
+        <w:t>6</w:t>
+      </w:r>
+      <w:r>
+        <w:rPr>
+          <w:rFonts w:ascii="Times New Roman" w:hAnsi="Times New Roman" w:cs="Times New Roman"/>
+          <w:sz w:val="28"/>
+          <w:szCs w:val="28"/>
+        </w:rPr>
+        <w:t xml:space="preserve"> (маска 255.255.</w:t>
+      </w:r>
+      <w:r>
+        <w:rPr>
+          <w:rFonts w:ascii="Times New Roman" w:hAnsi="Times New Roman" w:cs="Times New Roman"/>
+          <w:sz w:val="28"/>
+          <w:szCs w:val="28"/>
+        </w:rPr>
+        <w:t>255.192</w:t>
+      </w:r>
+      <w:r>
+        <w:rPr>
+          <w:rFonts w:ascii="Times New Roman" w:hAnsi="Times New Roman" w:cs="Times New Roman"/>
+          <w:sz w:val="28"/>
+          <w:szCs w:val="28"/>
+        </w:rPr>
+        <w:t>)</w:t>
       </w:r>
     </w:p>
     <w:p>
@@ -14128,191 +14539,6 @@
           <w:szCs w:val="28"/>
         </w:rPr>
       </w:pPr>
-      <w:r>
-        <w:rPr>
-          <w:rFonts w:ascii="Times New Roman" w:hAnsi="Times New Roman" w:cs="Times New Roman"/>
-          <w:sz w:val="28"/>
-          <w:szCs w:val="28"/>
-        </w:rPr>
-        <w:t>Количество сетей и узлов напрямую зависит от бит в сетевой и узловой частях</w:t>
-      </w:r>
-    </w:p>
-    <w:p>
-      <w:pPr>
-        <w:spacing w:after="120"/>
-        <w:jc w:val="both"/>
-        <w:rPr>
-          <w:rFonts w:ascii="Times New Roman" w:hAnsi="Times New Roman" w:cs="Times New Roman"/>
-          <w:sz w:val="28"/>
-          <w:szCs w:val="28"/>
-        </w:rPr>
-      </w:pPr>
-      <w:r>
-        <w:rPr>
-          <w:rFonts w:ascii="Times New Roman" w:hAnsi="Times New Roman" w:cs="Times New Roman"/>
-          <w:sz w:val="28"/>
-          <w:szCs w:val="28"/>
-        </w:rPr>
-        <w:t xml:space="preserve">Сначала определим </w:t>
-      </w:r>
-      <w:r>
-        <w:rPr>
-          <w:rFonts w:ascii="Times New Roman" w:hAnsi="Times New Roman" w:cs="Times New Roman"/>
-          <w:sz w:val="28"/>
-          <w:szCs w:val="28"/>
-        </w:rPr>
-        <w:t>к</w:t>
-      </w:r>
-      <w:r>
-        <w:rPr>
-          <w:rFonts w:ascii="Times New Roman" w:hAnsi="Times New Roman" w:cs="Times New Roman"/>
-          <w:sz w:val="28"/>
-          <w:szCs w:val="28"/>
-        </w:rPr>
-        <w:t>оличество узлов: 6+2 (где 2 - адрес сети и широковещательный адрес) = 8 узлов</w:t>
-      </w:r>
-    </w:p>
-    <w:p>
-      <w:pPr>
-        <w:spacing w:after="120"/>
-        <w:jc w:val="both"/>
-        <w:rPr>
-          <w:rFonts w:ascii="Times New Roman" w:hAnsi="Times New Roman" w:cs="Times New Roman"/>
-          <w:sz w:val="28"/>
-          <w:szCs w:val="28"/>
-        </w:rPr>
-      </w:pPr>
-      <w:r>
-        <w:rPr>
-          <w:rFonts w:ascii="Times New Roman" w:hAnsi="Times New Roman" w:cs="Times New Roman"/>
-          <w:sz w:val="28"/>
-          <w:szCs w:val="28"/>
-        </w:rPr>
-        <w:t xml:space="preserve">Таким образом, необходимо оставить такое количество бит в узловой части, чтобы IP-адресов было больше, чем </w:t>
-      </w:r>
-      <w:r>
-        <w:rPr>
-          <w:rFonts w:ascii="Times New Roman" w:hAnsi="Times New Roman" w:cs="Times New Roman"/>
-          <w:sz w:val="28"/>
-          <w:szCs w:val="28"/>
-        </w:rPr>
-        <w:t>8</w:t>
-      </w:r>
-      <w:r>
-        <w:rPr>
-          <w:rFonts w:ascii="Times New Roman" w:hAnsi="Times New Roman" w:cs="Times New Roman"/>
-          <w:sz w:val="28"/>
-          <w:szCs w:val="28"/>
-        </w:rPr>
-        <w:t>.</w:t>
-      </w:r>
-    </w:p>
-    <w:p>
-      <w:pPr>
-        <w:spacing w:after="120"/>
-        <w:jc w:val="both"/>
-        <w:rPr>
-          <w:rFonts w:ascii="Times New Roman" w:hAnsi="Times New Roman" w:cs="Times New Roman"/>
-          <w:sz w:val="28"/>
-          <w:szCs w:val="28"/>
-        </w:rPr>
-      </w:pPr>
-      <w:r>
-        <w:rPr>
-          <w:rFonts w:ascii="Times New Roman" w:hAnsi="Times New Roman" w:cs="Times New Roman"/>
-          <w:sz w:val="28"/>
-          <w:szCs w:val="28"/>
-        </w:rPr>
-        <w:t>2</w:t>
-      </w:r>
-      <w:r>
-        <w:rPr>
-          <w:rFonts w:ascii="Times New Roman" w:hAnsi="Times New Roman" w:cs="Times New Roman"/>
-          <w:sz w:val="28"/>
-          <w:szCs w:val="28"/>
-          <w:vertAlign w:val="superscript"/>
-        </w:rPr>
-        <w:t>3</w:t>
-      </w:r>
-      <w:r>
-        <w:rPr>
-          <w:rFonts w:ascii="Times New Roman" w:hAnsi="Times New Roman" w:cs="Times New Roman"/>
-          <w:sz w:val="28"/>
-          <w:szCs w:val="28"/>
-        </w:rPr>
-        <w:t xml:space="preserve"> = 8 узлов, где 3 - количество бит, которое нужно оставить в узловой части. Остальные биты останутся в сетевой ча</w:t>
-      </w:r>
-      <w:r>
-        <w:rPr>
-          <w:rFonts w:ascii="Times New Roman" w:hAnsi="Times New Roman" w:cs="Times New Roman"/>
-          <w:sz w:val="28"/>
-          <w:szCs w:val="28"/>
-        </w:rPr>
-        <w:t>ст</w:t>
-      </w:r>
-      <w:r>
-        <w:rPr>
-          <w:rFonts w:ascii="Times New Roman" w:hAnsi="Times New Roman" w:cs="Times New Roman"/>
-          <w:sz w:val="28"/>
-          <w:szCs w:val="28"/>
-        </w:rPr>
-        <w:t>и, что даёт 2</w:t>
-      </w:r>
-      <w:r>
-        <w:rPr>
-          <w:rFonts w:ascii="Times New Roman" w:hAnsi="Times New Roman" w:cs="Times New Roman"/>
-          <w:sz w:val="28"/>
-          <w:szCs w:val="28"/>
-          <w:vertAlign w:val="superscript"/>
-        </w:rPr>
-        <w:t>13</w:t>
-      </w:r>
-      <w:r>
-        <w:rPr>
-          <w:rFonts w:ascii="Times New Roman" w:hAnsi="Times New Roman" w:cs="Times New Roman"/>
-          <w:sz w:val="28"/>
-          <w:szCs w:val="28"/>
-        </w:rPr>
-        <w:t xml:space="preserve"> = 8192 подсети</w:t>
-      </w:r>
-      <w:r>
-        <w:rPr>
-          <w:rFonts w:ascii="Times New Roman" w:hAnsi="Times New Roman" w:cs="Times New Roman"/>
-          <w:sz w:val="28"/>
-          <w:szCs w:val="28"/>
-        </w:rPr>
-        <w:t>.</w:t>
-      </w:r>
-    </w:p>
-    <w:p>
-      <w:pPr>
-        <w:spacing w:after="120"/>
-        <w:jc w:val="both"/>
-        <w:rPr>
-          <w:rFonts w:ascii="Times New Roman" w:hAnsi="Times New Roman" w:cs="Times New Roman"/>
-          <w:sz w:val="28"/>
-          <w:szCs w:val="28"/>
-        </w:rPr>
-      </w:pPr>
-      <w:r>
-        <w:rPr>
-          <w:rFonts w:ascii="Times New Roman" w:hAnsi="Times New Roman" w:cs="Times New Roman"/>
-          <w:sz w:val="28"/>
-          <w:szCs w:val="28"/>
-        </w:rPr>
-        <w:t>Новая маска подсети будет /16(начальная) + 13(перешедшие из узловой части) = /29 (маска 255.255.255.248)</w:t>
-      </w:r>
-    </w:p>
-    <w:p>
-      <w:pPr>
-        <w:spacing w:after="120"/>
-        <w:jc w:val="both"/>
-        <w:rPr>
-          <w:rFonts w:ascii="Times New Roman" w:hAnsi="Times New Roman" w:cs="Times New Roman"/>
-          <w:sz w:val="28"/>
-          <w:szCs w:val="28"/>
-        </w:rPr>
-      </w:pPr>
     </w:p>
     <w:p>
       <w:pPr>
@@ -14328,15 +14554,14 @@
       <w:r>
         <w:rPr>
           <w:rFonts w:ascii="Times New Roman" w:hAnsi="Times New Roman" w:cs="Times New Roman"/>
-          <w:noProof/>
           <w:sz w:val="24"/>
           <w:szCs w:val="24"/>
         </w:rPr>
         <w:drawing>
-          <wp:inline distT="0" distB="0" distL="0" distR="0" wp14:anchorId="6E11F8F1" wp14:editId="7ACE5FBD">
-            <wp:extent cx="6120000" cy="636600"/>
-            <wp:effectExtent l="0" t="0" r="0" b="0"/>
-            <wp:docPr id="1390774168" name="Рисунок 19"/>
+          <wp:inline distT="0" distB="0" distL="0" distR="0" wp14:anchorId="6CC0714C" wp14:editId="7048FD33">
+            <wp:extent cx="5939790" cy="711200"/>
+            <wp:effectExtent l="0" t="0" r="3810" b="0"/>
+            <wp:docPr id="15" name="Рисунок 15"/>
             <wp:cNvGraphicFramePr>
               <a:graphicFrameLocks xmlns:a="http://schemas.openxmlformats.org/drawingml/2006/main" noChangeAspect="1"/>
             </wp:cNvGraphicFramePr>
@@ -14344,36 +14569,23 @@
               <a:graphicData uri="http://schemas.openxmlformats.org/drawingml/2006/picture">
                 <pic:pic xmlns:pic="http://schemas.openxmlformats.org/drawingml/2006/picture">
                   <pic:nvPicPr>
-                    <pic:cNvPr id="0" name="Picture 19"/>
-                    <pic:cNvPicPr>
-                      <a:picLocks noChangeAspect="1" noChangeArrowheads="1"/>
-                    </pic:cNvPicPr>
+                    <pic:cNvPr id="1" name=""/>
+                    <pic:cNvPicPr/>
                   </pic:nvPicPr>
                   <pic:blipFill>
-                    <a:blip r:embed="rId71">
-                      <a:extLst>
-                        <a:ext uri="{28A0092B-C50C-407E-A947-70E740481C1C}">
-                          <a14:useLocalDpi xmlns:a14="http://schemas.microsoft.com/office/drawing/2010/main" val="0"/>
-                        </a:ext>
-                      </a:extLst>
-                    </a:blip>
-                    <a:srcRect/>
+                    <a:blip r:embed="rId71"/>
                     <a:stretch>
                       <a:fillRect/>
                     </a:stretch>
                   </pic:blipFill>
-                  <pic:spPr bwMode="auto">
+                  <pic:spPr>
                     <a:xfrm>
                       <a:off x="0" y="0"/>
-                      <a:ext cx="6120000" cy="636600"/>
+                      <a:ext cx="5939790" cy="711200"/>
                     </a:xfrm>
                     <a:prstGeom prst="rect">
                       <a:avLst/>
                     </a:prstGeom>
-                    <a:noFill/>
-                    <a:ln>
-                      <a:noFill/>
-                    </a:ln>
                   </pic:spPr>
                 </pic:pic>
               </a:graphicData>
@@ -14493,7 +14705,40 @@
           <w:sz w:val="24"/>
           <w:szCs w:val="24"/>
         </w:rPr>
-        <w:t>Новая маска подсети (255.255.255.248)</w:t>
+        <w:t>Новая маска подсети (</w:t>
+      </w:r>
+      <w:r>
+        <w:rPr>
+          <w:rFonts w:ascii="Times New Roman" w:hAnsi="Times New Roman" w:cs="Times New Roman"/>
+          <w:i w:val="0"/>
+          <w:iCs w:val="0"/>
+          <w:color w:val="000000" w:themeColor="text1"/>
+          <w:sz w:val="24"/>
+          <w:szCs w:val="24"/>
+        </w:rPr>
+        <w:t>255.255.</w:t>
+      </w:r>
+      <w:r>
+        <w:rPr>
+          <w:rFonts w:ascii="Times New Roman" w:hAnsi="Times New Roman" w:cs="Times New Roman"/>
+          <w:i w:val="0"/>
+          <w:iCs w:val="0"/>
+          <w:color w:val="000000" w:themeColor="text1"/>
+          <w:sz w:val="24"/>
+          <w:szCs w:val="24"/>
+        </w:rPr>
+        <w:t>255.192</w:t>
+      </w:r>
+      <w:r>
+        <w:rPr>
+          <w:rFonts w:ascii="Times New Roman" w:hAnsi="Times New Roman" w:cs="Times New Roman"/>
+          <w:i w:val="0"/>
+          <w:iCs w:val="0"/>
+          <w:color w:val="auto"/>
+          <w:sz w:val="24"/>
+          <w:szCs w:val="24"/>
+        </w:rPr>
+        <w:t>)</w:t>
       </w:r>
     </w:p>
     <w:p>
@@ -14531,13 +14776,15 @@
       </w:pPr>
       <w:r>
         <w:rPr>
-          <w:noProof/>
+          <w:rFonts w:ascii="Times New Roman" w:hAnsi="Times New Roman" w:cs="Times New Roman"/>
+          <w:sz w:val="28"/>
+          <w:szCs w:val="28"/>
         </w:rPr>
         <w:drawing>
-          <wp:inline distT="0" distB="0" distL="0" distR="0" wp14:anchorId="6C725C7D" wp14:editId="73649CDD">
-            <wp:extent cx="3467100" cy="809625"/>
-            <wp:effectExtent l="0" t="0" r="0" b="9525"/>
-            <wp:docPr id="308985031" name="Рисунок 20"/>
+          <wp:inline distT="0" distB="0" distL="0" distR="0" wp14:anchorId="36F3925C" wp14:editId="3942B50E">
+            <wp:extent cx="4048690" cy="1124107"/>
+            <wp:effectExtent l="0" t="0" r="9525" b="0"/>
+            <wp:docPr id="55" name="Рисунок 55"/>
             <wp:cNvGraphicFramePr>
               <a:graphicFrameLocks xmlns:a="http://schemas.openxmlformats.org/drawingml/2006/main" noChangeAspect="1"/>
             </wp:cNvGraphicFramePr>
@@ -14545,36 +14792,23 @@
               <a:graphicData uri="http://schemas.openxmlformats.org/drawingml/2006/picture">
                 <pic:pic xmlns:pic="http://schemas.openxmlformats.org/drawingml/2006/picture">
                   <pic:nvPicPr>
-                    <pic:cNvPr id="0" name="Picture 20"/>
-                    <pic:cNvPicPr>
-                      <a:picLocks noChangeAspect="1" noChangeArrowheads="1"/>
-                    </pic:cNvPicPr>
+                    <pic:cNvPr id="1" name=""/>
+                    <pic:cNvPicPr/>
                   </pic:nvPicPr>
                   <pic:blipFill>
-                    <a:blip r:embed="rId72">
-                      <a:extLst>
-                        <a:ext uri="{28A0092B-C50C-407E-A947-70E740481C1C}">
-                          <a14:useLocalDpi xmlns:a14="http://schemas.microsoft.com/office/drawing/2010/main" val="0"/>
-                        </a:ext>
-                      </a:extLst>
-                    </a:blip>
-                    <a:srcRect/>
+                    <a:blip r:embed="rId72"/>
                     <a:stretch>
                       <a:fillRect/>
                     </a:stretch>
                   </pic:blipFill>
-                  <pic:spPr bwMode="auto">
+                  <pic:spPr>
                     <a:xfrm>
                       <a:off x="0" y="0"/>
-                      <a:ext cx="3467100" cy="809625"/>
+                      <a:ext cx="4048690" cy="1124107"/>
                     </a:xfrm>
                     <a:prstGeom prst="rect">
                       <a:avLst/>
                     </a:prstGeom>
-                    <a:noFill/>
-                    <a:ln>
-                      <a:noFill/>
-                    </a:ln>
                   </pic:spPr>
                 </pic:pic>
               </a:graphicData>
@@ -14585,6 +14819,28 @@
     </w:p>
     <w:p>
       <w:pPr>
+        <w:spacing w:before="120" w:after="0" w:line="240" w:lineRule="auto"/>
+        <w:rPr>
+          <w:rFonts w:ascii="Times New Roman" w:hAnsi="Times New Roman" w:cs="Times New Roman"/>
+          <w:b/>
+          <w:bCs/>
+          <w:sz w:val="28"/>
+          <w:szCs w:val="28"/>
+        </w:rPr>
+      </w:pPr>
+      <w:r>
+        <w:rPr>
+          <w:rFonts w:ascii="Times New Roman" w:hAnsi="Times New Roman" w:cs="Times New Roman"/>
+          <w:b/>
+          <w:bCs/>
+          <w:sz w:val="28"/>
+          <w:szCs w:val="28"/>
+        </w:rPr>
+        <w:br w:type="page"/>
+      </w:r>
+    </w:p>
+    <w:p>
+      <w:pPr>
         <w:spacing w:after="120"/>
         <w:jc w:val="both"/>
         <w:rPr>
@@ -14603,6 +14859,7 @@
           <w:sz w:val="28"/>
           <w:szCs w:val="28"/>
         </w:rPr>
+        <w:lastRenderedPageBreak/>
         <w:t>2 подсеть:</w:t>
       </w:r>
     </w:p>
@@ -14618,13 +14875,15 @@
       </w:pPr>
       <w:r>
         <w:rPr>
-          <w:noProof/>
+          <w:rFonts w:ascii="Times New Roman" w:hAnsi="Times New Roman" w:cs="Times New Roman"/>
+          <w:sz w:val="28"/>
+          <w:szCs w:val="28"/>
         </w:rPr>
         <w:drawing>
-          <wp:inline distT="0" distB="0" distL="0" distR="0" wp14:anchorId="5D9FAEA6" wp14:editId="521124B8">
-            <wp:extent cx="3467100" cy="809625"/>
-            <wp:effectExtent l="0" t="0" r="0" b="9525"/>
-            <wp:docPr id="683838126" name="Рисунок 21"/>
+          <wp:inline distT="0" distB="0" distL="0" distR="0" wp14:anchorId="71D19FBB" wp14:editId="11E9C2C5">
+            <wp:extent cx="4058216" cy="1162212"/>
+            <wp:effectExtent l="0" t="0" r="0" b="0"/>
+            <wp:docPr id="56" name="Рисунок 56"/>
             <wp:cNvGraphicFramePr>
               <a:graphicFrameLocks xmlns:a="http://schemas.openxmlformats.org/drawingml/2006/main" noChangeAspect="1"/>
             </wp:cNvGraphicFramePr>
@@ -14632,36 +14891,23 @@
               <a:graphicData uri="http://schemas.openxmlformats.org/drawingml/2006/picture">
                 <pic:pic xmlns:pic="http://schemas.openxmlformats.org/drawingml/2006/picture">
                   <pic:nvPicPr>
-                    <pic:cNvPr id="0" name="Picture 21"/>
-                    <pic:cNvPicPr>
-                      <a:picLocks noChangeAspect="1" noChangeArrowheads="1"/>
-                    </pic:cNvPicPr>
+                    <pic:cNvPr id="1" name=""/>
+                    <pic:cNvPicPr/>
                   </pic:nvPicPr>
                   <pic:blipFill>
-                    <a:blip r:embed="rId73">
-                      <a:extLst>
-                        <a:ext uri="{28A0092B-C50C-407E-A947-70E740481C1C}">
-                          <a14:useLocalDpi xmlns:a14="http://schemas.microsoft.com/office/drawing/2010/main" val="0"/>
-                        </a:ext>
-                      </a:extLst>
-                    </a:blip>
-                    <a:srcRect/>
+                    <a:blip r:embed="rId73"/>
                     <a:stretch>
                       <a:fillRect/>
                     </a:stretch>
                   </pic:blipFill>
-                  <pic:spPr bwMode="auto">
+                  <pic:spPr>
                     <a:xfrm>
                       <a:off x="0" y="0"/>
-                      <a:ext cx="3467100" cy="809625"/>
+                      <a:ext cx="4058216" cy="1162212"/>
                     </a:xfrm>
                     <a:prstGeom prst="rect">
                       <a:avLst/>
                     </a:prstGeom>
-                    <a:noFill/>
-                    <a:ln>
-                      <a:noFill/>
-                    </a:ln>
                   </pic:spPr>
                 </pic:pic>
               </a:graphicData>
@@ -14676,10 +14922,22 @@
         <w:jc w:val="both"/>
         <w:rPr>
           <w:rFonts w:ascii="Times New Roman" w:hAnsi="Times New Roman" w:cs="Times New Roman"/>
-          <w:sz w:val="28"/>
-          <w:szCs w:val="28"/>
-        </w:rPr>
-      </w:pPr>
+          <w:b/>
+          <w:bCs/>
+          <w:sz w:val="28"/>
+          <w:szCs w:val="28"/>
+        </w:rPr>
+      </w:pPr>
+      <w:r>
+        <w:rPr>
+          <w:rFonts w:ascii="Times New Roman" w:hAnsi="Times New Roman" w:cs="Times New Roman"/>
+          <w:b/>
+          <w:bCs/>
+          <w:sz w:val="28"/>
+          <w:szCs w:val="28"/>
+        </w:rPr>
+        <w:t>3 подсеть:</w:t>
+      </w:r>
     </w:p>
     <w:p>
       <w:pPr>
@@ -14687,43 +14945,21 @@
         <w:jc w:val="both"/>
         <w:rPr>
           <w:rFonts w:ascii="Times New Roman" w:hAnsi="Times New Roman" w:cs="Times New Roman"/>
-          <w:b/>
-          <w:bCs/>
-          <w:sz w:val="28"/>
-          <w:szCs w:val="28"/>
-        </w:rPr>
-      </w:pPr>
-      <w:r>
-        <w:rPr>
-          <w:rFonts w:ascii="Times New Roman" w:hAnsi="Times New Roman" w:cs="Times New Roman"/>
-          <w:b/>
-          <w:bCs/>
-          <w:sz w:val="28"/>
-          <w:szCs w:val="28"/>
-        </w:rPr>
-        <w:lastRenderedPageBreak/>
-        <w:t>3 подсеть:</w:t>
-      </w:r>
-    </w:p>
-    <w:p>
-      <w:pPr>
-        <w:spacing w:after="120"/>
-        <w:jc w:val="both"/>
-        <w:rPr>
-          <w:rFonts w:ascii="Times New Roman" w:hAnsi="Times New Roman" w:cs="Times New Roman"/>
-          <w:sz w:val="28"/>
-          <w:szCs w:val="28"/>
-        </w:rPr>
-      </w:pPr>
-      <w:r>
-        <w:rPr>
-          <w:noProof/>
+          <w:sz w:val="28"/>
+          <w:szCs w:val="28"/>
+        </w:rPr>
+      </w:pPr>
+      <w:r>
+        <w:rPr>
+          <w:rFonts w:ascii="Times New Roman" w:hAnsi="Times New Roman" w:cs="Times New Roman"/>
+          <w:sz w:val="28"/>
+          <w:szCs w:val="28"/>
         </w:rPr>
         <w:drawing>
-          <wp:inline distT="0" distB="0" distL="0" distR="0" wp14:anchorId="0D045DED" wp14:editId="765041E2">
-            <wp:extent cx="3467100" cy="809625"/>
+          <wp:inline distT="0" distB="0" distL="0" distR="0" wp14:anchorId="432C7883" wp14:editId="1C1810A9">
+            <wp:extent cx="4058216" cy="1133633"/>
             <wp:effectExtent l="0" t="0" r="0" b="9525"/>
-            <wp:docPr id="560465214" name="Рисунок 22"/>
+            <wp:docPr id="57" name="Рисунок 57"/>
             <wp:cNvGraphicFramePr>
               <a:graphicFrameLocks xmlns:a="http://schemas.openxmlformats.org/drawingml/2006/main" noChangeAspect="1"/>
             </wp:cNvGraphicFramePr>
@@ -14731,36 +14967,23 @@
               <a:graphicData uri="http://schemas.openxmlformats.org/drawingml/2006/picture">
                 <pic:pic xmlns:pic="http://schemas.openxmlformats.org/drawingml/2006/picture">
                   <pic:nvPicPr>
-                    <pic:cNvPr id="0" name="Picture 22"/>
-                    <pic:cNvPicPr>
-                      <a:picLocks noChangeAspect="1" noChangeArrowheads="1"/>
-                    </pic:cNvPicPr>
+                    <pic:cNvPr id="1" name=""/>
+                    <pic:cNvPicPr/>
                   </pic:nvPicPr>
                   <pic:blipFill>
-                    <a:blip r:embed="rId74">
-                      <a:extLst>
-                        <a:ext uri="{28A0092B-C50C-407E-A947-70E740481C1C}">
-                          <a14:useLocalDpi xmlns:a14="http://schemas.microsoft.com/office/drawing/2010/main" val="0"/>
-                        </a:ext>
-                      </a:extLst>
-                    </a:blip>
-                    <a:srcRect/>
+                    <a:blip r:embed="rId74"/>
                     <a:stretch>
                       <a:fillRect/>
                     </a:stretch>
                   </pic:blipFill>
-                  <pic:spPr bwMode="auto">
+                  <pic:spPr>
                     <a:xfrm>
                       <a:off x="0" y="0"/>
-                      <a:ext cx="3467100" cy="809625"/>
+                      <a:ext cx="4058216" cy="1133633"/>
                     </a:xfrm>
                     <a:prstGeom prst="rect">
                       <a:avLst/>
                     </a:prstGeom>
-                    <a:noFill/>
-                    <a:ln>
-                      <a:noFill/>
-                    </a:ln>
                   </pic:spPr>
                 </pic:pic>
               </a:graphicData>
@@ -14804,13 +15027,15 @@
       </w:pPr>
       <w:r>
         <w:rPr>
-          <w:noProof/>
+          <w:rFonts w:ascii="Times New Roman" w:hAnsi="Times New Roman" w:cs="Times New Roman"/>
+          <w:sz w:val="28"/>
+          <w:szCs w:val="28"/>
         </w:rPr>
         <w:drawing>
-          <wp:inline distT="0" distB="0" distL="0" distR="0" wp14:anchorId="535DDC21" wp14:editId="71DA1947">
-            <wp:extent cx="3467100" cy="809625"/>
-            <wp:effectExtent l="0" t="0" r="0" b="9525"/>
-            <wp:docPr id="426726181" name="Рисунок 23"/>
+          <wp:inline distT="0" distB="0" distL="0" distR="0" wp14:anchorId="68E173AA" wp14:editId="2C1F39C5">
+            <wp:extent cx="4039164" cy="1143160"/>
+            <wp:effectExtent l="0" t="0" r="0" b="0"/>
+            <wp:docPr id="58" name="Рисунок 58"/>
             <wp:cNvGraphicFramePr>
               <a:graphicFrameLocks xmlns:a="http://schemas.openxmlformats.org/drawingml/2006/main" noChangeAspect="1"/>
             </wp:cNvGraphicFramePr>
@@ -14818,36 +15043,23 @@
               <a:graphicData uri="http://schemas.openxmlformats.org/drawingml/2006/picture">
                 <pic:pic xmlns:pic="http://schemas.openxmlformats.org/drawingml/2006/picture">
                   <pic:nvPicPr>
-                    <pic:cNvPr id="0" name="Picture 23"/>
-                    <pic:cNvPicPr>
-                      <a:picLocks noChangeAspect="1" noChangeArrowheads="1"/>
-                    </pic:cNvPicPr>
+                    <pic:cNvPr id="1" name=""/>
+                    <pic:cNvPicPr/>
                   </pic:nvPicPr>
                   <pic:blipFill>
-                    <a:blip r:embed="rId75">
-                      <a:extLst>
-                        <a:ext uri="{28A0092B-C50C-407E-A947-70E740481C1C}">
-                          <a14:useLocalDpi xmlns:a14="http://schemas.microsoft.com/office/drawing/2010/main" val="0"/>
-                        </a:ext>
-                      </a:extLst>
-                    </a:blip>
-                    <a:srcRect/>
+                    <a:blip r:embed="rId75"/>
                     <a:stretch>
                       <a:fillRect/>
                     </a:stretch>
                   </pic:blipFill>
-                  <pic:spPr bwMode="auto">
+                  <pic:spPr>
                     <a:xfrm>
                       <a:off x="0" y="0"/>
-                      <a:ext cx="3467100" cy="809625"/>
+                      <a:ext cx="4039164" cy="1143160"/>
                     </a:xfrm>
                     <a:prstGeom prst="rect">
                       <a:avLst/>
                     </a:prstGeom>
-                    <a:noFill/>
-                    <a:ln>
-                      <a:noFill/>
-                    </a:ln>
                   </pic:spPr>
                 </pic:pic>
               </a:graphicData>
@@ -14891,13 +15103,15 @@
       </w:pPr>
       <w:r>
         <w:rPr>
-          <w:noProof/>
+          <w:rFonts w:ascii="Times New Roman" w:hAnsi="Times New Roman" w:cs="Times New Roman"/>
+          <w:sz w:val="28"/>
+          <w:szCs w:val="28"/>
         </w:rPr>
         <w:drawing>
-          <wp:inline distT="0" distB="0" distL="0" distR="0" wp14:anchorId="3FC57A77" wp14:editId="797312A8">
-            <wp:extent cx="3467100" cy="809625"/>
-            <wp:effectExtent l="0" t="0" r="0" b="9525"/>
-            <wp:docPr id="943266161" name="Рисунок 24"/>
+          <wp:inline distT="0" distB="0" distL="0" distR="0" wp14:anchorId="0F99BDF2" wp14:editId="1818AACF">
+            <wp:extent cx="4086795" cy="1162212"/>
+            <wp:effectExtent l="0" t="0" r="9525" b="0"/>
+            <wp:docPr id="1006051520" name="Рисунок 1006051520"/>
             <wp:cNvGraphicFramePr>
               <a:graphicFrameLocks xmlns:a="http://schemas.openxmlformats.org/drawingml/2006/main" noChangeAspect="1"/>
             </wp:cNvGraphicFramePr>
@@ -14905,36 +15119,23 @@
               <a:graphicData uri="http://schemas.openxmlformats.org/drawingml/2006/picture">
                 <pic:pic xmlns:pic="http://schemas.openxmlformats.org/drawingml/2006/picture">
                   <pic:nvPicPr>
-                    <pic:cNvPr id="0" name="Picture 24"/>
-                    <pic:cNvPicPr>
-                      <a:picLocks noChangeAspect="1" noChangeArrowheads="1"/>
-                    </pic:cNvPicPr>
+                    <pic:cNvPr id="1" name=""/>
+                    <pic:cNvPicPr/>
                   </pic:nvPicPr>
                   <pic:blipFill>
-                    <a:blip r:embed="rId76">
-                      <a:extLst>
-                        <a:ext uri="{28A0092B-C50C-407E-A947-70E740481C1C}">
-                          <a14:useLocalDpi xmlns:a14="http://schemas.microsoft.com/office/drawing/2010/main" val="0"/>
-                        </a:ext>
-                      </a:extLst>
-                    </a:blip>
-                    <a:srcRect/>
+                    <a:blip r:embed="rId76"/>
                     <a:stretch>
                       <a:fillRect/>
                     </a:stretch>
                   </pic:blipFill>
-                  <pic:spPr bwMode="auto">
+                  <pic:spPr>
                     <a:xfrm>
                       <a:off x="0" y="0"/>
-                      <a:ext cx="3467100" cy="809625"/>
+                      <a:ext cx="4086795" cy="1162212"/>
                     </a:xfrm>
                     <a:prstGeom prst="rect">
                       <a:avLst/>
                     </a:prstGeom>
-                    <a:noFill/>
-                    <a:ln>
-                      <a:noFill/>
-                    </a:ln>
                   </pic:spPr>
                 </pic:pic>
               </a:graphicData>
@@ -14978,13 +15179,15 @@
       </w:pPr>
       <w:r>
         <w:rPr>
-          <w:noProof/>
+          <w:rFonts w:ascii="Times New Roman" w:hAnsi="Times New Roman" w:cs="Times New Roman"/>
+          <w:sz w:val="28"/>
+          <w:szCs w:val="28"/>
         </w:rPr>
         <w:drawing>
-          <wp:inline distT="0" distB="0" distL="0" distR="0" wp14:anchorId="430A5F1F" wp14:editId="6DF0EE15">
-            <wp:extent cx="3467100" cy="809625"/>
-            <wp:effectExtent l="0" t="0" r="0" b="9525"/>
-            <wp:docPr id="13382363" name="Рисунок 25"/>
+          <wp:inline distT="0" distB="0" distL="0" distR="0" wp14:anchorId="3A4958CA" wp14:editId="2AE012CD">
+            <wp:extent cx="4048690" cy="1143160"/>
+            <wp:effectExtent l="0" t="0" r="0" b="0"/>
+            <wp:docPr id="1006051521" name="Рисунок 1006051521"/>
             <wp:cNvGraphicFramePr>
               <a:graphicFrameLocks xmlns:a="http://schemas.openxmlformats.org/drawingml/2006/main" noChangeAspect="1"/>
             </wp:cNvGraphicFramePr>
@@ -14992,36 +15195,23 @@
               <a:graphicData uri="http://schemas.openxmlformats.org/drawingml/2006/picture">
                 <pic:pic xmlns:pic="http://schemas.openxmlformats.org/drawingml/2006/picture">
                   <pic:nvPicPr>
-                    <pic:cNvPr id="0" name="Picture 25"/>
-                    <pic:cNvPicPr>
-                      <a:picLocks noChangeAspect="1" noChangeArrowheads="1"/>
-                    </pic:cNvPicPr>
+                    <pic:cNvPr id="1" name=""/>
+                    <pic:cNvPicPr/>
                   </pic:nvPicPr>
                   <pic:blipFill>
-                    <a:blip r:embed="rId77">
-                      <a:extLst>
-                        <a:ext uri="{28A0092B-C50C-407E-A947-70E740481C1C}">
-                          <a14:useLocalDpi xmlns:a14="http://schemas.microsoft.com/office/drawing/2010/main" val="0"/>
-                        </a:ext>
-                      </a:extLst>
-                    </a:blip>
-                    <a:srcRect/>
+                    <a:blip r:embed="rId77"/>
                     <a:stretch>
                       <a:fillRect/>
                     </a:stretch>
                   </pic:blipFill>
-                  <pic:spPr bwMode="auto">
+                  <pic:spPr>
                     <a:xfrm>
                       <a:off x="0" y="0"/>
-                      <a:ext cx="3467100" cy="809625"/>
+                      <a:ext cx="4048690" cy="1143160"/>
                     </a:xfrm>
                     <a:prstGeom prst="rect">
                       <a:avLst/>
                     </a:prstGeom>
-                    <a:noFill/>
-                    <a:ln>
-                      <a:noFill/>
-                    </a:ln>
                   </pic:spPr>
                 </pic:pic>
               </a:graphicData>
@@ -15060,7 +15250,17 @@
           <w:sz w:val="28"/>
           <w:szCs w:val="28"/>
         </w:rPr>
-        <w:t>115</w:t>
+        <w:t>1</w:t>
+      </w:r>
+      <w:r>
+        <w:rPr>
+          <w:rFonts w:ascii="Times New Roman" w:hAnsi="Times New Roman" w:cs="Times New Roman"/>
+          <w:b/>
+          <w:bCs/>
+          <w:sz w:val="28"/>
+          <w:szCs w:val="28"/>
+        </w:rPr>
+        <w:t>50</w:t>
       </w:r>
       <w:r>
         <w:rPr>
@@ -15152,7 +15352,15 @@
           <w:sz w:val="28"/>
           <w:szCs w:val="28"/>
         </w:rPr>
-        <w:t>115</w:t>
+        <w:t>1</w:t>
+      </w:r>
+      <w:r>
+        <w:rPr>
+          <w:rFonts w:ascii="Times New Roman" w:hAnsi="Times New Roman" w:cs="Times New Roman"/>
+          <w:sz w:val="28"/>
+          <w:szCs w:val="28"/>
+        </w:rPr>
+        <w:t>50</w:t>
       </w:r>
       <w:r>
         <w:rPr>
@@ -15168,7 +15376,15 @@
           <w:sz w:val="28"/>
           <w:szCs w:val="28"/>
         </w:rPr>
-        <w:t>117</w:t>
+        <w:t>1</w:t>
+      </w:r>
+      <w:r>
+        <w:rPr>
+          <w:rFonts w:ascii="Times New Roman" w:hAnsi="Times New Roman" w:cs="Times New Roman"/>
+          <w:sz w:val="28"/>
+          <w:szCs w:val="28"/>
+        </w:rPr>
+        <w:t>50</w:t>
       </w:r>
       <w:r>
         <w:rPr>
@@ -15203,7 +15419,15 @@
           <w:sz w:val="28"/>
           <w:szCs w:val="28"/>
         </w:rPr>
-        <w:t>117</w:t>
+        <w:t>1</w:t>
+      </w:r>
+      <w:r>
+        <w:rPr>
+          <w:rFonts w:ascii="Times New Roman" w:hAnsi="Times New Roman" w:cs="Times New Roman"/>
+          <w:sz w:val="28"/>
+          <w:szCs w:val="28"/>
+        </w:rPr>
+        <w:t>50</w:t>
       </w:r>
       <w:r>
         <w:rPr>
@@ -15230,6 +15454,7 @@
           <w:sz w:val="28"/>
           <w:szCs w:val="28"/>
         </w:rPr>
+        <w:lastRenderedPageBreak/>
         <w:t>2</w:t>
       </w:r>
       <w:r>
@@ -15239,7 +15464,7 @@
           <w:szCs w:val="28"/>
           <w:vertAlign w:val="superscript"/>
         </w:rPr>
-        <w:t>7</w:t>
+        <w:t>8</w:t>
       </w:r>
       <w:r>
         <w:rPr>
@@ -15255,7 +15480,7 @@
           <w:sz w:val="28"/>
           <w:szCs w:val="28"/>
         </w:rPr>
-        <w:t>128</w:t>
+        <w:t>256</w:t>
       </w:r>
       <w:r>
         <w:rPr>
@@ -15271,7 +15496,7 @@
           <w:sz w:val="28"/>
           <w:szCs w:val="28"/>
         </w:rPr>
-        <w:t>7</w:t>
+        <w:t>8</w:t>
       </w:r>
       <w:r>
         <w:rPr>
@@ -15304,7 +15529,7 @@
           <w:szCs w:val="28"/>
           <w:vertAlign w:val="superscript"/>
         </w:rPr>
-        <w:t>9</w:t>
+        <w:t>8</w:t>
       </w:r>
       <w:r>
         <w:rPr>
@@ -15320,7 +15545,15 @@
           <w:sz w:val="28"/>
           <w:szCs w:val="28"/>
         </w:rPr>
-        <w:t xml:space="preserve">512 </w:t>
+        <w:t>256</w:t>
+      </w:r>
+      <w:r>
+        <w:rPr>
+          <w:rFonts w:ascii="Times New Roman" w:hAnsi="Times New Roman" w:cs="Times New Roman"/>
+          <w:sz w:val="28"/>
+          <w:szCs w:val="28"/>
+        </w:rPr>
+        <w:t xml:space="preserve"> </w:t>
       </w:r>
       <w:r>
         <w:rPr>
@@ -15355,7 +15588,55 @@
           <w:sz w:val="28"/>
           <w:szCs w:val="28"/>
         </w:rPr>
-        <w:t>Новая маска подсети будет /16(начальная) + 9(перешедшие из узловой части) = /25 (маска 255.255.255.128)</w:t>
+        <w:t xml:space="preserve">Новая маска подсети будет /16(начальная) + </w:t>
+      </w:r>
+      <w:r>
+        <w:rPr>
+          <w:rFonts w:ascii="Times New Roman" w:hAnsi="Times New Roman" w:cs="Times New Roman"/>
+          <w:sz w:val="28"/>
+          <w:szCs w:val="28"/>
+        </w:rPr>
+        <w:t>8</w:t>
+      </w:r>
+      <w:r>
+        <w:rPr>
+          <w:rFonts w:ascii="Times New Roman" w:hAnsi="Times New Roman" w:cs="Times New Roman"/>
+          <w:sz w:val="28"/>
+          <w:szCs w:val="28"/>
+        </w:rPr>
+        <w:t>(перешедшие из узловой части) = /2</w:t>
+      </w:r>
+      <w:r>
+        <w:rPr>
+          <w:rFonts w:ascii="Times New Roman" w:hAnsi="Times New Roman" w:cs="Times New Roman"/>
+          <w:sz w:val="28"/>
+          <w:szCs w:val="28"/>
+        </w:rPr>
+        <w:t>4</w:t>
+      </w:r>
+      <w:r>
+        <w:rPr>
+          <w:rFonts w:ascii="Times New Roman" w:hAnsi="Times New Roman" w:cs="Times New Roman"/>
+          <w:sz w:val="28"/>
+          <w:szCs w:val="28"/>
+        </w:rPr>
+        <w:t xml:space="preserve"> (маска 255.255.255.</w:t>
+      </w:r>
+      <w:r>
+        <w:rPr>
+          <w:rFonts w:ascii="Times New Roman" w:hAnsi="Times New Roman" w:cs="Times New Roman"/>
+          <w:sz w:val="28"/>
+          <w:szCs w:val="28"/>
+        </w:rPr>
+        <w:t>0</w:t>
+      </w:r>
+      <w:r>
+        <w:rPr>
+          <w:rFonts w:ascii="Times New Roman" w:hAnsi="Times New Roman" w:cs="Times New Roman"/>
+          <w:sz w:val="28"/>
+          <w:szCs w:val="28"/>
+        </w:rPr>
+        <w:t>)</w:t>
       </w:r>
     </w:p>
     <w:p>
@@ -15383,15 +15664,14 @@
       <w:r>
         <w:rPr>
           <w:rFonts w:ascii="Times New Roman" w:hAnsi="Times New Roman" w:cs="Times New Roman"/>
-          <w:noProof/>
           <w:sz w:val="24"/>
           <w:szCs w:val="24"/>
         </w:rPr>
         <w:drawing>
-          <wp:inline distT="0" distB="0" distL="0" distR="0" wp14:anchorId="7009EBC2" wp14:editId="4B878030">
-            <wp:extent cx="6120000" cy="636600"/>
-            <wp:effectExtent l="0" t="0" r="0" b="0"/>
-            <wp:docPr id="1513854368" name="Рисунок 26"/>
+          <wp:inline distT="0" distB="0" distL="0" distR="0" wp14:anchorId="06E6846B" wp14:editId="76CEC3DC">
+            <wp:extent cx="5939790" cy="731520"/>
+            <wp:effectExtent l="0" t="0" r="3810" b="0"/>
+            <wp:docPr id="1006051522" name="Рисунок 1006051522"/>
             <wp:cNvGraphicFramePr>
               <a:graphicFrameLocks xmlns:a="http://schemas.openxmlformats.org/drawingml/2006/main" noChangeAspect="1"/>
             </wp:cNvGraphicFramePr>
@@ -15399,36 +15679,23 @@
               <a:graphicData uri="http://schemas.openxmlformats.org/drawingml/2006/picture">
                 <pic:pic xmlns:pic="http://schemas.openxmlformats.org/drawingml/2006/picture">
                   <pic:nvPicPr>
-                    <pic:cNvPr id="0" name="Picture 26"/>
-                    <pic:cNvPicPr>
-                      <a:picLocks noChangeAspect="1" noChangeArrowheads="1"/>
-                    </pic:cNvPicPr>
+                    <pic:cNvPr id="1" name=""/>
+                    <pic:cNvPicPr/>
                   </pic:nvPicPr>
                   <pic:blipFill>
-                    <a:blip r:embed="rId78">
-                      <a:extLst>
-                        <a:ext uri="{28A0092B-C50C-407E-A947-70E740481C1C}">
-                          <a14:useLocalDpi xmlns:a14="http://schemas.microsoft.com/office/drawing/2010/main" val="0"/>
-                        </a:ext>
-                      </a:extLst>
-                    </a:blip>
-                    <a:srcRect/>
+                    <a:blip r:embed="rId78"/>
                     <a:stretch>
                       <a:fillRect/>
                     </a:stretch>
                   </pic:blipFill>
-                  <pic:spPr bwMode="auto">
+                  <pic:spPr>
                     <a:xfrm>
                       <a:off x="0" y="0"/>
-                      <a:ext cx="6120000" cy="636600"/>
+                      <a:ext cx="5939790" cy="731520"/>
                     </a:xfrm>
                     <a:prstGeom prst="rect">
                       <a:avLst/>
                     </a:prstGeom>
-                    <a:noFill/>
-                    <a:ln>
-                      <a:noFill/>
-                    </a:ln>
                   </pic:spPr>
                 </pic:pic>
               </a:graphicData>
@@ -15548,7 +15815,29 @@
           <w:sz w:val="24"/>
           <w:szCs w:val="24"/>
         </w:rPr>
-        <w:t>Новая маска подсети (255.255.255.128)</w:t>
+        <w:t>Новая маска подсети (255.255.255.</w:t>
+      </w:r>
+      <w:r>
+        <w:rPr>
+          <w:rFonts w:ascii="Times New Roman" w:hAnsi="Times New Roman" w:cs="Times New Roman"/>
+          <w:i w:val="0"/>
+          <w:iCs w:val="0"/>
+          <w:color w:val="auto"/>
+          <w:sz w:val="24"/>
+          <w:szCs w:val="24"/>
+        </w:rPr>
+        <w:t>0</w:t>
+      </w:r>
+      <w:r>
+        <w:rPr>
+          <w:rFonts w:ascii="Times New Roman" w:hAnsi="Times New Roman" w:cs="Times New Roman"/>
+          <w:i w:val="0"/>
+          <w:iCs w:val="0"/>
+          <w:color w:val="auto"/>
+          <w:sz w:val="24"/>
+          <w:szCs w:val="24"/>
+        </w:rPr>
+        <w:t>)</w:t>
       </w:r>
     </w:p>
     <w:p>
@@ -15601,7 +15890,6 @@
           <w:sz w:val="28"/>
           <w:szCs w:val="28"/>
         </w:rPr>
-        <w:lastRenderedPageBreak/>
         <w:t>1 подсеть:</w:t>
       </w:r>
     </w:p>
@@ -15617,13 +15905,15 @@
       </w:pPr>
       <w:r>
         <w:rPr>
-          <w:noProof/>
+          <w:rFonts w:ascii="Times New Roman" w:hAnsi="Times New Roman" w:cs="Times New Roman"/>
+          <w:sz w:val="28"/>
+          <w:szCs w:val="28"/>
         </w:rPr>
         <w:drawing>
-          <wp:inline distT="0" distB="0" distL="0" distR="0" wp14:anchorId="524259F3" wp14:editId="6C322AAA">
-            <wp:extent cx="3467100" cy="809625"/>
+          <wp:inline distT="0" distB="0" distL="0" distR="0" wp14:anchorId="707ED2A3" wp14:editId="4C63BA0A">
+            <wp:extent cx="4067743" cy="1171739"/>
             <wp:effectExtent l="0" t="0" r="0" b="9525"/>
-            <wp:docPr id="339053504" name="Рисунок 27"/>
+            <wp:docPr id="1006051523" name="Рисунок 1006051523"/>
             <wp:cNvGraphicFramePr>
               <a:graphicFrameLocks xmlns:a="http://schemas.openxmlformats.org/drawingml/2006/main" noChangeAspect="1"/>
             </wp:cNvGraphicFramePr>
@@ -15631,36 +15921,23 @@
               <a:graphicData uri="http://schemas.openxmlformats.org/drawingml/2006/picture">
                 <pic:pic xmlns:pic="http://schemas.openxmlformats.org/drawingml/2006/picture">
                   <pic:nvPicPr>
-                    <pic:cNvPr id="0" name="Picture 27"/>
-                    <pic:cNvPicPr>
-                      <a:picLocks noChangeAspect="1" noChangeArrowheads="1"/>
-                    </pic:cNvPicPr>
+                    <pic:cNvPr id="1" name=""/>
+                    <pic:cNvPicPr/>
                   </pic:nvPicPr>
                   <pic:blipFill>
-                    <a:blip r:embed="rId79">
-                      <a:extLst>
-                        <a:ext uri="{28A0092B-C50C-407E-A947-70E740481C1C}">
-                          <a14:useLocalDpi xmlns:a14="http://schemas.microsoft.com/office/drawing/2010/main" val="0"/>
-                        </a:ext>
-                      </a:extLst>
-                    </a:blip>
-                    <a:srcRect/>
+                    <a:blip r:embed="rId79"/>
                     <a:stretch>
                       <a:fillRect/>
                     </a:stretch>
                   </pic:blipFill>
-                  <pic:spPr bwMode="auto">
+                  <pic:spPr>
                     <a:xfrm>
                       <a:off x="0" y="0"/>
-                      <a:ext cx="3467100" cy="809625"/>
+                      <a:ext cx="4067743" cy="1171739"/>
                     </a:xfrm>
                     <a:prstGeom prst="rect">
                       <a:avLst/>
                     </a:prstGeom>
-                    <a:noFill/>
-                    <a:ln>
-                      <a:noFill/>
-                    </a:ln>
                   </pic:spPr>
                 </pic:pic>
               </a:graphicData>
@@ -15704,13 +15981,15 @@
       </w:pPr>
       <w:r>
         <w:rPr>
-          <w:noProof/>
+          <w:rFonts w:ascii="Times New Roman" w:hAnsi="Times New Roman" w:cs="Times New Roman"/>
+          <w:sz w:val="28"/>
+          <w:szCs w:val="28"/>
         </w:rPr>
         <w:drawing>
-          <wp:inline distT="0" distB="0" distL="0" distR="0" wp14:anchorId="71EC05D7" wp14:editId="6D6BBA21">
-            <wp:extent cx="3467100" cy="809625"/>
+          <wp:inline distT="0" distB="0" distL="0" distR="0" wp14:anchorId="6B0D3D42" wp14:editId="75F3F220">
+            <wp:extent cx="4058216" cy="1133633"/>
             <wp:effectExtent l="0" t="0" r="0" b="9525"/>
-            <wp:docPr id="344750881" name="Рисунок 28"/>
+            <wp:docPr id="1006051524" name="Рисунок 1006051524"/>
             <wp:cNvGraphicFramePr>
               <a:graphicFrameLocks xmlns:a="http://schemas.openxmlformats.org/drawingml/2006/main" noChangeAspect="1"/>
             </wp:cNvGraphicFramePr>
@@ -15718,36 +15997,23 @@
               <a:graphicData uri="http://schemas.openxmlformats.org/drawingml/2006/picture">
                 <pic:pic xmlns:pic="http://schemas.openxmlformats.org/drawingml/2006/picture">
                   <pic:nvPicPr>
-                    <pic:cNvPr id="0" name="Picture 28"/>
-                    <pic:cNvPicPr>
-                      <a:picLocks noChangeAspect="1" noChangeArrowheads="1"/>
-                    </pic:cNvPicPr>
+                    <pic:cNvPr id="1" name=""/>
+                    <pic:cNvPicPr/>
                   </pic:nvPicPr>
                   <pic:blipFill>
-                    <a:blip r:embed="rId80">
-                      <a:extLst>
-                        <a:ext uri="{28A0092B-C50C-407E-A947-70E740481C1C}">
-                          <a14:useLocalDpi xmlns:a14="http://schemas.microsoft.com/office/drawing/2010/main" val="0"/>
-                        </a:ext>
-                      </a:extLst>
-                    </a:blip>
-                    <a:srcRect/>
+                    <a:blip r:embed="rId80"/>
                     <a:stretch>
                       <a:fillRect/>
                     </a:stretch>
                   </pic:blipFill>
-                  <pic:spPr bwMode="auto">
+                  <pic:spPr>
                     <a:xfrm>
                       <a:off x="0" y="0"/>
-                      <a:ext cx="3467100" cy="809625"/>
+                      <a:ext cx="4058216" cy="1133633"/>
                     </a:xfrm>
                     <a:prstGeom prst="rect">
                       <a:avLst/>
                     </a:prstGeom>
-                    <a:noFill/>
-                    <a:ln>
-                      <a:noFill/>
-                    </a:ln>
                   </pic:spPr>
                 </pic:pic>
               </a:graphicData>
@@ -15791,13 +16057,15 @@
       </w:pPr>
       <w:r>
         <w:rPr>
-          <w:noProof/>
+          <w:rFonts w:ascii="Times New Roman" w:hAnsi="Times New Roman" w:cs="Times New Roman"/>
+          <w:sz w:val="28"/>
+          <w:szCs w:val="28"/>
         </w:rPr>
         <w:drawing>
-          <wp:inline distT="0" distB="0" distL="0" distR="0" wp14:anchorId="65183256" wp14:editId="0E017682">
-            <wp:extent cx="3467100" cy="809625"/>
+          <wp:inline distT="0" distB="0" distL="0" distR="0" wp14:anchorId="343B583C" wp14:editId="63B4D7F3">
+            <wp:extent cx="4077269" cy="1133633"/>
             <wp:effectExtent l="0" t="0" r="0" b="9525"/>
-            <wp:docPr id="2009690635" name="Рисунок 29"/>
+            <wp:docPr id="1006051525" name="Рисунок 1006051525"/>
             <wp:cNvGraphicFramePr>
               <a:graphicFrameLocks xmlns:a="http://schemas.openxmlformats.org/drawingml/2006/main" noChangeAspect="1"/>
             </wp:cNvGraphicFramePr>
@@ -15805,36 +16073,23 @@
               <a:graphicData uri="http://schemas.openxmlformats.org/drawingml/2006/picture">
                 <pic:pic xmlns:pic="http://schemas.openxmlformats.org/drawingml/2006/picture">
                   <pic:nvPicPr>
-                    <pic:cNvPr id="0" name="Picture 29"/>
-                    <pic:cNvPicPr>
-                      <a:picLocks noChangeAspect="1" noChangeArrowheads="1"/>
-                    </pic:cNvPicPr>
+                    <pic:cNvPr id="1" name=""/>
+                    <pic:cNvPicPr/>
                   </pic:nvPicPr>
                   <pic:blipFill>
-                    <a:blip r:embed="rId81">
-                      <a:extLst>
-                        <a:ext uri="{28A0092B-C50C-407E-A947-70E740481C1C}">
-                          <a14:useLocalDpi xmlns:a14="http://schemas.microsoft.com/office/drawing/2010/main" val="0"/>
-                        </a:ext>
-                      </a:extLst>
-                    </a:blip>
-                    <a:srcRect/>
+                    <a:blip r:embed="rId81"/>
                     <a:stretch>
                       <a:fillRect/>
                     </a:stretch>
                   </pic:blipFill>
-                  <pic:spPr bwMode="auto">
+                  <pic:spPr>
                     <a:xfrm>
                       <a:off x="0" y="0"/>
-                      <a:ext cx="3467100" cy="809625"/>
+                      <a:ext cx="4077269" cy="1133633"/>
                     </a:xfrm>
                     <a:prstGeom prst="rect">
                       <a:avLst/>
                     </a:prstGeom>
-                    <a:noFill/>
-                    <a:ln>
-                      <a:noFill/>
-                    </a:ln>
                   </pic:spPr>
                 </pic:pic>
               </a:graphicData>
@@ -15878,13 +16133,15 @@
       </w:pPr>
       <w:r>
         <w:rPr>
-          <w:noProof/>
+          <w:rFonts w:ascii="Times New Roman" w:hAnsi="Times New Roman" w:cs="Times New Roman"/>
+          <w:sz w:val="28"/>
+          <w:szCs w:val="28"/>
         </w:rPr>
         <w:drawing>
-          <wp:inline distT="0" distB="0" distL="0" distR="0" wp14:anchorId="32FF1571" wp14:editId="628C4BF3">
-            <wp:extent cx="3467100" cy="809625"/>
-            <wp:effectExtent l="0" t="0" r="0" b="9525"/>
-            <wp:docPr id="2008028304" name="Рисунок 30"/>
+          <wp:inline distT="0" distB="0" distL="0" distR="0" wp14:anchorId="364207E8" wp14:editId="1E362F44">
+            <wp:extent cx="4086795" cy="1143160"/>
+            <wp:effectExtent l="0" t="0" r="0" b="0"/>
+            <wp:docPr id="1006051526" name="Рисунок 1006051526"/>
             <wp:cNvGraphicFramePr>
               <a:graphicFrameLocks xmlns:a="http://schemas.openxmlformats.org/drawingml/2006/main" noChangeAspect="1"/>
             </wp:cNvGraphicFramePr>
@@ -15892,36 +16149,23 @@
               <a:graphicData uri="http://schemas.openxmlformats.org/drawingml/2006/picture">
                 <pic:pic xmlns:pic="http://schemas.openxmlformats.org/drawingml/2006/picture">
                   <pic:nvPicPr>
-                    <pic:cNvPr id="0" name="Picture 30"/>
-                    <pic:cNvPicPr>
-                      <a:picLocks noChangeAspect="1" noChangeArrowheads="1"/>
-                    </pic:cNvPicPr>
+                    <pic:cNvPr id="1" name=""/>
+                    <pic:cNvPicPr/>
                   </pic:nvPicPr>
                   <pic:blipFill>
-                    <a:blip r:embed="rId82">
-                      <a:extLst>
-                        <a:ext uri="{28A0092B-C50C-407E-A947-70E740481C1C}">
-                          <a14:useLocalDpi xmlns:a14="http://schemas.microsoft.com/office/drawing/2010/main" val="0"/>
-                        </a:ext>
-                      </a:extLst>
-                    </a:blip>
-                    <a:srcRect/>
+                    <a:blip r:embed="rId82"/>
                     <a:stretch>
                       <a:fillRect/>
                     </a:stretch>
                   </pic:blipFill>
-                  <pic:spPr bwMode="auto">
+                  <pic:spPr>
                     <a:xfrm>
                       <a:off x="0" y="0"/>
-                      <a:ext cx="3467100" cy="809625"/>
+                      <a:ext cx="4086795" cy="1143160"/>
                     </a:xfrm>
                     <a:prstGeom prst="rect">
                       <a:avLst/>
                     </a:prstGeom>
-                    <a:noFill/>
-                    <a:ln>
-                      <a:noFill/>
-                    </a:ln>
                   </pic:spPr>
                 </pic:pic>
               </a:graphicData>
@@ -15950,6 +16194,7 @@
           <w:sz w:val="28"/>
           <w:szCs w:val="28"/>
         </w:rPr>
+        <w:lastRenderedPageBreak/>
         <w:t>5 подсеть:</w:t>
       </w:r>
     </w:p>
@@ -15965,13 +16210,15 @@
       </w:pPr>
       <w:r>
         <w:rPr>
-          <w:noProof/>
+          <w:rFonts w:ascii="Times New Roman" w:hAnsi="Times New Roman" w:cs="Times New Roman"/>
+          <w:sz w:val="28"/>
+          <w:szCs w:val="28"/>
         </w:rPr>
         <w:drawing>
-          <wp:inline distT="0" distB="0" distL="0" distR="0" wp14:anchorId="75E9BC25" wp14:editId="1F273780">
-            <wp:extent cx="3467100" cy="809625"/>
+          <wp:inline distT="0" distB="0" distL="0" distR="0" wp14:anchorId="4BBD180E" wp14:editId="3050ADD9">
+            <wp:extent cx="4067743" cy="1171739"/>
             <wp:effectExtent l="0" t="0" r="0" b="9525"/>
-            <wp:docPr id="1006051564" name="Рисунок 31"/>
+            <wp:docPr id="1006051527" name="Рисунок 1006051527"/>
             <wp:cNvGraphicFramePr>
               <a:graphicFrameLocks xmlns:a="http://schemas.openxmlformats.org/drawingml/2006/main" noChangeAspect="1"/>
             </wp:cNvGraphicFramePr>
@@ -15979,36 +16226,23 @@
               <a:graphicData uri="http://schemas.openxmlformats.org/drawingml/2006/picture">
                 <pic:pic xmlns:pic="http://schemas.openxmlformats.org/drawingml/2006/picture">
                   <pic:nvPicPr>
-                    <pic:cNvPr id="0" name="Picture 31"/>
-                    <pic:cNvPicPr>
-                      <a:picLocks noChangeAspect="1" noChangeArrowheads="1"/>
-                    </pic:cNvPicPr>
+                    <pic:cNvPr id="1" name=""/>
+                    <pic:cNvPicPr/>
                   </pic:nvPicPr>
                   <pic:blipFill>
-                    <a:blip r:embed="rId83">
-                      <a:extLst>
-                        <a:ext uri="{28A0092B-C50C-407E-A947-70E740481C1C}">
-                          <a14:useLocalDpi xmlns:a14="http://schemas.microsoft.com/office/drawing/2010/main" val="0"/>
-                        </a:ext>
-                      </a:extLst>
-                    </a:blip>
-                    <a:srcRect/>
+                    <a:blip r:embed="rId83"/>
                     <a:stretch>
                       <a:fillRect/>
                     </a:stretch>
                   </pic:blipFill>
-                  <pic:spPr bwMode="auto">
+                  <pic:spPr>
                     <a:xfrm>
                       <a:off x="0" y="0"/>
-                      <a:ext cx="3467100" cy="809625"/>
+                      <a:ext cx="4067743" cy="1171739"/>
                     </a:xfrm>
                     <a:prstGeom prst="rect">
                       <a:avLst/>
                     </a:prstGeom>
-                    <a:noFill/>
-                    <a:ln>
-                      <a:noFill/>
-                    </a:ln>
                   </pic:spPr>
                 </pic:pic>
               </a:graphicData>
@@ -16071,7 +16305,57 @@
           <w:sz w:val="28"/>
           <w:szCs w:val="28"/>
         </w:rPr>
-        <w:t xml:space="preserve">400, 100, 60 узлов </w:t>
+        <w:t>10</w:t>
+      </w:r>
+      <w:r>
+        <w:rPr>
+          <w:rFonts w:ascii="Times New Roman" w:hAnsi="Times New Roman" w:cs="Times New Roman"/>
+          <w:b/>
+          <w:bCs/>
+          <w:sz w:val="28"/>
+          <w:szCs w:val="28"/>
+        </w:rPr>
+        <w:t xml:space="preserve">, </w:t>
+      </w:r>
+      <w:r>
+        <w:rPr>
+          <w:rFonts w:ascii="Times New Roman" w:hAnsi="Times New Roman" w:cs="Times New Roman"/>
+          <w:b/>
+          <w:bCs/>
+          <w:sz w:val="28"/>
+          <w:szCs w:val="28"/>
+        </w:rPr>
+        <w:t>2000</w:t>
+      </w:r>
+      <w:r>
+        <w:rPr>
+          <w:rFonts w:ascii="Times New Roman" w:hAnsi="Times New Roman" w:cs="Times New Roman"/>
+          <w:b/>
+          <w:bCs/>
+          <w:sz w:val="28"/>
+          <w:szCs w:val="28"/>
+        </w:rPr>
+        <w:t xml:space="preserve">, </w:t>
+      </w:r>
+      <w:r>
+        <w:rPr>
+          <w:rFonts w:ascii="Times New Roman" w:hAnsi="Times New Roman" w:cs="Times New Roman"/>
+          <w:b/>
+          <w:bCs/>
+          <w:sz w:val="28"/>
+          <w:szCs w:val="28"/>
+        </w:rPr>
+        <w:t>500</w:t>
+      </w:r>
+      <w:r>
+        <w:rPr>
+          <w:rFonts w:ascii="Times New Roman" w:hAnsi="Times New Roman" w:cs="Times New Roman"/>
+          <w:b/>
+          <w:bCs/>
+          <w:sz w:val="28"/>
+          <w:szCs w:val="28"/>
+        </w:rPr>
+        <w:t xml:space="preserve"> узлов </w:t>
       </w:r>
       <w:r>
         <w:rPr>
@@ -16211,7 +16495,39 @@
           <w:sz w:val="28"/>
           <w:szCs w:val="28"/>
         </w:rPr>
-        <w:t>Сначала необходимо разделить сеть на большее количество узлов, а в данном случае это 400 узлов</w:t>
+        <w:t>Сначала необходимо разделить сеть на</w:t>
+      </w:r>
+      <w:r>
+        <w:rPr>
+          <w:rFonts w:ascii="Times New Roman" w:hAnsi="Times New Roman" w:cs="Times New Roman"/>
+          <w:sz w:val="28"/>
+          <w:szCs w:val="28"/>
+        </w:rPr>
+        <w:t xml:space="preserve"> </w:t>
+      </w:r>
+      <w:r>
+        <w:rPr>
+          <w:rFonts w:ascii="Times New Roman" w:hAnsi="Times New Roman" w:cs="Times New Roman"/>
+          <w:sz w:val="28"/>
+          <w:szCs w:val="28"/>
+        </w:rPr>
+        <w:t xml:space="preserve">большее количество узлов, а в данном случае это </w:t>
+      </w:r>
+      <w:r>
+        <w:rPr>
+          <w:rFonts w:ascii="Times New Roman" w:hAnsi="Times New Roman" w:cs="Times New Roman"/>
+          <w:sz w:val="28"/>
+          <w:szCs w:val="28"/>
+        </w:rPr>
+        <w:t>2000</w:t>
+      </w:r>
+      <w:r>
+        <w:rPr>
+          <w:rFonts w:ascii="Times New Roman" w:hAnsi="Times New Roman" w:cs="Times New Roman"/>
+          <w:sz w:val="28"/>
+          <w:szCs w:val="28"/>
+        </w:rPr>
+        <w:t xml:space="preserve"> узлов</w:t>
       </w:r>
       <w:r>
         <w:rPr>
@@ -16238,7 +16554,71 @@
           <w:sz w:val="28"/>
           <w:szCs w:val="28"/>
         </w:rPr>
-        <w:t>Необходимо 9 бит (2^9 -2 = 510 узлов) оставить в узловой части, все остальные, 7 бит, будут в сетевой</w:t>
+        <w:t>Необходимо</w:t>
+      </w:r>
+      <w:r>
+        <w:rPr>
+          <w:rFonts w:ascii="Times New Roman" w:hAnsi="Times New Roman" w:cs="Times New Roman"/>
+          <w:sz w:val="28"/>
+          <w:szCs w:val="28"/>
+        </w:rPr>
+        <w:t xml:space="preserve"> 11</w:t>
+      </w:r>
+      <w:r>
+        <w:rPr>
+          <w:rFonts w:ascii="Times New Roman" w:hAnsi="Times New Roman" w:cs="Times New Roman"/>
+          <w:sz w:val="28"/>
+          <w:szCs w:val="28"/>
+        </w:rPr>
+        <w:t xml:space="preserve"> бит (2^</w:t>
+      </w:r>
+      <w:r>
+        <w:rPr>
+          <w:rFonts w:ascii="Times New Roman" w:hAnsi="Times New Roman" w:cs="Times New Roman"/>
+          <w:sz w:val="28"/>
+          <w:szCs w:val="28"/>
+        </w:rPr>
+        <w:t>11</w:t>
+      </w:r>
+      <w:r>
+        <w:rPr>
+          <w:rFonts w:ascii="Times New Roman" w:hAnsi="Times New Roman" w:cs="Times New Roman"/>
+          <w:sz w:val="28"/>
+          <w:szCs w:val="28"/>
+        </w:rPr>
+        <w:t xml:space="preserve"> -2 = </w:t>
+      </w:r>
+      <w:r>
+        <w:rPr>
+          <w:rFonts w:ascii="Times New Roman" w:hAnsi="Times New Roman" w:cs="Times New Roman"/>
+          <w:sz w:val="28"/>
+          <w:szCs w:val="28"/>
+        </w:rPr>
+        <w:t>2046</w:t>
+      </w:r>
+      <w:r>
+        <w:rPr>
+          <w:rFonts w:ascii="Times New Roman" w:hAnsi="Times New Roman" w:cs="Times New Roman"/>
+          <w:sz w:val="28"/>
+          <w:szCs w:val="28"/>
+        </w:rPr>
+        <w:t xml:space="preserve"> узлов) оставить в узловой части, все остальные, </w:t>
+      </w:r>
+      <w:r>
+        <w:rPr>
+          <w:rFonts w:ascii="Times New Roman" w:hAnsi="Times New Roman" w:cs="Times New Roman"/>
+          <w:sz w:val="28"/>
+          <w:szCs w:val="28"/>
+        </w:rPr>
+        <w:t>5</w:t>
+      </w:r>
+      <w:r>
+        <w:rPr>
+          <w:rFonts w:ascii="Times New Roman" w:hAnsi="Times New Roman" w:cs="Times New Roman"/>
+          <w:sz w:val="28"/>
+          <w:szCs w:val="28"/>
+        </w:rPr>
+        <w:t xml:space="preserve"> бит, будут в сетевой</w:t>
       </w:r>
       <w:r>
         <w:rPr>
@@ -16265,8 +16645,39 @@
           <w:sz w:val="28"/>
           <w:szCs w:val="28"/>
         </w:rPr>
-        <w:lastRenderedPageBreak/>
-        <w:t>Маска подсети изменится (/16+7=/23):</w:t>
+        <w:t>Маска подсети изменится (/16+</w:t>
+      </w:r>
+      <w:r>
+        <w:rPr>
+          <w:rFonts w:ascii="Times New Roman" w:hAnsi="Times New Roman" w:cs="Times New Roman"/>
+          <w:sz w:val="28"/>
+          <w:szCs w:val="28"/>
+        </w:rPr>
+        <w:t>5</w:t>
+      </w:r>
+      <w:r>
+        <w:rPr>
+          <w:rFonts w:ascii="Times New Roman" w:hAnsi="Times New Roman" w:cs="Times New Roman"/>
+          <w:sz w:val="28"/>
+          <w:szCs w:val="28"/>
+        </w:rPr>
+        <w:t>=/2</w:t>
+      </w:r>
+      <w:r>
+        <w:rPr>
+          <w:rFonts w:ascii="Times New Roman" w:hAnsi="Times New Roman" w:cs="Times New Roman"/>
+          <w:sz w:val="28"/>
+          <w:szCs w:val="28"/>
+        </w:rPr>
+        <w:t>1</w:t>
+      </w:r>
+      <w:r>
+        <w:rPr>
+          <w:rFonts w:ascii="Times New Roman" w:hAnsi="Times New Roman" w:cs="Times New Roman"/>
+          <w:sz w:val="28"/>
+          <w:szCs w:val="28"/>
+        </w:rPr>
+        <w:t>):</w:t>
       </w:r>
     </w:p>
     <w:p>
@@ -16282,15 +16693,14 @@
       <w:r>
         <w:rPr>
           <w:rFonts w:ascii="Times New Roman" w:hAnsi="Times New Roman" w:cs="Times New Roman"/>
-          <w:noProof/>
           <w:sz w:val="24"/>
           <w:szCs w:val="24"/>
         </w:rPr>
         <w:drawing>
-          <wp:inline distT="0" distB="0" distL="0" distR="0" wp14:anchorId="1AC619F7" wp14:editId="61DEA3C6">
-            <wp:extent cx="6120000" cy="636600"/>
-            <wp:effectExtent l="0" t="0" r="0" b="0"/>
-            <wp:docPr id="988689010" name="Рисунок 32"/>
+          <wp:inline distT="0" distB="0" distL="0" distR="0" wp14:anchorId="212E3CBE" wp14:editId="6EA4B4FE">
+            <wp:extent cx="5939790" cy="713740"/>
+            <wp:effectExtent l="0" t="0" r="3810" b="0"/>
+            <wp:docPr id="1006051531" name="Рисунок 1006051531"/>
             <wp:cNvGraphicFramePr>
               <a:graphicFrameLocks xmlns:a="http://schemas.openxmlformats.org/drawingml/2006/main" noChangeAspect="1"/>
             </wp:cNvGraphicFramePr>
@@ -16298,36 +16708,23 @@
               <a:graphicData uri="http://schemas.openxmlformats.org/drawingml/2006/picture">
                 <pic:pic xmlns:pic="http://schemas.openxmlformats.org/drawingml/2006/picture">
                   <pic:nvPicPr>
-                    <pic:cNvPr id="0" name="Picture 32"/>
-                    <pic:cNvPicPr>
-                      <a:picLocks noChangeAspect="1" noChangeArrowheads="1"/>
-                    </pic:cNvPicPr>
+                    <pic:cNvPr id="1" name=""/>
+                    <pic:cNvPicPr/>
                   </pic:nvPicPr>
                   <pic:blipFill>
-                    <a:blip r:embed="rId84">
-                      <a:extLst>
-                        <a:ext uri="{28A0092B-C50C-407E-A947-70E740481C1C}">
-                          <a14:useLocalDpi xmlns:a14="http://schemas.microsoft.com/office/drawing/2010/main" val="0"/>
-                        </a:ext>
-                      </a:extLst>
-                    </a:blip>
-                    <a:srcRect/>
+                    <a:blip r:embed="rId84"/>
                     <a:stretch>
                       <a:fillRect/>
                     </a:stretch>
                   </pic:blipFill>
-                  <pic:spPr bwMode="auto">
+                  <pic:spPr>
                     <a:xfrm>
                       <a:off x="0" y="0"/>
-                      <a:ext cx="6120000" cy="636600"/>
+                      <a:ext cx="5939790" cy="713740"/>
                     </a:xfrm>
                     <a:prstGeom prst="rect">
                       <a:avLst/>
                     </a:prstGeom>
-                    <a:noFill/>
-                    <a:ln>
-                      <a:noFill/>
-                    </a:ln>
                   </pic:spPr>
                 </pic:pic>
               </a:graphicData>
@@ -16504,13 +16901,15 @@
       </w:pPr>
       <w:r>
         <w:rPr>
-          <w:noProof/>
+          <w:rFonts w:ascii="Times New Roman" w:hAnsi="Times New Roman" w:cs="Times New Roman"/>
+          <w:sz w:val="28"/>
+          <w:szCs w:val="28"/>
         </w:rPr>
         <w:drawing>
-          <wp:inline distT="0" distB="0" distL="0" distR="0" wp14:anchorId="3FA2F044" wp14:editId="731BC9D3">
-            <wp:extent cx="3467100" cy="809625"/>
+          <wp:inline distT="0" distB="0" distL="0" distR="0" wp14:anchorId="5285032D" wp14:editId="53D7BE2C">
+            <wp:extent cx="4048690" cy="1114581"/>
             <wp:effectExtent l="0" t="0" r="0" b="9525"/>
-            <wp:docPr id="1448887128" name="Рисунок 33"/>
+            <wp:docPr id="1006051530" name="Рисунок 1006051530"/>
             <wp:cNvGraphicFramePr>
               <a:graphicFrameLocks xmlns:a="http://schemas.openxmlformats.org/drawingml/2006/main" noChangeAspect="1"/>
             </wp:cNvGraphicFramePr>
@@ -16518,36 +16917,23 @@
               <a:graphicData uri="http://schemas.openxmlformats.org/drawingml/2006/picture">
                 <pic:pic xmlns:pic="http://schemas.openxmlformats.org/drawingml/2006/picture">
                   <pic:nvPicPr>
-                    <pic:cNvPr id="0" name="Picture 33"/>
-                    <pic:cNvPicPr>
-                      <a:picLocks noChangeAspect="1" noChangeArrowheads="1"/>
-                    </pic:cNvPicPr>
+                    <pic:cNvPr id="1" name=""/>
+                    <pic:cNvPicPr/>
                   </pic:nvPicPr>
                   <pic:blipFill>
-                    <a:blip r:embed="rId85">
-                      <a:extLst>
-                        <a:ext uri="{28A0092B-C50C-407E-A947-70E740481C1C}">
-                          <a14:useLocalDpi xmlns:a14="http://schemas.microsoft.com/office/drawing/2010/main" val="0"/>
-                        </a:ext>
-                      </a:extLst>
-                    </a:blip>
-                    <a:srcRect/>
+                    <a:blip r:embed="rId85"/>
                     <a:stretch>
                       <a:fillRect/>
                     </a:stretch>
                   </pic:blipFill>
-                  <pic:spPr bwMode="auto">
+                  <pic:spPr>
                     <a:xfrm>
                       <a:off x="0" y="0"/>
-                      <a:ext cx="3467100" cy="809625"/>
+                      <a:ext cx="4048690" cy="1114581"/>
                     </a:xfrm>
                     <a:prstGeom prst="rect">
                       <a:avLst/>
                     </a:prstGeom>
-                    <a:noFill/>
-                    <a:ln>
-                      <a:noFill/>
-                    </a:ln>
                   </pic:spPr>
                 </pic:pic>
               </a:graphicData>
@@ -16579,24 +16965,15 @@
           <w:sz w:val="28"/>
           <w:szCs w:val="28"/>
         </w:rPr>
-        <w:t>Следующая сеть начинается с 10.11.2.0/23</w:t>
-      </w:r>
-    </w:p>
-    <w:p>
-      <w:pPr>
-        <w:rPr>
-          <w:rFonts w:ascii="Times New Roman" w:hAnsi="Times New Roman" w:cs="Times New Roman"/>
-          <w:sz w:val="28"/>
-          <w:szCs w:val="28"/>
-        </w:rPr>
-      </w:pPr>
-      <w:r>
-        <w:rPr>
-          <w:rFonts w:ascii="Times New Roman" w:hAnsi="Times New Roman" w:cs="Times New Roman"/>
-          <w:sz w:val="28"/>
-          <w:szCs w:val="28"/>
-        </w:rPr>
-        <w:t>Далее необходимо выделить следующее пространство на 100 IP-адресов, которое можно назначить узлам</w:t>
+        <w:t>Следующая сеть начинается с 10.1</w:t>
+      </w:r>
+      <w:r>
+        <w:rPr>
+          <w:rFonts w:ascii="Times New Roman" w:hAnsi="Times New Roman" w:cs="Times New Roman"/>
+          <w:sz w:val="28"/>
+          <w:szCs w:val="28"/>
+        </w:rPr>
+        <w:t>7</w:t>
       </w:r>
       <w:r>
         <w:rPr>
@@ -16606,22 +16983,120 @@
         </w:rPr>
         <w:t>.</w:t>
       </w:r>
-    </w:p>
-    <w:p>
-      <w:pPr>
-        <w:rPr>
-          <w:rFonts w:ascii="Times New Roman" w:hAnsi="Times New Roman" w:cs="Times New Roman"/>
-          <w:sz w:val="28"/>
-          <w:szCs w:val="28"/>
-        </w:rPr>
-      </w:pPr>
-      <w:r>
-        <w:rPr>
-          <w:rFonts w:ascii="Times New Roman" w:hAnsi="Times New Roman" w:cs="Times New Roman"/>
-          <w:sz w:val="28"/>
-          <w:szCs w:val="28"/>
-        </w:rPr>
-        <w:t>Необходимо 7 бит (2</w:t>
+      <w:r>
+        <w:rPr>
+          <w:rFonts w:ascii="Times New Roman" w:hAnsi="Times New Roman" w:cs="Times New Roman"/>
+          <w:sz w:val="28"/>
+          <w:szCs w:val="28"/>
+        </w:rPr>
+        <w:t>8</w:t>
+      </w:r>
+      <w:r>
+        <w:rPr>
+          <w:rFonts w:ascii="Times New Roman" w:hAnsi="Times New Roman" w:cs="Times New Roman"/>
+          <w:sz w:val="28"/>
+          <w:szCs w:val="28"/>
+        </w:rPr>
+        <w:t>.</w:t>
+      </w:r>
+      <w:r>
+        <w:rPr>
+          <w:rFonts w:ascii="Times New Roman" w:hAnsi="Times New Roman" w:cs="Times New Roman"/>
+          <w:sz w:val="28"/>
+          <w:szCs w:val="28"/>
+        </w:rPr>
+        <w:t>0</w:t>
+      </w:r>
+      <w:r>
+        <w:rPr>
+          <w:rFonts w:ascii="Times New Roman" w:hAnsi="Times New Roman" w:cs="Times New Roman"/>
+          <w:sz w:val="28"/>
+          <w:szCs w:val="28"/>
+        </w:rPr>
+        <w:t>/2</w:t>
+      </w:r>
+      <w:r>
+        <w:rPr>
+          <w:rFonts w:ascii="Times New Roman" w:hAnsi="Times New Roman" w:cs="Times New Roman"/>
+          <w:sz w:val="28"/>
+          <w:szCs w:val="28"/>
+        </w:rPr>
+        <w:t>1</w:t>
+      </w:r>
+    </w:p>
+    <w:p>
+      <w:pPr>
+        <w:rPr>
+          <w:rFonts w:ascii="Times New Roman" w:hAnsi="Times New Roman" w:cs="Times New Roman"/>
+          <w:sz w:val="28"/>
+          <w:szCs w:val="28"/>
+        </w:rPr>
+      </w:pPr>
+      <w:r>
+        <w:rPr>
+          <w:rFonts w:ascii="Times New Roman" w:hAnsi="Times New Roman" w:cs="Times New Roman"/>
+          <w:sz w:val="28"/>
+          <w:szCs w:val="28"/>
+        </w:rPr>
+        <w:t xml:space="preserve">Далее необходимо выделить следующее пространство на </w:t>
+      </w:r>
+      <w:r>
+        <w:rPr>
+          <w:rFonts w:ascii="Times New Roman" w:hAnsi="Times New Roman" w:cs="Times New Roman"/>
+          <w:sz w:val="28"/>
+          <w:szCs w:val="28"/>
+        </w:rPr>
+        <w:t>500</w:t>
+      </w:r>
+      <w:r>
+        <w:rPr>
+          <w:rFonts w:ascii="Times New Roman" w:hAnsi="Times New Roman" w:cs="Times New Roman"/>
+          <w:sz w:val="28"/>
+          <w:szCs w:val="28"/>
+        </w:rPr>
+        <w:t xml:space="preserve"> IP-адресов, которое можно назначить узлам</w:t>
+      </w:r>
+      <w:r>
+        <w:rPr>
+          <w:rFonts w:ascii="Times New Roman" w:hAnsi="Times New Roman" w:cs="Times New Roman"/>
+          <w:sz w:val="28"/>
+          <w:szCs w:val="28"/>
+        </w:rPr>
+        <w:t>.</w:t>
+      </w:r>
+    </w:p>
+    <w:p>
+      <w:pPr>
+        <w:rPr>
+          <w:rFonts w:ascii="Times New Roman" w:hAnsi="Times New Roman" w:cs="Times New Roman"/>
+          <w:sz w:val="28"/>
+          <w:szCs w:val="28"/>
+        </w:rPr>
+      </w:pPr>
+      <w:r>
+        <w:rPr>
+          <w:rFonts w:ascii="Times New Roman" w:hAnsi="Times New Roman" w:cs="Times New Roman"/>
+          <w:sz w:val="28"/>
+          <w:szCs w:val="28"/>
+        </w:rPr>
+        <w:lastRenderedPageBreak/>
+        <w:t xml:space="preserve">Необходимо </w:t>
+      </w:r>
+      <w:r>
+        <w:rPr>
+          <w:rFonts w:ascii="Times New Roman" w:hAnsi="Times New Roman" w:cs="Times New Roman"/>
+          <w:sz w:val="28"/>
+          <w:szCs w:val="28"/>
+        </w:rPr>
+        <w:t>9</w:t>
+      </w:r>
+      <w:r>
+        <w:rPr>
+          <w:rFonts w:ascii="Times New Roman" w:hAnsi="Times New Roman" w:cs="Times New Roman"/>
+          <w:sz w:val="28"/>
+          <w:szCs w:val="28"/>
+        </w:rPr>
+        <w:t xml:space="preserve"> бит (2</w:t>
       </w:r>
       <w:r>
         <w:rPr>
@@ -16630,7 +17105,7 @@
           <w:szCs w:val="28"/>
           <w:vertAlign w:val="superscript"/>
         </w:rPr>
-        <w:t>7</w:t>
+        <w:t>9</w:t>
       </w:r>
       <w:r>
         <w:rPr>
@@ -16654,7 +17129,23 @@
           <w:sz w:val="28"/>
           <w:szCs w:val="28"/>
         </w:rPr>
-        <w:t>2 = 126 узлов) оставить в узловой части, а 2 бита отдать в сетевую часть</w:t>
+        <w:t xml:space="preserve">2 = </w:t>
+      </w:r>
+      <w:r>
+        <w:rPr>
+          <w:rFonts w:ascii="Times New Roman" w:hAnsi="Times New Roman" w:cs="Times New Roman"/>
+          <w:sz w:val="28"/>
+          <w:szCs w:val="28"/>
+        </w:rPr>
+        <w:t>510</w:t>
+      </w:r>
+      <w:r>
+        <w:rPr>
+          <w:rFonts w:ascii="Times New Roman" w:hAnsi="Times New Roman" w:cs="Times New Roman"/>
+          <w:sz w:val="28"/>
+          <w:szCs w:val="28"/>
+        </w:rPr>
+        <w:t xml:space="preserve"> узлов) оставить в узловой части, а 2 бита отдать в сетевую часть</w:t>
       </w:r>
       <w:r>
         <w:rPr>
@@ -16679,7 +17170,39 @@
           <w:sz w:val="28"/>
           <w:szCs w:val="28"/>
         </w:rPr>
-        <w:t>Маска подсети также изменится (/23+2=/25):</w:t>
+        <w:t>Маска подсети также изменится (/2</w:t>
+      </w:r>
+      <w:r>
+        <w:rPr>
+          <w:rFonts w:ascii="Times New Roman" w:hAnsi="Times New Roman" w:cs="Times New Roman"/>
+          <w:sz w:val="28"/>
+          <w:szCs w:val="28"/>
+        </w:rPr>
+        <w:t>1</w:t>
+      </w:r>
+      <w:r>
+        <w:rPr>
+          <w:rFonts w:ascii="Times New Roman" w:hAnsi="Times New Roman" w:cs="Times New Roman"/>
+          <w:sz w:val="28"/>
+          <w:szCs w:val="28"/>
+        </w:rPr>
+        <w:t>+2=/2</w:t>
+      </w:r>
+      <w:r>
+        <w:rPr>
+          <w:rFonts w:ascii="Times New Roman" w:hAnsi="Times New Roman" w:cs="Times New Roman"/>
+          <w:sz w:val="28"/>
+          <w:szCs w:val="28"/>
+        </w:rPr>
+        <w:t>3</w:t>
+      </w:r>
+      <w:r>
+        <w:rPr>
+          <w:rFonts w:ascii="Times New Roman" w:hAnsi="Times New Roman" w:cs="Times New Roman"/>
+          <w:sz w:val="28"/>
+          <w:szCs w:val="28"/>
+        </w:rPr>
+        <w:t>):</w:t>
       </w:r>
     </w:p>
     <w:p>
@@ -16695,15 +17218,14 @@
       <w:r>
         <w:rPr>
           <w:rFonts w:ascii="Times New Roman" w:hAnsi="Times New Roman" w:cs="Times New Roman"/>
-          <w:noProof/>
           <w:sz w:val="24"/>
           <w:szCs w:val="24"/>
         </w:rPr>
         <w:drawing>
-          <wp:inline distT="0" distB="0" distL="0" distR="0" wp14:anchorId="6FE997DF" wp14:editId="264C552E">
-            <wp:extent cx="6120000" cy="636600"/>
-            <wp:effectExtent l="0" t="0" r="0" b="0"/>
-            <wp:docPr id="77644523" name="Рисунок 34"/>
+          <wp:inline distT="0" distB="0" distL="0" distR="0" wp14:anchorId="7C850BC7" wp14:editId="1130D15D">
+            <wp:extent cx="5939790" cy="727075"/>
+            <wp:effectExtent l="0" t="0" r="3810" b="0"/>
+            <wp:docPr id="1006051532" name="Рисунок 1006051532"/>
             <wp:cNvGraphicFramePr>
               <a:graphicFrameLocks xmlns:a="http://schemas.openxmlformats.org/drawingml/2006/main" noChangeAspect="1"/>
             </wp:cNvGraphicFramePr>
@@ -16711,36 +17233,23 @@
               <a:graphicData uri="http://schemas.openxmlformats.org/drawingml/2006/picture">
                 <pic:pic xmlns:pic="http://schemas.openxmlformats.org/drawingml/2006/picture">
                   <pic:nvPicPr>
-                    <pic:cNvPr id="0" name="Picture 34"/>
-                    <pic:cNvPicPr>
-                      <a:picLocks noChangeAspect="1" noChangeArrowheads="1"/>
-                    </pic:cNvPicPr>
+                    <pic:cNvPr id="1" name=""/>
+                    <pic:cNvPicPr/>
                   </pic:nvPicPr>
                   <pic:blipFill>
-                    <a:blip r:embed="rId86">
-                      <a:extLst>
-                        <a:ext uri="{28A0092B-C50C-407E-A947-70E740481C1C}">
-                          <a14:useLocalDpi xmlns:a14="http://schemas.microsoft.com/office/drawing/2010/main" val="0"/>
-                        </a:ext>
-                      </a:extLst>
-                    </a:blip>
-                    <a:srcRect/>
+                    <a:blip r:embed="rId86"/>
                     <a:stretch>
                       <a:fillRect/>
                     </a:stretch>
                   </pic:blipFill>
-                  <pic:spPr bwMode="auto">
+                  <pic:spPr>
                     <a:xfrm>
                       <a:off x="0" y="0"/>
-                      <a:ext cx="6120000" cy="636600"/>
+                      <a:ext cx="5939790" cy="727075"/>
                     </a:xfrm>
                     <a:prstGeom prst="rect">
                       <a:avLst/>
                     </a:prstGeom>
-                    <a:noFill/>
-                    <a:ln>
-                      <a:noFill/>
-                    </a:ln>
                   </pic:spPr>
                 </pic:pic>
               </a:graphicData>
@@ -16927,13 +17436,15 @@
       </w:pPr>
       <w:r>
         <w:rPr>
-          <w:noProof/>
+          <w:rFonts w:ascii="Times New Roman" w:hAnsi="Times New Roman" w:cs="Times New Roman"/>
+          <w:sz w:val="28"/>
+          <w:szCs w:val="28"/>
         </w:rPr>
         <w:drawing>
-          <wp:inline distT="0" distB="0" distL="0" distR="0" wp14:anchorId="5F7915AD" wp14:editId="7EEF1762">
-            <wp:extent cx="3467100" cy="809625"/>
-            <wp:effectExtent l="0" t="0" r="0" b="9525"/>
-            <wp:docPr id="613697743" name="Рисунок 35"/>
+          <wp:inline distT="0" distB="0" distL="0" distR="0" wp14:anchorId="73B85411" wp14:editId="017E13FB">
+            <wp:extent cx="4039164" cy="1181265"/>
+            <wp:effectExtent l="0" t="0" r="0" b="0"/>
+            <wp:docPr id="1006051535" name="Рисунок 1006051535"/>
             <wp:cNvGraphicFramePr>
               <a:graphicFrameLocks xmlns:a="http://schemas.openxmlformats.org/drawingml/2006/main" noChangeAspect="1"/>
             </wp:cNvGraphicFramePr>
@@ -16941,36 +17452,23 @@
               <a:graphicData uri="http://schemas.openxmlformats.org/drawingml/2006/picture">
                 <pic:pic xmlns:pic="http://schemas.openxmlformats.org/drawingml/2006/picture">
                   <pic:nvPicPr>
-                    <pic:cNvPr id="0" name="Picture 35"/>
-                    <pic:cNvPicPr>
-                      <a:picLocks noChangeAspect="1" noChangeArrowheads="1"/>
-                    </pic:cNvPicPr>
+                    <pic:cNvPr id="1" name=""/>
+                    <pic:cNvPicPr/>
                   </pic:nvPicPr>
                   <pic:blipFill>
-                    <a:blip r:embed="rId87">
-                      <a:extLst>
-                        <a:ext uri="{28A0092B-C50C-407E-A947-70E740481C1C}">
-                          <a14:useLocalDpi xmlns:a14="http://schemas.microsoft.com/office/drawing/2010/main" val="0"/>
-                        </a:ext>
-                      </a:extLst>
-                    </a:blip>
-                    <a:srcRect/>
+                    <a:blip r:embed="rId87"/>
                     <a:stretch>
                       <a:fillRect/>
                     </a:stretch>
                   </pic:blipFill>
-                  <pic:spPr bwMode="auto">
+                  <pic:spPr>
                     <a:xfrm>
                       <a:off x="0" y="0"/>
-                      <a:ext cx="3467100" cy="809625"/>
+                      <a:ext cx="4039164" cy="1181265"/>
                     </a:xfrm>
                     <a:prstGeom prst="rect">
                       <a:avLst/>
                     </a:prstGeom>
-                    <a:noFill/>
-                    <a:ln>
-                      <a:noFill/>
-                    </a:ln>
                   </pic:spPr>
                 </pic:pic>
               </a:graphicData>
@@ -17003,7 +17501,63 @@
           <w:sz w:val="28"/>
           <w:szCs w:val="28"/>
         </w:rPr>
-        <w:t>Следующая сеть начинается с 10.11.2.128/25</w:t>
+        <w:t>Следующая сеть начинается с 10.1</w:t>
+      </w:r>
+      <w:r>
+        <w:rPr>
+          <w:rFonts w:ascii="Times New Roman" w:hAnsi="Times New Roman" w:cs="Times New Roman"/>
+          <w:sz w:val="28"/>
+          <w:szCs w:val="28"/>
+        </w:rPr>
+        <w:t>7</w:t>
+      </w:r>
+      <w:r>
+        <w:rPr>
+          <w:rFonts w:ascii="Times New Roman" w:hAnsi="Times New Roman" w:cs="Times New Roman"/>
+          <w:sz w:val="28"/>
+          <w:szCs w:val="28"/>
+        </w:rPr>
+        <w:t>.</w:t>
+      </w:r>
+      <w:r>
+        <w:rPr>
+          <w:rFonts w:ascii="Times New Roman" w:hAnsi="Times New Roman" w:cs="Times New Roman"/>
+          <w:sz w:val="28"/>
+          <w:szCs w:val="28"/>
+        </w:rPr>
+        <w:t>10</w:t>
+      </w:r>
+      <w:r>
+        <w:rPr>
+          <w:rFonts w:ascii="Times New Roman" w:hAnsi="Times New Roman" w:cs="Times New Roman"/>
+          <w:sz w:val="28"/>
+          <w:szCs w:val="28"/>
+        </w:rPr>
+        <w:t>.</w:t>
+      </w:r>
+      <w:r>
+        <w:rPr>
+          <w:rFonts w:ascii="Times New Roman" w:hAnsi="Times New Roman" w:cs="Times New Roman"/>
+          <w:sz w:val="28"/>
+          <w:szCs w:val="28"/>
+        </w:rPr>
+        <w:t>0</w:t>
+      </w:r>
+      <w:r>
+        <w:rPr>
+          <w:rFonts w:ascii="Times New Roman" w:hAnsi="Times New Roman" w:cs="Times New Roman"/>
+          <w:sz w:val="28"/>
+          <w:szCs w:val="28"/>
+        </w:rPr>
+        <w:t>/2</w:t>
+      </w:r>
+      <w:r>
+        <w:rPr>
+          <w:rFonts w:ascii="Times New Roman" w:hAnsi="Times New Roman" w:cs="Times New Roman"/>
+          <w:sz w:val="28"/>
+          <w:szCs w:val="28"/>
+        </w:rPr>
+        <w:t>3</w:t>
       </w:r>
     </w:p>
     <w:p>
@@ -17021,7 +17575,23 @@
           <w:sz w:val="28"/>
           <w:szCs w:val="28"/>
         </w:rPr>
-        <w:t>Далее необходимо выделить следующее пространство на 60 IP-адресов, которое можно назначить узлам</w:t>
+        <w:t xml:space="preserve">Далее необходимо выделить следующее пространство на </w:t>
+      </w:r>
+      <w:r>
+        <w:rPr>
+          <w:rFonts w:ascii="Times New Roman" w:hAnsi="Times New Roman" w:cs="Times New Roman"/>
+          <w:sz w:val="28"/>
+          <w:szCs w:val="28"/>
+        </w:rPr>
+        <w:t>10</w:t>
+      </w:r>
+      <w:r>
+        <w:rPr>
+          <w:rFonts w:ascii="Times New Roman" w:hAnsi="Times New Roman" w:cs="Times New Roman"/>
+          <w:sz w:val="28"/>
+          <w:szCs w:val="28"/>
+        </w:rPr>
+        <w:t xml:space="preserve"> IP-адресов, которое можно назначить узлам</w:t>
       </w:r>
       <w:r>
         <w:rPr>
@@ -17047,7 +17617,71 @@
           <w:sz w:val="28"/>
           <w:szCs w:val="28"/>
         </w:rPr>
-        <w:t>Необходимо 6 бит (2^6 -2 = 62 узлов) оставить в узловой части, а 1 бит отдать в сетевую часть</w:t>
+        <w:t xml:space="preserve">Необходимо </w:t>
+      </w:r>
+      <w:r>
+        <w:rPr>
+          <w:rFonts w:ascii="Times New Roman" w:hAnsi="Times New Roman" w:cs="Times New Roman"/>
+          <w:sz w:val="28"/>
+          <w:szCs w:val="28"/>
+        </w:rPr>
+        <w:t>4</w:t>
+      </w:r>
+      <w:r>
+        <w:rPr>
+          <w:rFonts w:ascii="Times New Roman" w:hAnsi="Times New Roman" w:cs="Times New Roman"/>
+          <w:sz w:val="28"/>
+          <w:szCs w:val="28"/>
+        </w:rPr>
+        <w:t xml:space="preserve"> бит (2^</w:t>
+      </w:r>
+      <w:r>
+        <w:rPr>
+          <w:rFonts w:ascii="Times New Roman" w:hAnsi="Times New Roman" w:cs="Times New Roman"/>
+          <w:sz w:val="28"/>
+          <w:szCs w:val="28"/>
+        </w:rPr>
+        <w:t>4</w:t>
+      </w:r>
+      <w:r>
+        <w:rPr>
+          <w:rFonts w:ascii="Times New Roman" w:hAnsi="Times New Roman" w:cs="Times New Roman"/>
+          <w:sz w:val="28"/>
+          <w:szCs w:val="28"/>
+        </w:rPr>
+        <w:t xml:space="preserve"> -2 = </w:t>
+      </w:r>
+      <w:r>
+        <w:rPr>
+          <w:rFonts w:ascii="Times New Roman" w:hAnsi="Times New Roman" w:cs="Times New Roman"/>
+          <w:sz w:val="28"/>
+          <w:szCs w:val="28"/>
+        </w:rPr>
+        <w:t>14</w:t>
+      </w:r>
+      <w:r>
+        <w:rPr>
+          <w:rFonts w:ascii="Times New Roman" w:hAnsi="Times New Roman" w:cs="Times New Roman"/>
+          <w:sz w:val="28"/>
+          <w:szCs w:val="28"/>
+        </w:rPr>
+        <w:t xml:space="preserve"> узлов) оставить в узловой части, а </w:t>
+      </w:r>
+      <w:r>
+        <w:rPr>
+          <w:rFonts w:ascii="Times New Roman" w:hAnsi="Times New Roman" w:cs="Times New Roman"/>
+          <w:sz w:val="28"/>
+          <w:szCs w:val="28"/>
+        </w:rPr>
+        <w:t>5</w:t>
+      </w:r>
+      <w:r>
+        <w:rPr>
+          <w:rFonts w:ascii="Times New Roman" w:hAnsi="Times New Roman" w:cs="Times New Roman"/>
+          <w:sz w:val="28"/>
+          <w:szCs w:val="28"/>
+        </w:rPr>
+        <w:t xml:space="preserve"> бит отдать в сетевую часть</w:t>
       </w:r>
       <w:r>
         <w:rPr>
@@ -17073,7 +17707,55 @@
           <w:sz w:val="28"/>
           <w:szCs w:val="28"/>
         </w:rPr>
-        <w:t>Маска подсети изменится (/25+1=/26):</w:t>
+        <w:t>Маска подсети изменится (/2</w:t>
+      </w:r>
+      <w:r>
+        <w:rPr>
+          <w:rFonts w:ascii="Times New Roman" w:hAnsi="Times New Roman" w:cs="Times New Roman"/>
+          <w:sz w:val="28"/>
+          <w:szCs w:val="28"/>
+        </w:rPr>
+        <w:t>3</w:t>
+      </w:r>
+      <w:r>
+        <w:rPr>
+          <w:rFonts w:ascii="Times New Roman" w:hAnsi="Times New Roman" w:cs="Times New Roman"/>
+          <w:sz w:val="28"/>
+          <w:szCs w:val="28"/>
+        </w:rPr>
+        <w:t>+</w:t>
+      </w:r>
+      <w:r>
+        <w:rPr>
+          <w:rFonts w:ascii="Times New Roman" w:hAnsi="Times New Roman" w:cs="Times New Roman"/>
+          <w:sz w:val="28"/>
+          <w:szCs w:val="28"/>
+        </w:rPr>
+        <w:t>5</w:t>
+      </w:r>
+      <w:r>
+        <w:rPr>
+          <w:rFonts w:ascii="Times New Roman" w:hAnsi="Times New Roman" w:cs="Times New Roman"/>
+          <w:sz w:val="28"/>
+          <w:szCs w:val="28"/>
+        </w:rPr>
+        <w:t>=/2</w:t>
+      </w:r>
+      <w:r>
+        <w:rPr>
+          <w:rFonts w:ascii="Times New Roman" w:hAnsi="Times New Roman" w:cs="Times New Roman"/>
+          <w:sz w:val="28"/>
+          <w:szCs w:val="28"/>
+        </w:rPr>
+        <w:t>8</w:t>
+      </w:r>
+      <w:r>
+        <w:rPr>
+          <w:rFonts w:ascii="Times New Roman" w:hAnsi="Times New Roman" w:cs="Times New Roman"/>
+          <w:sz w:val="28"/>
+          <w:szCs w:val="28"/>
+        </w:rPr>
+        <w:t>):</w:t>
       </w:r>
     </w:p>
     <w:p>
@@ -17089,16 +17771,14 @@
       <w:r>
         <w:rPr>
           <w:rFonts w:ascii="Times New Roman" w:hAnsi="Times New Roman" w:cs="Times New Roman"/>
-          <w:noProof/>
-          <w:sz w:val="24"/>
-          <w:szCs w:val="24"/>
-        </w:rPr>
-        <w:lastRenderedPageBreak/>
+          <w:sz w:val="24"/>
+          <w:szCs w:val="24"/>
+        </w:rPr>
         <w:drawing>
-          <wp:inline distT="0" distB="0" distL="0" distR="0" wp14:anchorId="3647EDD3" wp14:editId="56F0C29E">
-            <wp:extent cx="6120000" cy="636600"/>
-            <wp:effectExtent l="0" t="0" r="0" b="0"/>
-            <wp:docPr id="2025539435" name="Рисунок 37"/>
+          <wp:inline distT="0" distB="0" distL="0" distR="0" wp14:anchorId="12683FA5" wp14:editId="068342E9">
+            <wp:extent cx="5939790" cy="721360"/>
+            <wp:effectExtent l="0" t="0" r="3810" b="2540"/>
+            <wp:docPr id="1006051536" name="Рисунок 1006051536"/>
             <wp:cNvGraphicFramePr>
               <a:graphicFrameLocks xmlns:a="http://schemas.openxmlformats.org/drawingml/2006/main" noChangeAspect="1"/>
             </wp:cNvGraphicFramePr>
@@ -17106,36 +17786,23 @@
               <a:graphicData uri="http://schemas.openxmlformats.org/drawingml/2006/picture">
                 <pic:pic xmlns:pic="http://schemas.openxmlformats.org/drawingml/2006/picture">
                   <pic:nvPicPr>
-                    <pic:cNvPr id="0" name="Picture 37"/>
-                    <pic:cNvPicPr>
-                      <a:picLocks noChangeAspect="1" noChangeArrowheads="1"/>
-                    </pic:cNvPicPr>
+                    <pic:cNvPr id="1" name=""/>
+                    <pic:cNvPicPr/>
                   </pic:nvPicPr>
                   <pic:blipFill>
-                    <a:blip r:embed="rId88">
-                      <a:extLst>
-                        <a:ext uri="{28A0092B-C50C-407E-A947-70E740481C1C}">
-                          <a14:useLocalDpi xmlns:a14="http://schemas.microsoft.com/office/drawing/2010/main" val="0"/>
-                        </a:ext>
-                      </a:extLst>
-                    </a:blip>
-                    <a:srcRect/>
+                    <a:blip r:embed="rId88"/>
                     <a:stretch>
                       <a:fillRect/>
                     </a:stretch>
                   </pic:blipFill>
-                  <pic:spPr bwMode="auto">
+                  <pic:spPr>
                     <a:xfrm>
                       <a:off x="0" y="0"/>
-                      <a:ext cx="6120000" cy="636600"/>
+                      <a:ext cx="5939790" cy="721360"/>
                     </a:xfrm>
                     <a:prstGeom prst="rect">
                       <a:avLst/>
                     </a:prstGeom>
-                    <a:noFill/>
-                    <a:ln>
-                      <a:noFill/>
-                    </a:ln>
                   </pic:spPr>
                 </pic:pic>
               </a:graphicData>
@@ -17311,13 +17978,15 @@
       </w:pPr>
       <w:r>
         <w:rPr>
-          <w:noProof/>
+          <w:rFonts w:ascii="Times New Roman" w:hAnsi="Times New Roman" w:cs="Times New Roman"/>
+          <w:sz w:val="28"/>
+          <w:szCs w:val="28"/>
         </w:rPr>
         <w:drawing>
-          <wp:inline distT="0" distB="0" distL="0" distR="0" wp14:anchorId="26786FC8" wp14:editId="489D03FE">
-            <wp:extent cx="3467100" cy="809625"/>
-            <wp:effectExtent l="0" t="0" r="0" b="9525"/>
-            <wp:docPr id="1424115855" name="Рисунок 38"/>
+          <wp:inline distT="0" distB="0" distL="0" distR="0" wp14:anchorId="42A8D94B" wp14:editId="62A4FC31">
+            <wp:extent cx="4058216" cy="1143160"/>
+            <wp:effectExtent l="0" t="0" r="0" b="0"/>
+            <wp:docPr id="1006051537" name="Рисунок 1006051537"/>
             <wp:cNvGraphicFramePr>
               <a:graphicFrameLocks xmlns:a="http://schemas.openxmlformats.org/drawingml/2006/main" noChangeAspect="1"/>
             </wp:cNvGraphicFramePr>
@@ -17325,36 +17994,23 @@
               <a:graphicData uri="http://schemas.openxmlformats.org/drawingml/2006/picture">
                 <pic:pic xmlns:pic="http://schemas.openxmlformats.org/drawingml/2006/picture">
                   <pic:nvPicPr>
-                    <pic:cNvPr id="0" name="Picture 38"/>
-                    <pic:cNvPicPr>
-                      <a:picLocks noChangeAspect="1" noChangeArrowheads="1"/>
-                    </pic:cNvPicPr>
+                    <pic:cNvPr id="1" name=""/>
+                    <pic:cNvPicPr/>
                   </pic:nvPicPr>
                   <pic:blipFill>
-                    <a:blip r:embed="rId89">
-                      <a:extLst>
-                        <a:ext uri="{28A0092B-C50C-407E-A947-70E740481C1C}">
-                          <a14:useLocalDpi xmlns:a14="http://schemas.microsoft.com/office/drawing/2010/main" val="0"/>
-                        </a:ext>
-                      </a:extLst>
-                    </a:blip>
-                    <a:srcRect/>
+                    <a:blip r:embed="rId89"/>
                     <a:stretch>
                       <a:fillRect/>
                     </a:stretch>
                   </pic:blipFill>
-                  <pic:spPr bwMode="auto">
+                  <pic:spPr>
                     <a:xfrm>
                       <a:off x="0" y="0"/>
-                      <a:ext cx="3467100" cy="809625"/>
+                      <a:ext cx="4058216" cy="1143160"/>
                     </a:xfrm>
                     <a:prstGeom prst="rect">
                       <a:avLst/>
                     </a:prstGeom>
-                    <a:noFill/>
-                    <a:ln>
-                      <a:noFill/>
-                    </a:ln>
                   </pic:spPr>
                 </pic:pic>
               </a:graphicData>
@@ -17374,6 +18030,28 @@
     </w:p>
     <w:p>
       <w:pPr>
+        <w:spacing w:before="120" w:after="0" w:line="240" w:lineRule="auto"/>
+        <w:rPr>
+          <w:rFonts w:ascii="Times New Roman" w:hAnsi="Times New Roman" w:cs="Times New Roman"/>
+          <w:b/>
+          <w:bCs/>
+          <w:sz w:val="28"/>
+          <w:szCs w:val="28"/>
+        </w:rPr>
+      </w:pPr>
+      <w:r>
+        <w:rPr>
+          <w:rFonts w:ascii="Times New Roman" w:hAnsi="Times New Roman" w:cs="Times New Roman"/>
+          <w:b/>
+          <w:bCs/>
+          <w:sz w:val="28"/>
+          <w:szCs w:val="28"/>
+        </w:rPr>
+        <w:br w:type="page"/>
+      </w:r>
+    </w:p>
+    <w:p>
+      <w:pPr>
         <w:jc w:val="center"/>
         <w:rPr>
           <w:rFonts w:ascii="Times New Roman" w:hAnsi="Times New Roman" w:cs="Times New Roman"/>
@@ -17391,6 +18069,7 @@
           <w:sz w:val="28"/>
           <w:szCs w:val="28"/>
         </w:rPr>
+        <w:lastRenderedPageBreak/>
         <w:t>Вывод</w:t>
       </w:r>
     </w:p>
